--- a/TS Jatai Ghanam Project/TS 4.4/TS 4.4 Jatai Malayalam Corrections.docx
+++ b/TS Jatai Ghanam Project/TS 4.4/TS 4.4 Jatai Malayalam Corrections.docx
@@ -1,6 +1,6 @@
 
 <file path=word/document.xml><?xml version="1.0" encoding="utf-8"?>
-<w:document xmlns:wpc="http://schemas.microsoft.com/office/word/2010/wordprocessingCanvas" xmlns:cx="http://schemas.microsoft.com/office/drawing/2014/chartex" xmlns:cx1="http://schemas.microsoft.com/office/drawing/2015/9/8/chartex" xmlns:cx2="http://schemas.microsoft.com/office/drawing/2015/10/21/chartex" xmlns:cx3="http://schemas.microsoft.com/office/drawing/2016/5/9/chartex" xmlns:cx4="http://schemas.microsoft.com/office/drawing/2016/5/10/chartex" xmlns:cx5="http://schemas.microsoft.com/office/drawing/2016/5/11/chartex" xmlns:cx6="http://schemas.microsoft.com/office/drawing/2016/5/12/chartex" xmlns:cx7="http://schemas.microsoft.com/office/drawing/2016/5/13/chartex" xmlns:cx8="http://schemas.microsoft.com/office/drawing/2016/5/14/chartex" xmlns:mc="http://schemas.openxmlformats.org/markup-compatibility/2006" xmlns:aink="http://schemas.microsoft.com/office/drawing/2016/ink" xmlns:am3d="http://schemas.microsoft.com/office/drawing/2017/model3d" xmlns:o="urn:schemas-microsoft-com:office:office" xmlns:oel="http://schemas.microsoft.com/office/2019/extlst" xmlns:r="http://schemas.openxmlformats.org/officeDocument/2006/relationships" xmlns:m="http://schemas.openxmlformats.org/officeDocument/2006/math" xmlns:v="urn:schemas-microsoft-com:vml" xmlns:wp14="http://schemas.microsoft.com/office/word/2010/wordprocessingDrawing" xmlns:wp="http://schemas.openxmlformats.org/drawingml/2006/wordprocessingDrawing" xmlns:w10="urn:schemas-microsoft-com:office:word" xmlns:w="http://schemas.openxmlformats.org/wordprocessingml/2006/main" xmlns:w14="http://schemas.microsoft.com/office/word/2010/wordml" xmlns:w15="http://schemas.microsoft.com/office/word/2012/wordml" xmlns:w16cex="http://schemas.microsoft.com/office/word/2018/wordml/cex" xmlns:w16cid="http://schemas.microsoft.com/office/word/2016/wordml/cid" xmlns:w16="http://schemas.microsoft.com/office/word/2018/wordml" xmlns:w16sdtdh="http://schemas.microsoft.com/office/word/2020/wordml/sdtdatahash" xmlns:w16se="http://schemas.microsoft.com/office/word/2015/wordml/symex" xmlns:wpg="http://schemas.microsoft.com/office/word/2010/wordprocessingGroup" xmlns:wpi="http://schemas.microsoft.com/office/word/2010/wordprocessingInk" xmlns:wne="http://schemas.microsoft.com/office/word/2006/wordml" xmlns:wps="http://schemas.microsoft.com/office/word/2010/wordprocessingShape" mc:Ignorable="w14 w15 w16se w16cid w16 w16cex w16sdtdh wp14">
+<w:document xmlns:wpc="http://schemas.microsoft.com/office/word/2010/wordprocessingCanvas" xmlns:cx="http://schemas.microsoft.com/office/drawing/2014/chartex" xmlns:cx1="http://schemas.microsoft.com/office/drawing/2015/9/8/chartex" xmlns:cx2="http://schemas.microsoft.com/office/drawing/2015/10/21/chartex" xmlns:cx3="http://schemas.microsoft.com/office/drawing/2016/5/9/chartex" xmlns:cx4="http://schemas.microsoft.com/office/drawing/2016/5/10/chartex" xmlns:cx5="http://schemas.microsoft.com/office/drawing/2016/5/11/chartex" xmlns:cx6="http://schemas.microsoft.com/office/drawing/2016/5/12/chartex" xmlns:cx7="http://schemas.microsoft.com/office/drawing/2016/5/13/chartex" xmlns:cx8="http://schemas.microsoft.com/office/drawing/2016/5/14/chartex" xmlns:mc="http://schemas.openxmlformats.org/markup-compatibility/2006" xmlns:aink="http://schemas.microsoft.com/office/drawing/2016/ink" xmlns:am3d="http://schemas.microsoft.com/office/drawing/2017/model3d" xmlns:o="urn:schemas-microsoft-com:office:office" xmlns:oel="http://schemas.microsoft.com/office/2019/extlst" xmlns:r="http://schemas.openxmlformats.org/officeDocument/2006/relationships" xmlns:m="http://schemas.openxmlformats.org/officeDocument/2006/math" xmlns:v="urn:schemas-microsoft-com:vml" xmlns:wp14="http://schemas.microsoft.com/office/word/2010/wordprocessingDrawing" xmlns:wp="http://schemas.openxmlformats.org/drawingml/2006/wordprocessingDrawing" xmlns:w10="urn:schemas-microsoft-com:office:word" xmlns:w="http://schemas.openxmlformats.org/wordprocessingml/2006/main" xmlns:w14="http://schemas.microsoft.com/office/word/2010/wordml" xmlns:w15="http://schemas.microsoft.com/office/word/2012/wordml" xmlns:w16cex="http://schemas.microsoft.com/office/word/2018/wordml/cex" xmlns:w16cid="http://schemas.microsoft.com/office/word/2016/wordml/cid" xmlns:w16="http://schemas.microsoft.com/office/word/2018/wordml" xmlns:w16du="http://schemas.microsoft.com/office/word/2023/wordml/word16du" xmlns:w16sdtdh="http://schemas.microsoft.com/office/word/2020/wordml/sdtdatahash" xmlns:w16sdtfl="http://schemas.microsoft.com/office/word/2024/wordml/sdtformatlock" xmlns:w16se="http://schemas.microsoft.com/office/word/2015/wordml/symex" xmlns:wpg="http://schemas.microsoft.com/office/word/2010/wordprocessingGroup" xmlns:wpi="http://schemas.microsoft.com/office/word/2010/wordprocessingInk" xmlns:wne="http://schemas.microsoft.com/office/word/2006/wordml" xmlns:wps="http://schemas.microsoft.com/office/word/2010/wordprocessingShape" mc:Ignorable="w14 w15 w16se w16cid w16 w16cex w16sdtdh w16sdtfl w16du wp14">
   <w:body>
     <w:p>
       <w:pPr>
@@ -24,6 +24,7 @@
         </w:rPr>
         <w:t xml:space="preserve">TS </w:t>
       </w:r>
+      <w:proofErr w:type="gramStart"/>
       <w:r>
         <w:rPr>
           <w:b/>
@@ -52,7 +53,4768 @@
           <w:szCs w:val="32"/>
           <w:u w:val="single"/>
         </w:rPr>
-        <w:t xml:space="preserve">– TS </w:t>
+        <w:t>–</w:t>
+      </w:r>
+      <w:proofErr w:type="gramEnd"/>
+      <w:r>
+        <w:rPr>
+          <w:b/>
+          <w:bCs/>
+          <w:sz w:val="32"/>
+          <w:szCs w:val="32"/>
+          <w:u w:val="single"/>
+        </w:rPr>
+        <w:t xml:space="preserve"> TS </w:t>
+      </w:r>
+      <w:r>
+        <w:rPr>
+          <w:b/>
+          <w:bCs/>
+          <w:sz w:val="32"/>
+          <w:szCs w:val="32"/>
+          <w:u w:val="single"/>
+        </w:rPr>
+        <w:t>4.4</w:t>
+      </w:r>
+      <w:r>
+        <w:rPr>
+          <w:b/>
+          <w:bCs/>
+          <w:sz w:val="32"/>
+          <w:szCs w:val="32"/>
+          <w:u w:val="single"/>
+        </w:rPr>
+        <w:t xml:space="preserve"> </w:t>
+      </w:r>
+      <w:r>
+        <w:rPr>
+          <w:b/>
+          <w:bCs/>
+          <w:sz w:val="32"/>
+          <w:szCs w:val="32"/>
+          <w:u w:val="single"/>
+        </w:rPr>
+        <w:t>Malayalam</w:t>
+      </w:r>
+      <w:r>
+        <w:rPr>
+          <w:b/>
+          <w:bCs/>
+          <w:sz w:val="32"/>
+          <w:szCs w:val="32"/>
+          <w:u w:val="single"/>
+        </w:rPr>
+        <w:t xml:space="preserve"> Corrections –</w:t>
+      </w:r>
+      <w:r>
+        <w:rPr>
+          <w:b/>
+          <w:bCs/>
+          <w:sz w:val="32"/>
+          <w:szCs w:val="32"/>
+          <w:u w:val="single"/>
+        </w:rPr>
+        <w:t xml:space="preserve"> </w:t>
+      </w:r>
+      <w:r>
+        <w:rPr>
+          <w:b/>
+          <w:bCs/>
+          <w:sz w:val="32"/>
+          <w:szCs w:val="32"/>
+          <w:u w:val="single"/>
+        </w:rPr>
+        <w:t xml:space="preserve">Observed till </w:t>
+      </w:r>
+      <w:r>
+        <w:rPr>
+          <w:b/>
+          <w:bCs/>
+          <w:sz w:val="32"/>
+          <w:szCs w:val="32"/>
+          <w:u w:val="single"/>
+        </w:rPr>
+        <w:t>31st Oct 2026</w:t>
+      </w:r>
+    </w:p>
+    <w:p>
+      <w:pPr>
+        <w:spacing w:before="0" w:line="240" w:lineRule="auto"/>
+        <w:jc w:val="center"/>
+        <w:rPr>
+          <w:b/>
+          <w:bCs/>
+          <w:sz w:val="28"/>
+          <w:szCs w:val="32"/>
+        </w:rPr>
+      </w:pPr>
+      <w:r>
+        <w:rPr>
+          <w:b/>
+          <w:bCs/>
+          <w:sz w:val="28"/>
+          <w:szCs w:val="32"/>
+        </w:rPr>
+        <w:t>(ignore those which are already incorporated in your book’s version and date)</w:t>
+      </w:r>
+    </w:p>
+    <w:tbl>
+      <w:tblPr>
+        <w:tblW w:w="14537" w:type="dxa"/>
+        <w:tblInd w:w="-792" w:type="dxa"/>
+        <w:tblBorders>
+          <w:top w:val="single" w:sz="4" w:space="0" w:color="000000"/>
+          <w:left w:val="single" w:sz="4" w:space="0" w:color="000000"/>
+          <w:bottom w:val="single" w:sz="4" w:space="0" w:color="000000"/>
+          <w:right w:val="single" w:sz="4" w:space="0" w:color="000000"/>
+          <w:insideH w:val="single" w:sz="4" w:space="0" w:color="000000"/>
+          <w:insideV w:val="single" w:sz="4" w:space="0" w:color="000000"/>
+        </w:tblBorders>
+        <w:tblLook w:val="04A0" w:firstRow="1" w:lastRow="0" w:firstColumn="1" w:lastColumn="0" w:noHBand="0" w:noVBand="1"/>
+      </w:tblPr>
+      <w:tblGrid>
+        <w:gridCol w:w="7166"/>
+        <w:gridCol w:w="7371"/>
+      </w:tblGrid>
+      <w:tr>
+        <w:tc>
+          <w:tcPr>
+            <w:tcW w:w="7166" w:type="dxa"/>
+          </w:tcPr>
+          <w:p>
+            <w:pPr>
+              <w:spacing w:before="0" w:line="240" w:lineRule="auto"/>
+              <w:jc w:val="center"/>
+              <w:rPr>
+                <w:b/>
+                <w:sz w:val="32"/>
+                <w:szCs w:val="32"/>
+              </w:rPr>
+            </w:pPr>
+            <w:r>
+              <w:rPr>
+                <w:b/>
+                <w:sz w:val="32"/>
+                <w:szCs w:val="32"/>
+              </w:rPr>
+              <w:t>As Printed</w:t>
+            </w:r>
+          </w:p>
+        </w:tc>
+        <w:tc>
+          <w:tcPr>
+            <w:tcW w:w="7371" w:type="dxa"/>
+          </w:tcPr>
+          <w:p>
+            <w:pPr>
+              <w:spacing w:before="0" w:line="240" w:lineRule="auto"/>
+              <w:ind w:right="-18"/>
+              <w:jc w:val="center"/>
+              <w:rPr>
+                <w:b/>
+                <w:sz w:val="32"/>
+                <w:szCs w:val="32"/>
+              </w:rPr>
+            </w:pPr>
+            <w:r>
+              <w:rPr>
+                <w:b/>
+                <w:sz w:val="32"/>
+                <w:szCs w:val="32"/>
+              </w:rPr>
+              <w:t>To be read as or corrected as</w:t>
+            </w:r>
+            <w:r>
+              <w:rPr>
+                <w:b/>
+                <w:sz w:val="32"/>
+                <w:szCs w:val="32"/>
+              </w:rPr>
+              <w:t xml:space="preserve"> </w:t>
+            </w:r>
+          </w:p>
+        </w:tc>
+      </w:tr>
+      <w:tr>
+        <w:trPr>
+          <w:trHeight w:val="1182"/>
+        </w:trPr>
+        <w:tc>
+          <w:tcPr>
+            <w:tcW w:w="7166" w:type="dxa"/>
+            <w:tcBorders>
+              <w:top w:val="single" w:sz="4" w:space="0" w:color="000000"/>
+              <w:left w:val="single" w:sz="4" w:space="0" w:color="000000"/>
+              <w:bottom w:val="single" w:sz="4" w:space="0" w:color="000000"/>
+              <w:right w:val="single" w:sz="4" w:space="0" w:color="000000"/>
+            </w:tcBorders>
+          </w:tcPr>
+          <w:p>
+            <w:pPr>
+              <w:widowControl w:val="0"/>
+              <w:autoSpaceDE w:val="0"/>
+              <w:autoSpaceDN w:val="0"/>
+              <w:adjustRightInd w:val="0"/>
+              <w:spacing w:before="0" w:line="240" w:lineRule="auto"/>
+              <w:rPr>
+                <w:rFonts w:cs="Arial"/>
+                <w:color w:val="000000"/>
+                <w:sz w:val="32"/>
+                <w:szCs w:val="32"/>
+              </w:rPr>
+            </w:pPr>
+            <w:r>
+              <w:rPr>
+                <w:rFonts w:ascii="BRH Malayalam Extra" w:hAnsi="BRH Malayalam Extra" w:cs="BRH Malayalam Extra"/>
+                <w:color w:val="000000"/>
+                <w:sz w:val="32"/>
+                <w:szCs w:val="32"/>
+              </w:rPr>
+              <w:t>(</w:t>
+            </w:r>
+            <w:proofErr w:type="gramStart"/>
+            <w:r>
+              <w:rPr>
+                <w:rFonts w:cs="BRH Malayalam Extra"/>
+                <w:color w:val="000000"/>
+                <w:szCs w:val="32"/>
+              </w:rPr>
+              <w:t>16</w:t>
+            </w:r>
+            <w:r>
+              <w:rPr>
+                <w:rFonts w:ascii="BRH Malayalam Extra" w:hAnsi="BRH Malayalam Extra" w:cs="BRH Malayalam Extra"/>
+                <w:color w:val="000000"/>
+                <w:sz w:val="32"/>
+                <w:szCs w:val="32"/>
+              </w:rPr>
+              <w:t>)</w:t>
+            </w:r>
+            <w:r>
+              <w:rPr>
+                <w:rFonts w:cs="BRH Malayalam Extra"/>
+                <w:color w:val="000000"/>
+                <w:szCs w:val="32"/>
+              </w:rPr>
+              <w:t>[</w:t>
+            </w:r>
+            <w:proofErr w:type="gramEnd"/>
+            <w:r>
+              <w:rPr>
+                <w:rFonts w:cs="BRH Malayalam Extra"/>
+                <w:color w:val="000000"/>
+                <w:szCs w:val="32"/>
+              </w:rPr>
+              <w:t>P6</w:t>
+            </w:r>
+            <w:r>
+              <w:rPr>
+                <w:rFonts w:ascii="BRH Malayalam Extra" w:hAnsi="BRH Malayalam Extra" w:cs="BRH Malayalam Extra"/>
+                <w:color w:val="000000"/>
+                <w:sz w:val="32"/>
+                <w:szCs w:val="32"/>
+              </w:rPr>
+              <w:t xml:space="preserve">] </w:t>
+            </w:r>
+            <w:r>
+              <w:rPr>
+                <w:rFonts w:cs="BRH Malayalam Extra"/>
+                <w:color w:val="000000"/>
+                <w:szCs w:val="32"/>
+              </w:rPr>
+              <w:t>4</w:t>
+            </w:r>
+            <w:r>
+              <w:rPr>
+                <w:rFonts w:ascii="BRH Malayalam Extra" w:hAnsi="BRH Malayalam Extra" w:cs="BRH Malayalam Extra"/>
+                <w:color w:val="000000"/>
+                <w:sz w:val="32"/>
+                <w:szCs w:val="32"/>
+              </w:rPr>
+              <w:t>.</w:t>
+            </w:r>
+            <w:r>
+              <w:rPr>
+                <w:rFonts w:cs="BRH Malayalam Extra"/>
+                <w:color w:val="000000"/>
+                <w:szCs w:val="32"/>
+              </w:rPr>
+              <w:t>4</w:t>
+            </w:r>
+            <w:r>
+              <w:rPr>
+                <w:rFonts w:ascii="BRH Malayalam Extra" w:hAnsi="BRH Malayalam Extra" w:cs="BRH Malayalam Extra"/>
+                <w:color w:val="000000"/>
+                <w:sz w:val="32"/>
+                <w:szCs w:val="32"/>
+              </w:rPr>
+              <w:t>.</w:t>
+            </w:r>
+            <w:r>
+              <w:rPr>
+                <w:rFonts w:cs="BRH Malayalam Extra"/>
+                <w:color w:val="000000"/>
+                <w:szCs w:val="32"/>
+              </w:rPr>
+              <w:t>2</w:t>
+            </w:r>
+            <w:r>
+              <w:rPr>
+                <w:rFonts w:ascii="BRH Malayalam Extra" w:hAnsi="BRH Malayalam Extra" w:cs="BRH Malayalam Extra"/>
+                <w:color w:val="000000"/>
+                <w:sz w:val="32"/>
+                <w:szCs w:val="32"/>
+              </w:rPr>
+              <w:t>.</w:t>
+            </w:r>
+            <w:r>
+              <w:rPr>
+                <w:rFonts w:cs="BRH Malayalam Extra"/>
+                <w:color w:val="000000"/>
+                <w:szCs w:val="32"/>
+              </w:rPr>
+              <w:t>3</w:t>
+            </w:r>
+            <w:r>
+              <w:rPr>
+                <w:rFonts w:ascii="BRH Malayalam Extra" w:hAnsi="BRH Malayalam Extra" w:cs="BRH Malayalam Extra"/>
+                <w:color w:val="000000"/>
+                <w:sz w:val="32"/>
+                <w:szCs w:val="32"/>
+              </w:rPr>
+              <w:t>(</w:t>
+            </w:r>
+            <w:r>
+              <w:rPr>
+                <w:rFonts w:cs="BRH Malayalam Extra"/>
+                <w:color w:val="000000"/>
+                <w:szCs w:val="32"/>
+              </w:rPr>
+              <w:t>11</w:t>
+            </w:r>
+            <w:r>
+              <w:rPr>
+                <w:rFonts w:ascii="BRH Malayalam Extra" w:hAnsi="BRH Malayalam Extra" w:cs="BRH Malayalam Extra"/>
+                <w:color w:val="000000"/>
+                <w:sz w:val="32"/>
+                <w:szCs w:val="32"/>
+              </w:rPr>
+              <w:t>)- Apõ—ajÇz |</w:t>
+            </w:r>
+            <w:r>
+              <w:rPr>
+                <w:rFonts w:ascii="BRH Malayalam Extra" w:hAnsi="BRH Malayalam Extra" w:cs="BRH Malayalam Extra"/>
+                <w:color w:val="000000"/>
+                <w:sz w:val="32"/>
+                <w:szCs w:val="32"/>
+              </w:rPr>
+              <w:t xml:space="preserve"> </w:t>
+            </w:r>
+          </w:p>
+          <w:p>
+            <w:pPr>
+              <w:widowControl w:val="0"/>
+              <w:autoSpaceDE w:val="0"/>
+              <w:autoSpaceDN w:val="0"/>
+              <w:adjustRightInd w:val="0"/>
+              <w:spacing w:before="0" w:line="240" w:lineRule="auto"/>
+              <w:rPr>
+                <w:rFonts w:cs="BRH Malayalam Extra"/>
+                <w:color w:val="FF0000"/>
+                <w:szCs w:val="40"/>
+              </w:rPr>
+            </w:pPr>
+            <w:r>
+              <w:rPr>
+                <w:rFonts w:ascii="BRH Malayalam Extra" w:hAnsi="BRH Malayalam Extra" w:cs="BRH Malayalam Extra"/>
+                <w:color w:val="000000"/>
+                <w:sz w:val="32"/>
+                <w:szCs w:val="32"/>
+              </w:rPr>
+              <w:t>Apõ—ajÇz</w:t>
+            </w:r>
+            <w:r>
+              <w:rPr>
+                <w:rFonts w:ascii="BRH Malayalam Extra" w:hAnsi="BRH Malayalam Extra" w:cs="BRH Malayalam Extra"/>
+                <w:color w:val="000000"/>
+                <w:sz w:val="28"/>
+                <w:szCs w:val="32"/>
+              </w:rPr>
+              <w:t>–</w:t>
+            </w:r>
+            <w:r>
+              <w:rPr>
+                <w:rFonts w:ascii="BRH Malayalam Extra" w:hAnsi="BRH Malayalam Extra" w:cs="BRH Malayalam Extra"/>
+                <w:color w:val="000000"/>
+                <w:sz w:val="32"/>
+                <w:szCs w:val="32"/>
+              </w:rPr>
+              <w:t xml:space="preserve"> C</w:t>
+            </w:r>
+            <w:r>
+              <w:rPr>
+                <w:rFonts w:ascii="BRH Malayalam Extra" w:hAnsi="BRH Malayalam Extra" w:cs="BRH Malayalam Extra"/>
+                <w:color w:val="000000"/>
+                <w:sz w:val="32"/>
+                <w:szCs w:val="32"/>
+                <w:highlight w:val="yellow"/>
+              </w:rPr>
+              <w:t>Zyj</w:t>
+            </w:r>
+            <w:r>
+              <w:rPr>
+                <w:rFonts w:ascii="BRH Malayalam Extra" w:hAnsi="BRH Malayalam Extra" w:cs="BRH Malayalam Extra"/>
+                <w:color w:val="000000"/>
+                <w:sz w:val="32"/>
+                <w:szCs w:val="32"/>
+              </w:rPr>
+              <w:t xml:space="preserve">põ—ajÇz | </w:t>
+            </w:r>
+          </w:p>
+        </w:tc>
+        <w:tc>
+          <w:tcPr>
+            <w:tcW w:w="7371" w:type="dxa"/>
+            <w:tcBorders>
+              <w:top w:val="single" w:sz="4" w:space="0" w:color="000000"/>
+              <w:left w:val="single" w:sz="4" w:space="0" w:color="000000"/>
+              <w:bottom w:val="single" w:sz="4" w:space="0" w:color="000000"/>
+              <w:right w:val="single" w:sz="4" w:space="0" w:color="000000"/>
+            </w:tcBorders>
+          </w:tcPr>
+          <w:p>
+            <w:pPr>
+              <w:widowControl w:val="0"/>
+              <w:autoSpaceDE w:val="0"/>
+              <w:autoSpaceDN w:val="0"/>
+              <w:adjustRightInd w:val="0"/>
+              <w:spacing w:before="0" w:line="240" w:lineRule="auto"/>
+              <w:rPr>
+                <w:rFonts w:cs="Arial"/>
+                <w:color w:val="000000"/>
+                <w:sz w:val="32"/>
+                <w:szCs w:val="32"/>
+              </w:rPr>
+            </w:pPr>
+            <w:r>
+              <w:rPr>
+                <w:rFonts w:ascii="BRH Malayalam Extra" w:hAnsi="BRH Malayalam Extra" w:cs="BRH Malayalam Extra"/>
+                <w:color w:val="000000"/>
+                <w:sz w:val="32"/>
+                <w:szCs w:val="32"/>
+              </w:rPr>
+              <w:t>(</w:t>
+            </w:r>
+            <w:proofErr w:type="gramStart"/>
+            <w:r>
+              <w:rPr>
+                <w:rFonts w:cs="BRH Malayalam Extra"/>
+                <w:color w:val="000000"/>
+                <w:szCs w:val="32"/>
+              </w:rPr>
+              <w:t>16</w:t>
+            </w:r>
+            <w:r>
+              <w:rPr>
+                <w:rFonts w:ascii="BRH Malayalam Extra" w:hAnsi="BRH Malayalam Extra" w:cs="BRH Malayalam Extra"/>
+                <w:color w:val="000000"/>
+                <w:sz w:val="32"/>
+                <w:szCs w:val="32"/>
+              </w:rPr>
+              <w:t>)</w:t>
+            </w:r>
+            <w:r>
+              <w:rPr>
+                <w:rFonts w:cs="BRH Malayalam Extra"/>
+                <w:color w:val="000000"/>
+                <w:szCs w:val="32"/>
+              </w:rPr>
+              <w:t>[</w:t>
+            </w:r>
+            <w:proofErr w:type="gramEnd"/>
+            <w:r>
+              <w:rPr>
+                <w:rFonts w:cs="BRH Malayalam Extra"/>
+                <w:color w:val="000000"/>
+                <w:szCs w:val="32"/>
+              </w:rPr>
+              <w:t>P6</w:t>
+            </w:r>
+            <w:r>
+              <w:rPr>
+                <w:rFonts w:ascii="BRH Malayalam Extra" w:hAnsi="BRH Malayalam Extra" w:cs="BRH Malayalam Extra"/>
+                <w:color w:val="000000"/>
+                <w:sz w:val="32"/>
+                <w:szCs w:val="32"/>
+              </w:rPr>
+              <w:t xml:space="preserve">] </w:t>
+            </w:r>
+            <w:r>
+              <w:rPr>
+                <w:rFonts w:cs="BRH Malayalam Extra"/>
+                <w:color w:val="000000"/>
+                <w:szCs w:val="32"/>
+              </w:rPr>
+              <w:t>4</w:t>
+            </w:r>
+            <w:r>
+              <w:rPr>
+                <w:rFonts w:ascii="BRH Malayalam Extra" w:hAnsi="BRH Malayalam Extra" w:cs="BRH Malayalam Extra"/>
+                <w:color w:val="000000"/>
+                <w:sz w:val="32"/>
+                <w:szCs w:val="32"/>
+              </w:rPr>
+              <w:t>.</w:t>
+            </w:r>
+            <w:r>
+              <w:rPr>
+                <w:rFonts w:cs="BRH Malayalam Extra"/>
+                <w:color w:val="000000"/>
+                <w:szCs w:val="32"/>
+              </w:rPr>
+              <w:t>4</w:t>
+            </w:r>
+            <w:r>
+              <w:rPr>
+                <w:rFonts w:ascii="BRH Malayalam Extra" w:hAnsi="BRH Malayalam Extra" w:cs="BRH Malayalam Extra"/>
+                <w:color w:val="000000"/>
+                <w:sz w:val="32"/>
+                <w:szCs w:val="32"/>
+              </w:rPr>
+              <w:t>.</w:t>
+            </w:r>
+            <w:r>
+              <w:rPr>
+                <w:rFonts w:cs="BRH Malayalam Extra"/>
+                <w:color w:val="000000"/>
+                <w:szCs w:val="32"/>
+              </w:rPr>
+              <w:t>2</w:t>
+            </w:r>
+            <w:r>
+              <w:rPr>
+                <w:rFonts w:ascii="BRH Malayalam Extra" w:hAnsi="BRH Malayalam Extra" w:cs="BRH Malayalam Extra"/>
+                <w:color w:val="000000"/>
+                <w:sz w:val="32"/>
+                <w:szCs w:val="32"/>
+              </w:rPr>
+              <w:t>.</w:t>
+            </w:r>
+            <w:r>
+              <w:rPr>
+                <w:rFonts w:cs="BRH Malayalam Extra"/>
+                <w:color w:val="000000"/>
+                <w:szCs w:val="32"/>
+              </w:rPr>
+              <w:t>3</w:t>
+            </w:r>
+            <w:r>
+              <w:rPr>
+                <w:rFonts w:ascii="BRH Malayalam Extra" w:hAnsi="BRH Malayalam Extra" w:cs="BRH Malayalam Extra"/>
+                <w:color w:val="000000"/>
+                <w:sz w:val="32"/>
+                <w:szCs w:val="32"/>
+              </w:rPr>
+              <w:t>(</w:t>
+            </w:r>
+            <w:r>
+              <w:rPr>
+                <w:rFonts w:cs="BRH Malayalam Extra"/>
+                <w:color w:val="000000"/>
+                <w:szCs w:val="32"/>
+              </w:rPr>
+              <w:t>11</w:t>
+            </w:r>
+            <w:r>
+              <w:rPr>
+                <w:rFonts w:ascii="BRH Malayalam Extra" w:hAnsi="BRH Malayalam Extra" w:cs="BRH Malayalam Extra"/>
+                <w:color w:val="000000"/>
+                <w:sz w:val="32"/>
+                <w:szCs w:val="32"/>
+              </w:rPr>
+              <w:t>)- Apõ—ajÇz |</w:t>
+            </w:r>
+            <w:r>
+              <w:rPr>
+                <w:rFonts w:ascii="BRH Malayalam Extra" w:hAnsi="BRH Malayalam Extra" w:cs="BRH Malayalam Extra"/>
+                <w:color w:val="000000"/>
+                <w:sz w:val="32"/>
+                <w:szCs w:val="32"/>
+              </w:rPr>
+              <w:t xml:space="preserve"> </w:t>
+            </w:r>
+          </w:p>
+          <w:p>
+            <w:pPr>
+              <w:widowControl w:val="0"/>
+              <w:autoSpaceDE w:val="0"/>
+              <w:autoSpaceDN w:val="0"/>
+              <w:adjustRightInd w:val="0"/>
+              <w:spacing w:before="0" w:line="240" w:lineRule="auto"/>
+              <w:rPr>
+                <w:rFonts w:cs="BRH Malayalam Extra"/>
+                <w:color w:val="FF0000"/>
+                <w:szCs w:val="40"/>
+              </w:rPr>
+            </w:pPr>
+            <w:r>
+              <w:rPr>
+                <w:rFonts w:ascii="BRH Malayalam Extra" w:hAnsi="BRH Malayalam Extra" w:cs="BRH Malayalam Extra"/>
+                <w:color w:val="000000"/>
+                <w:sz w:val="32"/>
+                <w:szCs w:val="32"/>
+              </w:rPr>
+              <w:t>Apõ—ajÇz</w:t>
+            </w:r>
+            <w:r>
+              <w:rPr>
+                <w:rFonts w:ascii="BRH Malayalam Extra" w:hAnsi="BRH Malayalam Extra" w:cs="BRH Malayalam Extra"/>
+                <w:color w:val="000000"/>
+                <w:sz w:val="28"/>
+                <w:szCs w:val="32"/>
+              </w:rPr>
+              <w:t>–</w:t>
+            </w:r>
+            <w:r>
+              <w:rPr>
+                <w:rFonts w:ascii="BRH Malayalam Extra" w:hAnsi="BRH Malayalam Extra" w:cs="BRH Malayalam Extra"/>
+                <w:color w:val="000000"/>
+                <w:sz w:val="32"/>
+                <w:szCs w:val="32"/>
+              </w:rPr>
+              <w:t xml:space="preserve"> CZ</w:t>
+            </w:r>
+            <w:r>
+              <w:rPr>
+                <w:rFonts w:ascii="BRH Malayalam Extra" w:hAnsi="BRH Malayalam Extra" w:cs="BRH Malayalam Extra"/>
+                <w:color w:val="000000"/>
+                <w:sz w:val="32"/>
+                <w:szCs w:val="32"/>
+                <w:highlight w:val="green"/>
+              </w:rPr>
+              <w:t>õ</w:t>
+            </w:r>
+            <w:r>
+              <w:rPr>
+                <w:rFonts w:ascii="BRH Malayalam Extra" w:hAnsi="BRH Malayalam Extra" w:cs="BRH Malayalam Extra"/>
+                <w:color w:val="000000"/>
+                <w:sz w:val="32"/>
+                <w:szCs w:val="32"/>
+              </w:rPr>
+              <w:t>põ—ajÇz |</w:t>
+            </w:r>
+            <w:r>
+              <w:rPr>
+                <w:rFonts w:ascii="BRH Malayalam Extra" w:hAnsi="BRH Malayalam Extra" w:cs="BRH Malayalam Extra"/>
+                <w:color w:val="000000"/>
+                <w:sz w:val="32"/>
+                <w:szCs w:val="32"/>
+              </w:rPr>
+              <w:t xml:space="preserve"> </w:t>
+            </w:r>
+          </w:p>
+        </w:tc>
+      </w:tr>
+      <w:tr>
+        <w:trPr>
+          <w:trHeight w:val="2262"/>
+        </w:trPr>
+        <w:tc>
+          <w:tcPr>
+            <w:tcW w:w="7166" w:type="dxa"/>
+            <w:tcBorders>
+              <w:top w:val="single" w:sz="4" w:space="0" w:color="000000"/>
+              <w:left w:val="single" w:sz="4" w:space="0" w:color="000000"/>
+              <w:bottom w:val="single" w:sz="4" w:space="0" w:color="000000"/>
+              <w:right w:val="single" w:sz="4" w:space="0" w:color="000000"/>
+            </w:tcBorders>
+          </w:tcPr>
+          <w:p>
+            <w:pPr>
+              <w:widowControl w:val="0"/>
+              <w:autoSpaceDE w:val="0"/>
+              <w:autoSpaceDN w:val="0"/>
+              <w:adjustRightInd w:val="0"/>
+              <w:spacing w:before="0" w:line="240" w:lineRule="auto"/>
+              <w:rPr>
+                <w:rFonts w:ascii="BRH Malayalam Extra" w:hAnsi="BRH Malayalam Extra" w:cs="BRH Malayalam Extra"/>
+                <w:color w:val="000000"/>
+                <w:sz w:val="32"/>
+                <w:szCs w:val="32"/>
+              </w:rPr>
+            </w:pPr>
+            <w:r>
+              <w:rPr>
+                <w:rFonts w:ascii="BRH Malayalam Extra" w:hAnsi="BRH Malayalam Extra" w:cs="BRH Malayalam Extra"/>
+                <w:color w:val="000000"/>
+                <w:sz w:val="32"/>
+                <w:szCs w:val="32"/>
+              </w:rPr>
+              <w:t>(</w:t>
+            </w:r>
+            <w:proofErr w:type="gramStart"/>
+            <w:r>
+              <w:rPr>
+                <w:rFonts w:cs="BRH Malayalam Extra"/>
+                <w:color w:val="000000"/>
+                <w:szCs w:val="32"/>
+              </w:rPr>
+              <w:t>2</w:t>
+            </w:r>
+            <w:r>
+              <w:rPr>
+                <w:rFonts w:ascii="BRH Malayalam Extra" w:hAnsi="BRH Malayalam Extra" w:cs="BRH Malayalam Extra"/>
+                <w:color w:val="000000"/>
+                <w:sz w:val="32"/>
+                <w:szCs w:val="32"/>
+              </w:rPr>
+              <w:t>)</w:t>
+            </w:r>
+            <w:r>
+              <w:rPr>
+                <w:rFonts w:cs="BRH Malayalam Extra"/>
+                <w:color w:val="000000"/>
+                <w:szCs w:val="32"/>
+              </w:rPr>
+              <w:t>[</w:t>
+            </w:r>
+            <w:proofErr w:type="gramEnd"/>
+            <w:r>
+              <w:rPr>
+                <w:rFonts w:cs="BRH Malayalam Extra"/>
+                <w:color w:val="000000"/>
+                <w:szCs w:val="32"/>
+              </w:rPr>
+              <w:t>P11</w:t>
+            </w:r>
+            <w:r>
+              <w:rPr>
+                <w:rFonts w:ascii="BRH Malayalam Extra" w:hAnsi="BRH Malayalam Extra" w:cs="BRH Malayalam Extra"/>
+                <w:color w:val="000000"/>
+                <w:sz w:val="32"/>
+                <w:szCs w:val="32"/>
+              </w:rPr>
+              <w:t xml:space="preserve">] </w:t>
+            </w:r>
+            <w:r>
+              <w:rPr>
+                <w:rFonts w:cs="BRH Malayalam Extra"/>
+                <w:color w:val="000000"/>
+                <w:szCs w:val="32"/>
+              </w:rPr>
+              <w:t>4</w:t>
+            </w:r>
+            <w:r>
+              <w:rPr>
+                <w:rFonts w:ascii="BRH Malayalam Extra" w:hAnsi="BRH Malayalam Extra" w:cs="BRH Malayalam Extra"/>
+                <w:color w:val="000000"/>
+                <w:sz w:val="32"/>
+                <w:szCs w:val="32"/>
+              </w:rPr>
+              <w:t>.</w:t>
+            </w:r>
+            <w:r>
+              <w:rPr>
+                <w:rFonts w:cs="BRH Malayalam Extra"/>
+                <w:color w:val="000000"/>
+                <w:szCs w:val="32"/>
+              </w:rPr>
+              <w:t>4</w:t>
+            </w:r>
+            <w:r>
+              <w:rPr>
+                <w:rFonts w:ascii="BRH Malayalam Extra" w:hAnsi="BRH Malayalam Extra" w:cs="BRH Malayalam Extra"/>
+                <w:color w:val="000000"/>
+                <w:sz w:val="32"/>
+                <w:szCs w:val="32"/>
+              </w:rPr>
+              <w:t>.</w:t>
+            </w:r>
+            <w:r>
+              <w:rPr>
+                <w:rFonts w:cs="BRH Malayalam Extra"/>
+                <w:color w:val="000000"/>
+                <w:szCs w:val="32"/>
+              </w:rPr>
+              <w:t>4</w:t>
+            </w:r>
+            <w:r>
+              <w:rPr>
+                <w:rFonts w:ascii="BRH Malayalam Extra" w:hAnsi="BRH Malayalam Extra" w:cs="BRH Malayalam Extra"/>
+                <w:color w:val="000000"/>
+                <w:sz w:val="32"/>
+                <w:szCs w:val="32"/>
+              </w:rPr>
+              <w:t>.</w:t>
+            </w:r>
+            <w:r>
+              <w:rPr>
+                <w:rFonts w:cs="BRH Malayalam Extra"/>
+                <w:color w:val="000000"/>
+                <w:szCs w:val="32"/>
+              </w:rPr>
+              <w:t>2</w:t>
+            </w:r>
+            <w:r>
+              <w:rPr>
+                <w:rFonts w:ascii="BRH Malayalam Extra" w:hAnsi="BRH Malayalam Extra" w:cs="BRH Malayalam Extra"/>
+                <w:color w:val="000000"/>
+                <w:sz w:val="32"/>
+                <w:szCs w:val="32"/>
+              </w:rPr>
+              <w:t>(</w:t>
+            </w:r>
+            <w:r>
+              <w:rPr>
+                <w:rFonts w:cs="BRH Malayalam Extra"/>
+                <w:color w:val="000000"/>
+                <w:szCs w:val="32"/>
+              </w:rPr>
+              <w:t>2</w:t>
+            </w:r>
+            <w:r>
+              <w:rPr>
+                <w:rFonts w:ascii="BRH Malayalam Extra" w:hAnsi="BRH Malayalam Extra" w:cs="BRH Malayalam Extra"/>
+                <w:color w:val="000000"/>
+                <w:sz w:val="32"/>
+                <w:szCs w:val="32"/>
+              </w:rPr>
+              <w:t>)- ¥c</w:t>
+            </w:r>
+            <w:r>
+              <w:rPr>
+                <w:rFonts w:ascii="BRH Malayalam Extra" w:hAnsi="BRH Malayalam Extra" w:cs="BRH Malayalam Extra"/>
+                <w:color w:val="000000"/>
+                <w:sz w:val="28"/>
+                <w:szCs w:val="32"/>
+              </w:rPr>
+              <w:t>–</w:t>
+            </w:r>
+            <w:r>
+              <w:rPr>
+                <w:rFonts w:ascii="BRH Malayalam Extra" w:hAnsi="BRH Malayalam Extra" w:cs="BRH Malayalam Extra"/>
+                <w:color w:val="000000"/>
+                <w:sz w:val="32"/>
+                <w:szCs w:val="32"/>
+              </w:rPr>
+              <w:t>d¡I | C</w:t>
+            </w:r>
+            <w:r>
+              <w:rPr>
+                <w:rFonts w:ascii="BRH Malayalam Extra" w:hAnsi="BRH Malayalam Extra" w:cs="BRH Malayalam Extra"/>
+                <w:color w:val="000000"/>
+                <w:sz w:val="28"/>
+                <w:szCs w:val="32"/>
+              </w:rPr>
+              <w:t>–</w:t>
+            </w:r>
+            <w:r>
+              <w:rPr>
+                <w:rFonts w:ascii="BRH Malayalam Extra" w:hAnsi="BRH Malayalam Extra" w:cs="BRH Malayalam Extra"/>
+                <w:color w:val="000000"/>
+                <w:sz w:val="32"/>
+                <w:szCs w:val="32"/>
+                <w:highlight w:val="yellow"/>
+              </w:rPr>
+              <w:t>p</w:t>
+            </w:r>
+            <w:r>
+              <w:rPr>
+                <w:rFonts w:ascii="BRH Malayalam Extra" w:hAnsi="BRH Malayalam Extra" w:cs="BRH Malayalam Extra"/>
+                <w:color w:val="000000"/>
+                <w:sz w:val="32"/>
+                <w:szCs w:val="32"/>
+              </w:rPr>
+              <w:t xml:space="preserve"> |</w:t>
+            </w:r>
+          </w:p>
+          <w:p>
+            <w:pPr>
+              <w:widowControl w:val="0"/>
+              <w:autoSpaceDE w:val="0"/>
+              <w:autoSpaceDN w:val="0"/>
+              <w:adjustRightInd w:val="0"/>
+              <w:spacing w:before="0" w:line="240" w:lineRule="auto"/>
+              <w:rPr>
+                <w:rFonts w:ascii="BRH Malayalam Extra" w:hAnsi="BRH Malayalam Extra" w:cs="BRH Malayalam Extra"/>
+                <w:color w:val="000000"/>
+                <w:sz w:val="32"/>
+                <w:szCs w:val="32"/>
+              </w:rPr>
+            </w:pPr>
+            <w:r>
+              <w:rPr>
+                <w:rFonts w:ascii="BRH Malayalam Extra" w:hAnsi="BRH Malayalam Extra" w:cs="BRH Malayalam Extra"/>
+                <w:color w:val="000000"/>
+                <w:sz w:val="32"/>
+                <w:szCs w:val="32"/>
+              </w:rPr>
+              <w:t>¥c</w:t>
+            </w:r>
+            <w:r>
+              <w:rPr>
+                <w:rFonts w:ascii="BRH Malayalam Extra" w:hAnsi="BRH Malayalam Extra" w:cs="BRH Malayalam Extra"/>
+                <w:color w:val="000000"/>
+                <w:sz w:val="28"/>
+                <w:szCs w:val="32"/>
+              </w:rPr>
+              <w:t>–</w:t>
+            </w:r>
+            <w:r>
+              <w:rPr>
+                <w:rFonts w:ascii="BRH Malayalam Extra" w:hAnsi="BRH Malayalam Extra" w:cs="BRH Malayalam Extra"/>
+                <w:color w:val="000000"/>
+                <w:sz w:val="32"/>
+                <w:szCs w:val="32"/>
+              </w:rPr>
+              <w:t>d¡ iy</w:t>
+            </w:r>
+            <w:r>
+              <w:rPr>
+                <w:rFonts w:ascii="BRH Malayalam Extra" w:hAnsi="BRH Malayalam Extra" w:cs="BRH Malayalam Extra"/>
+                <w:color w:val="000000"/>
+                <w:sz w:val="28"/>
+                <w:szCs w:val="32"/>
+              </w:rPr>
+              <w:t>–</w:t>
+            </w:r>
+            <w:r>
+              <w:rPr>
+                <w:rFonts w:ascii="BRH Malayalam Extra" w:hAnsi="BRH Malayalam Extra" w:cs="BRH Malayalam Extra"/>
+                <w:color w:val="000000"/>
+                <w:sz w:val="32"/>
+                <w:szCs w:val="32"/>
+              </w:rPr>
+              <w:t>¥p</w:t>
+            </w:r>
+            <w:r>
+              <w:rPr>
+                <w:rFonts w:ascii="BRH Malayalam Extra" w:hAnsi="BRH Malayalam Extra" w:cs="BRH Malayalam Extra"/>
+                <w:color w:val="000000"/>
+                <w:sz w:val="32"/>
+                <w:szCs w:val="32"/>
+                <w:highlight w:val="yellow"/>
+              </w:rPr>
+              <w:t>p</w:t>
+            </w:r>
+            <w:r>
+              <w:rPr>
+                <w:rFonts w:ascii="BRH Malayalam Extra" w:hAnsi="BRH Malayalam Extra" w:cs="BRH Malayalam Extra"/>
+                <w:color w:val="000000"/>
+                <w:sz w:val="32"/>
+                <w:szCs w:val="32"/>
+              </w:rPr>
+              <w:t xml:space="preserve"> ¥c</w:t>
+            </w:r>
+            <w:r>
+              <w:rPr>
+                <w:rFonts w:ascii="BRH Malayalam Extra" w:hAnsi="BRH Malayalam Extra" w:cs="BRH Malayalam Extra"/>
+                <w:color w:val="000000"/>
+                <w:sz w:val="28"/>
+                <w:szCs w:val="32"/>
+              </w:rPr>
+              <w:t>–</w:t>
+            </w:r>
+            <w:r>
+              <w:rPr>
+                <w:rFonts w:ascii="BRH Malayalam Extra" w:hAnsi="BRH Malayalam Extra" w:cs="BRH Malayalam Extra"/>
+                <w:color w:val="000000"/>
+                <w:sz w:val="32"/>
+                <w:szCs w:val="32"/>
+              </w:rPr>
+              <w:t>d¡I ¥c</w:t>
+            </w:r>
+            <w:r>
+              <w:rPr>
+                <w:rFonts w:ascii="BRH Malayalam Extra" w:hAnsi="BRH Malayalam Extra" w:cs="BRH Malayalam Extra"/>
+                <w:color w:val="000000"/>
+                <w:sz w:val="28"/>
+                <w:szCs w:val="32"/>
+              </w:rPr>
+              <w:t>–</w:t>
+            </w:r>
+            <w:r>
+              <w:rPr>
+                <w:rFonts w:ascii="BRH Malayalam Extra" w:hAnsi="BRH Malayalam Extra" w:cs="BRH Malayalam Extra"/>
+                <w:color w:val="000000"/>
+                <w:sz w:val="32"/>
+                <w:szCs w:val="32"/>
+              </w:rPr>
+              <w:t xml:space="preserve">d¡ </w:t>
+            </w:r>
+            <w:r>
+              <w:rPr>
+                <w:rFonts w:ascii="BRH Malayalam Extra" w:hAnsi="BRH Malayalam Extra" w:cs="BRH Malayalam Extra"/>
+                <w:color w:val="000000"/>
+                <w:sz w:val="32"/>
+                <w:szCs w:val="32"/>
+                <w:highlight w:val="yellow"/>
+              </w:rPr>
+              <w:t>iy</w:t>
+            </w:r>
+            <w:r>
+              <w:rPr>
+                <w:rFonts w:ascii="BRH Malayalam Extra" w:hAnsi="BRH Malayalam Extra" w:cs="BRH Malayalam Extra"/>
+                <w:color w:val="000000"/>
+                <w:sz w:val="28"/>
+                <w:szCs w:val="32"/>
+              </w:rPr>
+              <w:t>–</w:t>
+            </w:r>
+            <w:r>
+              <w:rPr>
+                <w:rFonts w:ascii="BRH Malayalam Extra" w:hAnsi="BRH Malayalam Extra" w:cs="BRH Malayalam Extra"/>
+                <w:color w:val="000000"/>
+                <w:sz w:val="32"/>
+                <w:szCs w:val="32"/>
+              </w:rPr>
+              <w:t xml:space="preserve">p | </w:t>
+            </w:r>
+          </w:p>
+          <w:p>
+            <w:pPr>
+              <w:widowControl w:val="0"/>
+              <w:autoSpaceDE w:val="0"/>
+              <w:autoSpaceDN w:val="0"/>
+              <w:adjustRightInd w:val="0"/>
+              <w:spacing w:before="0" w:line="240" w:lineRule="auto"/>
+              <w:rPr>
+                <w:rFonts w:ascii="BRH Malayalam Extra" w:hAnsi="BRH Malayalam Extra" w:cs="BRH Malayalam Extra"/>
+                <w:color w:val="000000"/>
+                <w:sz w:val="32"/>
+                <w:szCs w:val="32"/>
+              </w:rPr>
+            </w:pPr>
+            <w:r>
+              <w:rPr>
+                <w:rFonts w:ascii="BRH Malayalam Extra" w:hAnsi="BRH Malayalam Extra" w:cs="BRH Malayalam Extra"/>
+                <w:color w:val="000000"/>
+                <w:sz w:val="32"/>
+                <w:szCs w:val="32"/>
+              </w:rPr>
+              <w:t>(</w:t>
+            </w:r>
+            <w:proofErr w:type="gramStart"/>
+            <w:r>
+              <w:rPr>
+                <w:rFonts w:cs="BRH Malayalam Extra"/>
+                <w:color w:val="000000"/>
+                <w:szCs w:val="32"/>
+              </w:rPr>
+              <w:t>3</w:t>
+            </w:r>
+            <w:r>
+              <w:rPr>
+                <w:rFonts w:ascii="BRH Malayalam Extra" w:hAnsi="BRH Malayalam Extra" w:cs="BRH Malayalam Extra"/>
+                <w:color w:val="000000"/>
+                <w:sz w:val="32"/>
+                <w:szCs w:val="32"/>
+              </w:rPr>
+              <w:t>)</w:t>
+            </w:r>
+            <w:r>
+              <w:rPr>
+                <w:rFonts w:cs="BRH Malayalam Extra"/>
+                <w:color w:val="000000"/>
+                <w:szCs w:val="32"/>
+              </w:rPr>
+              <w:t>[</w:t>
+            </w:r>
+            <w:proofErr w:type="gramEnd"/>
+            <w:r>
+              <w:rPr>
+                <w:rFonts w:cs="BRH Malayalam Extra"/>
+                <w:color w:val="000000"/>
+                <w:szCs w:val="32"/>
+              </w:rPr>
+              <w:t>P11</w:t>
+            </w:r>
+            <w:r>
+              <w:rPr>
+                <w:rFonts w:ascii="BRH Malayalam Extra" w:hAnsi="BRH Malayalam Extra" w:cs="BRH Malayalam Extra"/>
+                <w:color w:val="000000"/>
+                <w:sz w:val="32"/>
+                <w:szCs w:val="32"/>
+              </w:rPr>
+              <w:t xml:space="preserve">] </w:t>
+            </w:r>
+            <w:r>
+              <w:rPr>
+                <w:rFonts w:cs="BRH Malayalam Extra"/>
+                <w:color w:val="000000"/>
+                <w:szCs w:val="32"/>
+              </w:rPr>
+              <w:t>4</w:t>
+            </w:r>
+            <w:r>
+              <w:rPr>
+                <w:rFonts w:ascii="BRH Malayalam Extra" w:hAnsi="BRH Malayalam Extra" w:cs="BRH Malayalam Extra"/>
+                <w:color w:val="000000"/>
+                <w:sz w:val="32"/>
+                <w:szCs w:val="32"/>
+              </w:rPr>
+              <w:t>.</w:t>
+            </w:r>
+            <w:r>
+              <w:rPr>
+                <w:rFonts w:cs="BRH Malayalam Extra"/>
+                <w:color w:val="000000"/>
+                <w:szCs w:val="32"/>
+              </w:rPr>
+              <w:t>4</w:t>
+            </w:r>
+            <w:r>
+              <w:rPr>
+                <w:rFonts w:ascii="BRH Malayalam Extra" w:hAnsi="BRH Malayalam Extra" w:cs="BRH Malayalam Extra"/>
+                <w:color w:val="000000"/>
+                <w:sz w:val="32"/>
+                <w:szCs w:val="32"/>
+              </w:rPr>
+              <w:t>.</w:t>
+            </w:r>
+            <w:r>
+              <w:rPr>
+                <w:rFonts w:cs="BRH Malayalam Extra"/>
+                <w:color w:val="000000"/>
+                <w:szCs w:val="32"/>
+              </w:rPr>
+              <w:t>4</w:t>
+            </w:r>
+            <w:r>
+              <w:rPr>
+                <w:rFonts w:ascii="BRH Malayalam Extra" w:hAnsi="BRH Malayalam Extra" w:cs="BRH Malayalam Extra"/>
+                <w:color w:val="000000"/>
+                <w:sz w:val="32"/>
+                <w:szCs w:val="32"/>
+              </w:rPr>
+              <w:t>.</w:t>
+            </w:r>
+            <w:r>
+              <w:rPr>
+                <w:rFonts w:cs="BRH Malayalam Extra"/>
+                <w:color w:val="000000"/>
+                <w:szCs w:val="32"/>
+              </w:rPr>
+              <w:t>2</w:t>
+            </w:r>
+            <w:r>
+              <w:rPr>
+                <w:rFonts w:ascii="BRH Malayalam Extra" w:hAnsi="BRH Malayalam Extra" w:cs="BRH Malayalam Extra"/>
+                <w:color w:val="000000"/>
+                <w:sz w:val="32"/>
+                <w:szCs w:val="32"/>
+              </w:rPr>
+              <w:t>(</w:t>
+            </w:r>
+            <w:r>
+              <w:rPr>
+                <w:rFonts w:cs="BRH Malayalam Extra"/>
+                <w:color w:val="000000"/>
+                <w:szCs w:val="32"/>
+              </w:rPr>
+              <w:t>3</w:t>
+            </w:r>
+            <w:r>
+              <w:rPr>
+                <w:rFonts w:ascii="BRH Malayalam Extra" w:hAnsi="BRH Malayalam Extra" w:cs="BRH Malayalam Extra"/>
+                <w:color w:val="000000"/>
+                <w:sz w:val="32"/>
+                <w:szCs w:val="32"/>
+              </w:rPr>
+              <w:t>)- C</w:t>
+            </w:r>
+            <w:r>
+              <w:rPr>
+                <w:rFonts w:ascii="BRH Malayalam Extra" w:hAnsi="BRH Malayalam Extra" w:cs="BRH Malayalam Extra"/>
+                <w:color w:val="000000"/>
+                <w:sz w:val="28"/>
+                <w:szCs w:val="32"/>
+              </w:rPr>
+              <w:t>–</w:t>
+            </w:r>
+            <w:r>
+              <w:rPr>
+                <w:rFonts w:ascii="BRH Malayalam Extra" w:hAnsi="BRH Malayalam Extra" w:cs="BRH Malayalam Extra"/>
+                <w:color w:val="000000"/>
+                <w:sz w:val="32"/>
+                <w:szCs w:val="32"/>
+                <w:highlight w:val="yellow"/>
+              </w:rPr>
+              <w:t>p</w:t>
+            </w:r>
+            <w:r>
+              <w:rPr>
+                <w:rFonts w:ascii="BRH Malayalam Extra" w:hAnsi="BRH Malayalam Extra" w:cs="BRH Malayalam Extra"/>
+                <w:color w:val="000000"/>
+                <w:sz w:val="32"/>
+                <w:szCs w:val="32"/>
+              </w:rPr>
+              <w:t xml:space="preserve"> | B</w:t>
+            </w:r>
+            <w:r>
+              <w:rPr>
+                <w:rFonts w:ascii="BRH Malayalam Extra" w:hAnsi="BRH Malayalam Extra" w:cs="BRH Malayalam Extra"/>
+                <w:color w:val="000000"/>
+                <w:sz w:val="28"/>
+                <w:szCs w:val="32"/>
+              </w:rPr>
+              <w:t>–</w:t>
+            </w:r>
+            <w:r>
+              <w:rPr>
+                <w:rFonts w:ascii="BRH Malayalam Extra" w:hAnsi="BRH Malayalam Extra" w:cs="BRH Malayalam Extra"/>
+                <w:color w:val="000000"/>
+                <w:sz w:val="32"/>
+                <w:szCs w:val="32"/>
+              </w:rPr>
+              <w:t>j</w:t>
+            </w:r>
+            <w:r>
+              <w:rPr>
+                <w:rFonts w:ascii="BRH Malayalam Extra" w:hAnsi="BRH Malayalam Extra" w:cs="BRH Malayalam Extra"/>
+                <w:color w:val="000000"/>
+                <w:sz w:val="28"/>
+                <w:szCs w:val="32"/>
+              </w:rPr>
+              <w:t>–</w:t>
+            </w:r>
+            <w:r>
+              <w:rPr>
+                <w:rFonts w:ascii="BRH Malayalam Extra" w:hAnsi="BRH Malayalam Extra" w:cs="BRH Malayalam Extra"/>
+                <w:color w:val="000000"/>
+                <w:sz w:val="32"/>
+                <w:szCs w:val="32"/>
+              </w:rPr>
+              <w:t>ZzI |</w:t>
+            </w:r>
+          </w:p>
+          <w:p>
+            <w:pPr>
+              <w:widowControl w:val="0"/>
+              <w:autoSpaceDE w:val="0"/>
+              <w:autoSpaceDN w:val="0"/>
+              <w:adjustRightInd w:val="0"/>
+              <w:spacing w:before="0" w:line="240" w:lineRule="auto"/>
+              <w:rPr>
+                <w:rFonts w:cs="BRH Malayalam Extra"/>
+                <w:color w:val="FF0000"/>
+                <w:szCs w:val="40"/>
+              </w:rPr>
+            </w:pPr>
+            <w:r>
+              <w:rPr>
+                <w:rFonts w:ascii="BRH Malayalam Extra" w:hAnsi="BRH Malayalam Extra" w:cs="BRH Malayalam Extra"/>
+                <w:color w:val="000000"/>
+                <w:sz w:val="32"/>
+                <w:szCs w:val="32"/>
+              </w:rPr>
+              <w:t>C</w:t>
+            </w:r>
+            <w:r>
+              <w:rPr>
+                <w:rFonts w:ascii="BRH Malayalam Extra" w:hAnsi="BRH Malayalam Extra" w:cs="BRH Malayalam Extra"/>
+                <w:color w:val="000000"/>
+                <w:sz w:val="28"/>
+                <w:szCs w:val="32"/>
+              </w:rPr>
+              <w:t>–</w:t>
+            </w:r>
+            <w:r>
+              <w:rPr>
+                <w:rFonts w:ascii="BRH Malayalam Extra" w:hAnsi="BRH Malayalam Extra" w:cs="BRH Malayalam Extra"/>
+                <w:color w:val="000000"/>
+                <w:sz w:val="32"/>
+                <w:szCs w:val="32"/>
+                <w:highlight w:val="yellow"/>
+              </w:rPr>
+              <w:t>px</w:t>
+            </w:r>
+            <w:r>
+              <w:rPr>
+                <w:rFonts w:ascii="BRH Malayalam Extra" w:hAnsi="BRH Malayalam Extra" w:cs="BRH Malayalam Extra"/>
+                <w:color w:val="000000"/>
+                <w:sz w:val="32"/>
+                <w:szCs w:val="32"/>
+              </w:rPr>
+              <w:t>j</w:t>
+            </w:r>
+            <w:r>
+              <w:rPr>
+                <w:rFonts w:ascii="BRH Malayalam Extra" w:hAnsi="BRH Malayalam Extra" w:cs="BRH Malayalam Extra"/>
+                <w:color w:val="000000"/>
+                <w:sz w:val="28"/>
+                <w:szCs w:val="32"/>
+              </w:rPr>
+              <w:t>–</w:t>
+            </w:r>
+            <w:r>
+              <w:rPr>
+                <w:rFonts w:ascii="BRH Malayalam Extra" w:hAnsi="BRH Malayalam Extra" w:cs="BRH Malayalam Extra"/>
+                <w:color w:val="000000"/>
+                <w:sz w:val="32"/>
+                <w:szCs w:val="32"/>
+              </w:rPr>
+              <w:t>Zz ix—j</w:t>
+            </w:r>
+            <w:r>
+              <w:rPr>
+                <w:rFonts w:ascii="BRH Malayalam Extra" w:hAnsi="BRH Malayalam Extra" w:cs="BRH Malayalam Extra"/>
+                <w:color w:val="000000"/>
+                <w:sz w:val="28"/>
+                <w:szCs w:val="32"/>
+              </w:rPr>
+              <w:t>–</w:t>
+            </w:r>
+            <w:r>
+              <w:rPr>
+                <w:rFonts w:ascii="BRH Malayalam Extra" w:hAnsi="BRH Malayalam Extra" w:cs="BRH Malayalam Extra"/>
+                <w:color w:val="000000"/>
+                <w:sz w:val="32"/>
+                <w:szCs w:val="32"/>
+              </w:rPr>
+              <w:t xml:space="preserve">Zz </w:t>
+            </w:r>
+            <w:r>
+              <w:rPr>
+                <w:rFonts w:ascii="BRH Malayalam Extra" w:hAnsi="BRH Malayalam Extra" w:cs="BRH Malayalam Extra"/>
+                <w:color w:val="000000"/>
+                <w:sz w:val="32"/>
+                <w:szCs w:val="32"/>
+                <w:highlight w:val="yellow"/>
+              </w:rPr>
+              <w:t>iy</w:t>
+            </w:r>
+            <w:r>
+              <w:rPr>
+                <w:rFonts w:ascii="BRH Malayalam Extra" w:hAnsi="BRH Malayalam Extra" w:cs="BRH Malayalam Extra"/>
+                <w:color w:val="000000"/>
+                <w:sz w:val="28"/>
+                <w:szCs w:val="32"/>
+              </w:rPr>
+              <w:t>–</w:t>
+            </w:r>
+            <w:r>
+              <w:rPr>
+                <w:rFonts w:ascii="BRH Malayalam Extra" w:hAnsi="BRH Malayalam Extra" w:cs="BRH Malayalam Extra"/>
+                <w:color w:val="000000"/>
+                <w:sz w:val="32"/>
+                <w:szCs w:val="32"/>
+              </w:rPr>
+              <w:t>¥p</w:t>
+            </w:r>
+            <w:r>
+              <w:rPr>
+                <w:rFonts w:ascii="BRH Malayalam Extra" w:hAnsi="BRH Malayalam Extra" w:cs="BRH Malayalam Extra"/>
+                <w:color w:val="000000"/>
+                <w:sz w:val="32"/>
+                <w:szCs w:val="32"/>
+              </w:rPr>
+              <w:t>px j</w:t>
+            </w:r>
+            <w:r>
+              <w:rPr>
+                <w:rFonts w:ascii="BRH Malayalam Extra" w:hAnsi="BRH Malayalam Extra" w:cs="BRH Malayalam Extra"/>
+                <w:color w:val="000000"/>
+                <w:sz w:val="28"/>
+                <w:szCs w:val="32"/>
+              </w:rPr>
+              <w:t>–</w:t>
+            </w:r>
+            <w:r>
+              <w:rPr>
+                <w:rFonts w:ascii="BRH Malayalam Extra" w:hAnsi="BRH Malayalam Extra" w:cs="BRH Malayalam Extra"/>
+                <w:color w:val="000000"/>
+                <w:sz w:val="32"/>
+                <w:szCs w:val="32"/>
+              </w:rPr>
+              <w:t xml:space="preserve">ZzI | </w:t>
+            </w:r>
+          </w:p>
+        </w:tc>
+        <w:tc>
+          <w:tcPr>
+            <w:tcW w:w="7371" w:type="dxa"/>
+            <w:tcBorders>
+              <w:top w:val="single" w:sz="4" w:space="0" w:color="000000"/>
+              <w:left w:val="single" w:sz="4" w:space="0" w:color="000000"/>
+              <w:bottom w:val="single" w:sz="4" w:space="0" w:color="000000"/>
+              <w:right w:val="single" w:sz="4" w:space="0" w:color="000000"/>
+            </w:tcBorders>
+          </w:tcPr>
+          <w:p>
+            <w:pPr>
+              <w:widowControl w:val="0"/>
+              <w:autoSpaceDE w:val="0"/>
+              <w:autoSpaceDN w:val="0"/>
+              <w:adjustRightInd w:val="0"/>
+              <w:spacing w:before="0" w:line="240" w:lineRule="auto"/>
+              <w:rPr>
+                <w:rFonts w:ascii="BRH Malayalam Extra" w:hAnsi="BRH Malayalam Extra" w:cs="BRH Malayalam Extra"/>
+                <w:color w:val="000000"/>
+                <w:sz w:val="32"/>
+                <w:szCs w:val="32"/>
+              </w:rPr>
+            </w:pPr>
+            <w:r>
+              <w:rPr>
+                <w:rFonts w:ascii="BRH Malayalam Extra" w:hAnsi="BRH Malayalam Extra" w:cs="BRH Malayalam Extra"/>
+                <w:color w:val="000000"/>
+                <w:sz w:val="32"/>
+                <w:szCs w:val="32"/>
+              </w:rPr>
+              <w:t>(</w:t>
+            </w:r>
+            <w:proofErr w:type="gramStart"/>
+            <w:r>
+              <w:rPr>
+                <w:rFonts w:cs="BRH Malayalam Extra"/>
+                <w:color w:val="000000"/>
+                <w:szCs w:val="32"/>
+              </w:rPr>
+              <w:t>2</w:t>
+            </w:r>
+            <w:r>
+              <w:rPr>
+                <w:rFonts w:ascii="BRH Malayalam Extra" w:hAnsi="BRH Malayalam Extra" w:cs="BRH Malayalam Extra"/>
+                <w:color w:val="000000"/>
+                <w:sz w:val="32"/>
+                <w:szCs w:val="32"/>
+              </w:rPr>
+              <w:t>)</w:t>
+            </w:r>
+            <w:r>
+              <w:rPr>
+                <w:rFonts w:cs="BRH Malayalam Extra"/>
+                <w:color w:val="000000"/>
+                <w:szCs w:val="32"/>
+              </w:rPr>
+              <w:t>[</w:t>
+            </w:r>
+            <w:proofErr w:type="gramEnd"/>
+            <w:r>
+              <w:rPr>
+                <w:rFonts w:cs="BRH Malayalam Extra"/>
+                <w:color w:val="000000"/>
+                <w:szCs w:val="32"/>
+              </w:rPr>
+              <w:t>P11</w:t>
+            </w:r>
+            <w:r>
+              <w:rPr>
+                <w:rFonts w:ascii="BRH Malayalam Extra" w:hAnsi="BRH Malayalam Extra" w:cs="BRH Malayalam Extra"/>
+                <w:color w:val="000000"/>
+                <w:sz w:val="32"/>
+                <w:szCs w:val="32"/>
+              </w:rPr>
+              <w:t xml:space="preserve">] </w:t>
+            </w:r>
+            <w:r>
+              <w:rPr>
+                <w:rFonts w:cs="BRH Malayalam Extra"/>
+                <w:color w:val="000000"/>
+                <w:szCs w:val="32"/>
+              </w:rPr>
+              <w:t>4</w:t>
+            </w:r>
+            <w:r>
+              <w:rPr>
+                <w:rFonts w:ascii="BRH Malayalam Extra" w:hAnsi="BRH Malayalam Extra" w:cs="BRH Malayalam Extra"/>
+                <w:color w:val="000000"/>
+                <w:sz w:val="32"/>
+                <w:szCs w:val="32"/>
+              </w:rPr>
+              <w:t>.</w:t>
+            </w:r>
+            <w:r>
+              <w:rPr>
+                <w:rFonts w:cs="BRH Malayalam Extra"/>
+                <w:color w:val="000000"/>
+                <w:szCs w:val="32"/>
+              </w:rPr>
+              <w:t>4</w:t>
+            </w:r>
+            <w:r>
+              <w:rPr>
+                <w:rFonts w:ascii="BRH Malayalam Extra" w:hAnsi="BRH Malayalam Extra" w:cs="BRH Malayalam Extra"/>
+                <w:color w:val="000000"/>
+                <w:sz w:val="32"/>
+                <w:szCs w:val="32"/>
+              </w:rPr>
+              <w:t>.</w:t>
+            </w:r>
+            <w:r>
+              <w:rPr>
+                <w:rFonts w:cs="BRH Malayalam Extra"/>
+                <w:color w:val="000000"/>
+                <w:szCs w:val="32"/>
+              </w:rPr>
+              <w:t>4</w:t>
+            </w:r>
+            <w:r>
+              <w:rPr>
+                <w:rFonts w:ascii="BRH Malayalam Extra" w:hAnsi="BRH Malayalam Extra" w:cs="BRH Malayalam Extra"/>
+                <w:color w:val="000000"/>
+                <w:sz w:val="32"/>
+                <w:szCs w:val="32"/>
+              </w:rPr>
+              <w:t>.</w:t>
+            </w:r>
+            <w:r>
+              <w:rPr>
+                <w:rFonts w:cs="BRH Malayalam Extra"/>
+                <w:color w:val="000000"/>
+                <w:szCs w:val="32"/>
+              </w:rPr>
+              <w:t>2</w:t>
+            </w:r>
+            <w:r>
+              <w:rPr>
+                <w:rFonts w:ascii="BRH Malayalam Extra" w:hAnsi="BRH Malayalam Extra" w:cs="BRH Malayalam Extra"/>
+                <w:color w:val="000000"/>
+                <w:sz w:val="32"/>
+                <w:szCs w:val="32"/>
+              </w:rPr>
+              <w:t>(</w:t>
+            </w:r>
+            <w:r>
+              <w:rPr>
+                <w:rFonts w:cs="BRH Malayalam Extra"/>
+                <w:color w:val="000000"/>
+                <w:szCs w:val="32"/>
+              </w:rPr>
+              <w:t>2</w:t>
+            </w:r>
+            <w:r>
+              <w:rPr>
+                <w:rFonts w:ascii="BRH Malayalam Extra" w:hAnsi="BRH Malayalam Extra" w:cs="BRH Malayalam Extra"/>
+                <w:color w:val="000000"/>
+                <w:sz w:val="32"/>
+                <w:szCs w:val="32"/>
+              </w:rPr>
+              <w:t>)- ¥c</w:t>
+            </w:r>
+            <w:r>
+              <w:rPr>
+                <w:rFonts w:ascii="BRH Malayalam Extra" w:hAnsi="BRH Malayalam Extra" w:cs="BRH Malayalam Extra"/>
+                <w:color w:val="000000"/>
+                <w:sz w:val="28"/>
+                <w:szCs w:val="32"/>
+              </w:rPr>
+              <w:t>–</w:t>
+            </w:r>
+            <w:r>
+              <w:rPr>
+                <w:rFonts w:ascii="BRH Malayalam Extra" w:hAnsi="BRH Malayalam Extra" w:cs="BRH Malayalam Extra"/>
+                <w:color w:val="000000"/>
+                <w:sz w:val="32"/>
+                <w:szCs w:val="32"/>
+              </w:rPr>
+              <w:t>d¡I | C</w:t>
+            </w:r>
+            <w:r>
+              <w:rPr>
+                <w:rFonts w:ascii="BRH Malayalam Extra" w:hAnsi="BRH Malayalam Extra" w:cs="BRH Malayalam Extra"/>
+                <w:color w:val="000000"/>
+                <w:sz w:val="28"/>
+                <w:szCs w:val="32"/>
+              </w:rPr>
+              <w:t>–</w:t>
+            </w:r>
+            <w:r>
+              <w:rPr>
+                <w:rFonts w:ascii="BRH Malayalam Extra" w:hAnsi="BRH Malayalam Extra" w:cs="BRH Malayalam Extra"/>
+                <w:color w:val="000000"/>
+                <w:sz w:val="32"/>
+                <w:szCs w:val="32"/>
+                <w:highlight w:val="green"/>
+              </w:rPr>
+              <w:t>p</w:t>
+            </w:r>
+            <w:r>
+              <w:rPr>
+                <w:rFonts w:ascii="BRH Malayalam Extra" w:hAnsi="BRH Malayalam Extra" w:cs="BRH Malayalam Extra"/>
+                <w:color w:val="000000"/>
+                <w:sz w:val="28"/>
+                <w:szCs w:val="32"/>
+                <w:highlight w:val="green"/>
+              </w:rPr>
+              <w:t>–</w:t>
+            </w:r>
+            <w:r>
+              <w:rPr>
+                <w:rFonts w:ascii="BRH Malayalam Extra" w:hAnsi="BRH Malayalam Extra" w:cs="BRH Malayalam Extra"/>
+                <w:color w:val="000000"/>
+                <w:sz w:val="32"/>
+                <w:szCs w:val="32"/>
+              </w:rPr>
+              <w:t xml:space="preserve"> |</w:t>
+            </w:r>
+          </w:p>
+          <w:p>
+            <w:pPr>
+              <w:widowControl w:val="0"/>
+              <w:autoSpaceDE w:val="0"/>
+              <w:autoSpaceDN w:val="0"/>
+              <w:adjustRightInd w:val="0"/>
+              <w:spacing w:before="0" w:line="240" w:lineRule="auto"/>
+              <w:rPr>
+                <w:rFonts w:ascii="BRH Malayalam Extra" w:hAnsi="BRH Malayalam Extra" w:cs="BRH Malayalam Extra"/>
+                <w:color w:val="000000"/>
+                <w:sz w:val="32"/>
+                <w:szCs w:val="32"/>
+              </w:rPr>
+            </w:pPr>
+            <w:r>
+              <w:rPr>
+                <w:rFonts w:ascii="BRH Malayalam Extra" w:hAnsi="BRH Malayalam Extra" w:cs="BRH Malayalam Extra"/>
+                <w:color w:val="000000"/>
+                <w:sz w:val="32"/>
+                <w:szCs w:val="32"/>
+              </w:rPr>
+              <w:t>¥c</w:t>
+            </w:r>
+            <w:r>
+              <w:rPr>
+                <w:rFonts w:ascii="BRH Malayalam Extra" w:hAnsi="BRH Malayalam Extra" w:cs="BRH Malayalam Extra"/>
+                <w:color w:val="000000"/>
+                <w:sz w:val="28"/>
+                <w:szCs w:val="32"/>
+              </w:rPr>
+              <w:t>–</w:t>
+            </w:r>
+            <w:r>
+              <w:rPr>
+                <w:rFonts w:ascii="BRH Malayalam Extra" w:hAnsi="BRH Malayalam Extra" w:cs="BRH Malayalam Extra"/>
+                <w:color w:val="000000"/>
+                <w:sz w:val="32"/>
+                <w:szCs w:val="32"/>
+              </w:rPr>
+              <w:t>d¡ iy</w:t>
+            </w:r>
+            <w:r>
+              <w:rPr>
+                <w:rFonts w:ascii="BRH Malayalam Extra" w:hAnsi="BRH Malayalam Extra" w:cs="BRH Malayalam Extra"/>
+                <w:color w:val="000000"/>
+                <w:sz w:val="28"/>
+                <w:szCs w:val="32"/>
+              </w:rPr>
+              <w:t>–</w:t>
+            </w:r>
+            <w:r>
+              <w:rPr>
+                <w:rFonts w:ascii="BRH Malayalam Extra" w:hAnsi="BRH Malayalam Extra" w:cs="BRH Malayalam Extra"/>
+                <w:color w:val="000000"/>
+                <w:sz w:val="32"/>
+                <w:szCs w:val="32"/>
+              </w:rPr>
+              <w:t>¥p</w:t>
+            </w:r>
+            <w:r>
+              <w:rPr>
+                <w:rFonts w:ascii="BRH Malayalam Extra" w:hAnsi="BRH Malayalam Extra" w:cs="BRH Malayalam Extra"/>
+                <w:color w:val="000000"/>
+                <w:sz w:val="32"/>
+                <w:szCs w:val="32"/>
+                <w:highlight w:val="green"/>
+              </w:rPr>
+              <w:t>p</w:t>
+            </w:r>
+            <w:r>
+              <w:rPr>
+                <w:rFonts w:ascii="BRH Malayalam Extra" w:hAnsi="BRH Malayalam Extra" w:cs="BRH Malayalam Extra"/>
+                <w:color w:val="000000"/>
+                <w:sz w:val="32"/>
+                <w:szCs w:val="32"/>
+              </w:rPr>
+              <w:t>— ¥c</w:t>
+            </w:r>
+            <w:r>
+              <w:rPr>
+                <w:rFonts w:ascii="BRH Malayalam Extra" w:hAnsi="BRH Malayalam Extra" w:cs="BRH Malayalam Extra"/>
+                <w:color w:val="000000"/>
+                <w:sz w:val="28"/>
+                <w:szCs w:val="32"/>
+              </w:rPr>
+              <w:t>–</w:t>
+            </w:r>
+            <w:r>
+              <w:rPr>
+                <w:rFonts w:ascii="BRH Malayalam Extra" w:hAnsi="BRH Malayalam Extra" w:cs="BRH Malayalam Extra"/>
+                <w:color w:val="000000"/>
+                <w:sz w:val="32"/>
+                <w:szCs w:val="32"/>
+              </w:rPr>
+              <w:t>d¡I ¥c</w:t>
+            </w:r>
+            <w:r>
+              <w:rPr>
+                <w:rFonts w:ascii="BRH Malayalam Extra" w:hAnsi="BRH Malayalam Extra" w:cs="BRH Malayalam Extra"/>
+                <w:color w:val="000000"/>
+                <w:sz w:val="28"/>
+                <w:szCs w:val="32"/>
+              </w:rPr>
+              <w:t>–</w:t>
+            </w:r>
+            <w:r>
+              <w:rPr>
+                <w:rFonts w:ascii="BRH Malayalam Extra" w:hAnsi="BRH Malayalam Extra" w:cs="BRH Malayalam Extra"/>
+                <w:color w:val="000000"/>
+                <w:sz w:val="32"/>
+                <w:szCs w:val="32"/>
+              </w:rPr>
+              <w:t xml:space="preserve">d¡ </w:t>
+            </w:r>
+            <w:r>
+              <w:rPr>
+                <w:rFonts w:ascii="BRH Malayalam Extra" w:hAnsi="BRH Malayalam Extra" w:cs="BRH Malayalam Extra"/>
+                <w:color w:val="000000"/>
+                <w:sz w:val="32"/>
+                <w:szCs w:val="32"/>
+                <w:highlight w:val="green"/>
+              </w:rPr>
+              <w:t>iy</w:t>
+            </w:r>
+            <w:r>
+              <w:rPr>
+                <w:rFonts w:ascii="BRH Malayalam Extra" w:hAnsi="BRH Malayalam Extra" w:cs="BRH Malayalam Extra"/>
+                <w:color w:val="000000"/>
+                <w:sz w:val="32"/>
+                <w:szCs w:val="32"/>
+              </w:rPr>
+              <w:t xml:space="preserve">—p | </w:t>
+            </w:r>
+          </w:p>
+          <w:p>
+            <w:pPr>
+              <w:widowControl w:val="0"/>
+              <w:autoSpaceDE w:val="0"/>
+              <w:autoSpaceDN w:val="0"/>
+              <w:adjustRightInd w:val="0"/>
+              <w:spacing w:before="0" w:line="240" w:lineRule="auto"/>
+              <w:rPr>
+                <w:rFonts w:ascii="BRH Malayalam Extra" w:hAnsi="BRH Malayalam Extra" w:cs="BRH Malayalam Extra"/>
+                <w:color w:val="000000"/>
+                <w:sz w:val="32"/>
+                <w:szCs w:val="32"/>
+              </w:rPr>
+            </w:pPr>
+            <w:r>
+              <w:rPr>
+                <w:rFonts w:ascii="BRH Malayalam Extra" w:hAnsi="BRH Malayalam Extra" w:cs="BRH Malayalam Extra"/>
+                <w:color w:val="000000"/>
+                <w:sz w:val="32"/>
+                <w:szCs w:val="32"/>
+              </w:rPr>
+              <w:t>(</w:t>
+            </w:r>
+            <w:proofErr w:type="gramStart"/>
+            <w:r>
+              <w:rPr>
+                <w:rFonts w:cs="BRH Malayalam Extra"/>
+                <w:color w:val="000000"/>
+                <w:szCs w:val="32"/>
+              </w:rPr>
+              <w:t>3</w:t>
+            </w:r>
+            <w:r>
+              <w:rPr>
+                <w:rFonts w:ascii="BRH Malayalam Extra" w:hAnsi="BRH Malayalam Extra" w:cs="BRH Malayalam Extra"/>
+                <w:color w:val="000000"/>
+                <w:sz w:val="32"/>
+                <w:szCs w:val="32"/>
+              </w:rPr>
+              <w:t>)</w:t>
+            </w:r>
+            <w:r>
+              <w:rPr>
+                <w:rFonts w:cs="BRH Malayalam Extra"/>
+                <w:color w:val="000000"/>
+                <w:szCs w:val="32"/>
+              </w:rPr>
+              <w:t>[</w:t>
+            </w:r>
+            <w:proofErr w:type="gramEnd"/>
+            <w:r>
+              <w:rPr>
+                <w:rFonts w:cs="BRH Malayalam Extra"/>
+                <w:color w:val="000000"/>
+                <w:szCs w:val="32"/>
+              </w:rPr>
+              <w:t>P11</w:t>
+            </w:r>
+            <w:r>
+              <w:rPr>
+                <w:rFonts w:ascii="BRH Malayalam Extra" w:hAnsi="BRH Malayalam Extra" w:cs="BRH Malayalam Extra"/>
+                <w:color w:val="000000"/>
+                <w:sz w:val="32"/>
+                <w:szCs w:val="32"/>
+              </w:rPr>
+              <w:t xml:space="preserve">] </w:t>
+            </w:r>
+            <w:r>
+              <w:rPr>
+                <w:rFonts w:cs="BRH Malayalam Extra"/>
+                <w:color w:val="000000"/>
+                <w:szCs w:val="32"/>
+              </w:rPr>
+              <w:t>4</w:t>
+            </w:r>
+            <w:r>
+              <w:rPr>
+                <w:rFonts w:ascii="BRH Malayalam Extra" w:hAnsi="BRH Malayalam Extra" w:cs="BRH Malayalam Extra"/>
+                <w:color w:val="000000"/>
+                <w:sz w:val="32"/>
+                <w:szCs w:val="32"/>
+              </w:rPr>
+              <w:t>.</w:t>
+            </w:r>
+            <w:r>
+              <w:rPr>
+                <w:rFonts w:cs="BRH Malayalam Extra"/>
+                <w:color w:val="000000"/>
+                <w:szCs w:val="32"/>
+              </w:rPr>
+              <w:t>4</w:t>
+            </w:r>
+            <w:r>
+              <w:rPr>
+                <w:rFonts w:ascii="BRH Malayalam Extra" w:hAnsi="BRH Malayalam Extra" w:cs="BRH Malayalam Extra"/>
+                <w:color w:val="000000"/>
+                <w:sz w:val="32"/>
+                <w:szCs w:val="32"/>
+              </w:rPr>
+              <w:t>.</w:t>
+            </w:r>
+            <w:r>
+              <w:rPr>
+                <w:rFonts w:cs="BRH Malayalam Extra"/>
+                <w:color w:val="000000"/>
+                <w:szCs w:val="32"/>
+              </w:rPr>
+              <w:t>4</w:t>
+            </w:r>
+            <w:r>
+              <w:rPr>
+                <w:rFonts w:ascii="BRH Malayalam Extra" w:hAnsi="BRH Malayalam Extra" w:cs="BRH Malayalam Extra"/>
+                <w:color w:val="000000"/>
+                <w:sz w:val="32"/>
+                <w:szCs w:val="32"/>
+              </w:rPr>
+              <w:t>.</w:t>
+            </w:r>
+            <w:r>
+              <w:rPr>
+                <w:rFonts w:cs="BRH Malayalam Extra"/>
+                <w:color w:val="000000"/>
+                <w:szCs w:val="32"/>
+              </w:rPr>
+              <w:t>2</w:t>
+            </w:r>
+            <w:r>
+              <w:rPr>
+                <w:rFonts w:ascii="BRH Malayalam Extra" w:hAnsi="BRH Malayalam Extra" w:cs="BRH Malayalam Extra"/>
+                <w:color w:val="000000"/>
+                <w:sz w:val="32"/>
+                <w:szCs w:val="32"/>
+              </w:rPr>
+              <w:t>(</w:t>
+            </w:r>
+            <w:r>
+              <w:rPr>
+                <w:rFonts w:cs="BRH Malayalam Extra"/>
+                <w:color w:val="000000"/>
+                <w:szCs w:val="32"/>
+              </w:rPr>
+              <w:t>3</w:t>
+            </w:r>
+            <w:r>
+              <w:rPr>
+                <w:rFonts w:ascii="BRH Malayalam Extra" w:hAnsi="BRH Malayalam Extra" w:cs="BRH Malayalam Extra"/>
+                <w:color w:val="000000"/>
+                <w:sz w:val="32"/>
+                <w:szCs w:val="32"/>
+              </w:rPr>
+              <w:t>)- C</w:t>
+            </w:r>
+            <w:r>
+              <w:rPr>
+                <w:rFonts w:ascii="BRH Malayalam Extra" w:hAnsi="BRH Malayalam Extra" w:cs="BRH Malayalam Extra"/>
+                <w:color w:val="000000"/>
+                <w:sz w:val="28"/>
+                <w:szCs w:val="32"/>
+              </w:rPr>
+              <w:t>–</w:t>
+            </w:r>
+            <w:r>
+              <w:rPr>
+                <w:rFonts w:ascii="BRH Malayalam Extra" w:hAnsi="BRH Malayalam Extra" w:cs="BRH Malayalam Extra"/>
+                <w:color w:val="000000"/>
+                <w:sz w:val="32"/>
+                <w:szCs w:val="32"/>
+                <w:highlight w:val="green"/>
+              </w:rPr>
+              <w:t>p</w:t>
+            </w:r>
+            <w:r>
+              <w:rPr>
+                <w:rFonts w:ascii="BRH Malayalam Extra" w:hAnsi="BRH Malayalam Extra" w:cs="BRH Malayalam Extra"/>
+                <w:color w:val="000000"/>
+                <w:sz w:val="28"/>
+                <w:szCs w:val="32"/>
+              </w:rPr>
+              <w:t>–</w:t>
+            </w:r>
+            <w:r>
+              <w:rPr>
+                <w:rFonts w:ascii="BRH Malayalam Extra" w:hAnsi="BRH Malayalam Extra" w:cs="BRH Malayalam Extra"/>
+                <w:color w:val="000000"/>
+                <w:sz w:val="32"/>
+                <w:szCs w:val="32"/>
+              </w:rPr>
+              <w:t xml:space="preserve"> | B</w:t>
+            </w:r>
+            <w:r>
+              <w:rPr>
+                <w:rFonts w:ascii="BRH Malayalam Extra" w:hAnsi="BRH Malayalam Extra" w:cs="BRH Malayalam Extra"/>
+                <w:color w:val="000000"/>
+                <w:sz w:val="28"/>
+                <w:szCs w:val="32"/>
+              </w:rPr>
+              <w:t>–</w:t>
+            </w:r>
+            <w:r>
+              <w:rPr>
+                <w:rFonts w:ascii="BRH Malayalam Extra" w:hAnsi="BRH Malayalam Extra" w:cs="BRH Malayalam Extra"/>
+                <w:color w:val="000000"/>
+                <w:sz w:val="32"/>
+                <w:szCs w:val="32"/>
+              </w:rPr>
+              <w:t>j</w:t>
+            </w:r>
+            <w:r>
+              <w:rPr>
+                <w:rFonts w:ascii="BRH Malayalam Extra" w:hAnsi="BRH Malayalam Extra" w:cs="BRH Malayalam Extra"/>
+                <w:color w:val="000000"/>
+                <w:sz w:val="28"/>
+                <w:szCs w:val="32"/>
+              </w:rPr>
+              <w:t>–</w:t>
+            </w:r>
+            <w:r>
+              <w:rPr>
+                <w:rFonts w:ascii="BRH Malayalam Extra" w:hAnsi="BRH Malayalam Extra" w:cs="BRH Malayalam Extra"/>
+                <w:color w:val="000000"/>
+                <w:sz w:val="32"/>
+                <w:szCs w:val="32"/>
+              </w:rPr>
+              <w:t>ZzI |</w:t>
+            </w:r>
+          </w:p>
+          <w:p>
+            <w:pPr>
+              <w:widowControl w:val="0"/>
+              <w:autoSpaceDE w:val="0"/>
+              <w:autoSpaceDN w:val="0"/>
+              <w:adjustRightInd w:val="0"/>
+              <w:spacing w:before="0" w:line="240" w:lineRule="auto"/>
+              <w:rPr>
+                <w:rFonts w:cs="BRH Malayalam Extra"/>
+                <w:color w:val="FF0000"/>
+                <w:szCs w:val="40"/>
+              </w:rPr>
+            </w:pPr>
+            <w:r>
+              <w:rPr>
+                <w:rFonts w:ascii="BRH Malayalam Extra" w:hAnsi="BRH Malayalam Extra" w:cs="BRH Malayalam Extra"/>
+                <w:color w:val="000000"/>
+                <w:sz w:val="32"/>
+                <w:szCs w:val="32"/>
+              </w:rPr>
+              <w:t>C</w:t>
+            </w:r>
+            <w:r>
+              <w:rPr>
+                <w:rFonts w:ascii="BRH Malayalam Extra" w:hAnsi="BRH Malayalam Extra" w:cs="BRH Malayalam Extra"/>
+                <w:color w:val="000000"/>
+                <w:sz w:val="28"/>
+                <w:szCs w:val="32"/>
+              </w:rPr>
+              <w:t>–</w:t>
+            </w:r>
+            <w:r>
+              <w:rPr>
+                <w:rFonts w:ascii="BRH Malayalam Extra" w:hAnsi="BRH Malayalam Extra" w:cs="BRH Malayalam Extra"/>
+                <w:color w:val="000000"/>
+                <w:sz w:val="32"/>
+                <w:szCs w:val="32"/>
+                <w:highlight w:val="green"/>
+              </w:rPr>
+              <w:t>px</w:t>
+            </w:r>
+            <w:r>
+              <w:rPr>
+                <w:rFonts w:ascii="BRH Malayalam Extra" w:hAnsi="BRH Malayalam Extra" w:cs="BRH Malayalam Extra"/>
+                <w:color w:val="000000"/>
+                <w:sz w:val="28"/>
+                <w:szCs w:val="32"/>
+                <w:highlight w:val="green"/>
+              </w:rPr>
+              <w:t>–</w:t>
+            </w:r>
+            <w:r>
+              <w:rPr>
+                <w:rFonts w:ascii="BRH Malayalam Extra" w:hAnsi="BRH Malayalam Extra" w:cs="BRH Malayalam Extra"/>
+                <w:color w:val="000000"/>
+                <w:sz w:val="32"/>
+                <w:szCs w:val="32"/>
+              </w:rPr>
+              <w:t>j</w:t>
+            </w:r>
+            <w:r>
+              <w:rPr>
+                <w:rFonts w:ascii="BRH Malayalam Extra" w:hAnsi="BRH Malayalam Extra" w:cs="BRH Malayalam Extra"/>
+                <w:color w:val="000000"/>
+                <w:sz w:val="28"/>
+                <w:szCs w:val="32"/>
+              </w:rPr>
+              <w:t>–</w:t>
+            </w:r>
+            <w:r>
+              <w:rPr>
+                <w:rFonts w:ascii="BRH Malayalam Extra" w:hAnsi="BRH Malayalam Extra" w:cs="BRH Malayalam Extra"/>
+                <w:color w:val="000000"/>
+                <w:sz w:val="32"/>
+                <w:szCs w:val="32"/>
+              </w:rPr>
+              <w:t>Zz ix—j</w:t>
+            </w:r>
+            <w:r>
+              <w:rPr>
+                <w:rFonts w:ascii="BRH Malayalam Extra" w:hAnsi="BRH Malayalam Extra" w:cs="BRH Malayalam Extra"/>
+                <w:color w:val="000000"/>
+                <w:sz w:val="28"/>
+                <w:szCs w:val="32"/>
+              </w:rPr>
+              <w:t>–</w:t>
+            </w:r>
+            <w:r>
+              <w:rPr>
+                <w:rFonts w:ascii="BRH Malayalam Extra" w:hAnsi="BRH Malayalam Extra" w:cs="BRH Malayalam Extra"/>
+                <w:color w:val="000000"/>
+                <w:sz w:val="32"/>
+                <w:szCs w:val="32"/>
+              </w:rPr>
+              <w:t xml:space="preserve">Zz </w:t>
+            </w:r>
+            <w:r>
+              <w:rPr>
+                <w:rFonts w:ascii="BRH Malayalam Extra" w:hAnsi="BRH Malayalam Extra" w:cs="BRH Malayalam Extra"/>
+                <w:color w:val="000000"/>
+                <w:sz w:val="32"/>
+                <w:szCs w:val="32"/>
+                <w:highlight w:val="green"/>
+              </w:rPr>
+              <w:t>iy—</w:t>
+            </w:r>
+            <w:r>
+              <w:rPr>
+                <w:rFonts w:ascii="BRH Malayalam Extra" w:hAnsi="BRH Malayalam Extra" w:cs="BRH Malayalam Extra"/>
+                <w:color w:val="000000"/>
+                <w:sz w:val="32"/>
+                <w:szCs w:val="32"/>
+              </w:rPr>
+              <w:t>¥p</w:t>
+            </w:r>
+            <w:r>
+              <w:rPr>
+                <w:rFonts w:ascii="BRH Malayalam Extra" w:hAnsi="BRH Malayalam Extra" w:cs="BRH Malayalam Extra"/>
+                <w:color w:val="000000"/>
+                <w:sz w:val="32"/>
+                <w:szCs w:val="32"/>
+              </w:rPr>
+              <w:t>px j</w:t>
+            </w:r>
+            <w:r>
+              <w:rPr>
+                <w:rFonts w:ascii="BRH Malayalam Extra" w:hAnsi="BRH Malayalam Extra" w:cs="BRH Malayalam Extra"/>
+                <w:color w:val="000000"/>
+                <w:sz w:val="28"/>
+                <w:szCs w:val="32"/>
+              </w:rPr>
+              <w:t>–</w:t>
+            </w:r>
+            <w:r>
+              <w:rPr>
+                <w:rFonts w:ascii="BRH Malayalam Extra" w:hAnsi="BRH Malayalam Extra" w:cs="BRH Malayalam Extra"/>
+                <w:color w:val="000000"/>
+                <w:sz w:val="32"/>
+                <w:szCs w:val="32"/>
+              </w:rPr>
+              <w:t xml:space="preserve">ZzI | </w:t>
+            </w:r>
+          </w:p>
+        </w:tc>
+      </w:tr>
+      <w:tr>
+        <w:trPr>
+          <w:trHeight w:val="899"/>
+        </w:trPr>
+        <w:tc>
+          <w:tcPr>
+            <w:tcW w:w="7166" w:type="dxa"/>
+            <w:tcBorders>
+              <w:top w:val="single" w:sz="4" w:space="0" w:color="000000"/>
+              <w:left w:val="single" w:sz="4" w:space="0" w:color="000000"/>
+              <w:bottom w:val="single" w:sz="4" w:space="0" w:color="000000"/>
+              <w:right w:val="single" w:sz="4" w:space="0" w:color="000000"/>
+            </w:tcBorders>
+          </w:tcPr>
+          <w:p>
+            <w:pPr>
+              <w:widowControl w:val="0"/>
+              <w:autoSpaceDE w:val="0"/>
+              <w:autoSpaceDN w:val="0"/>
+              <w:adjustRightInd w:val="0"/>
+              <w:spacing w:before="0" w:line="240" w:lineRule="auto"/>
+              <w:rPr>
+                <w:rFonts w:ascii="BRH Malayalam Extra" w:hAnsi="BRH Malayalam Extra" w:cs="BRH Malayalam Extra"/>
+                <w:color w:val="000000"/>
+                <w:sz w:val="32"/>
+                <w:szCs w:val="32"/>
+              </w:rPr>
+            </w:pPr>
+            <w:r>
+              <w:rPr>
+                <w:rFonts w:ascii="BRH Malayalam Extra" w:hAnsi="BRH Malayalam Extra" w:cs="BRH Malayalam Extra"/>
+                <w:color w:val="000000"/>
+                <w:sz w:val="32"/>
+                <w:szCs w:val="32"/>
+              </w:rPr>
+              <w:t>(</w:t>
+            </w:r>
+            <w:proofErr w:type="gramStart"/>
+            <w:r>
+              <w:rPr>
+                <w:rFonts w:cs="BRH Malayalam Extra"/>
+                <w:color w:val="000000"/>
+                <w:szCs w:val="32"/>
+              </w:rPr>
+              <w:t>34</w:t>
+            </w:r>
+            <w:r>
+              <w:rPr>
+                <w:rFonts w:ascii="BRH Malayalam Extra" w:hAnsi="BRH Malayalam Extra" w:cs="BRH Malayalam Extra"/>
+                <w:color w:val="000000"/>
+                <w:sz w:val="32"/>
+                <w:szCs w:val="32"/>
+              </w:rPr>
+              <w:t>)</w:t>
+            </w:r>
+            <w:r>
+              <w:rPr>
+                <w:rFonts w:cs="BRH Malayalam Extra"/>
+                <w:color w:val="000000"/>
+                <w:szCs w:val="32"/>
+              </w:rPr>
+              <w:t>[</w:t>
+            </w:r>
+            <w:proofErr w:type="gramEnd"/>
+            <w:r>
+              <w:rPr>
+                <w:rFonts w:cs="BRH Malayalam Extra"/>
+                <w:color w:val="000000"/>
+                <w:szCs w:val="32"/>
+              </w:rPr>
+              <w:t>P15</w:t>
+            </w:r>
+            <w:r>
+              <w:rPr>
+                <w:rFonts w:ascii="BRH Malayalam Extra" w:hAnsi="BRH Malayalam Extra" w:cs="BRH Malayalam Extra"/>
+                <w:color w:val="000000"/>
+                <w:sz w:val="32"/>
+                <w:szCs w:val="32"/>
+              </w:rPr>
+              <w:t xml:space="preserve">] </w:t>
+            </w:r>
+            <w:r>
+              <w:rPr>
+                <w:rFonts w:cs="BRH Malayalam Extra"/>
+                <w:color w:val="000000"/>
+                <w:szCs w:val="32"/>
+              </w:rPr>
+              <w:t>4</w:t>
+            </w:r>
+            <w:r>
+              <w:rPr>
+                <w:rFonts w:ascii="BRH Malayalam Extra" w:hAnsi="BRH Malayalam Extra" w:cs="BRH Malayalam Extra"/>
+                <w:color w:val="000000"/>
+                <w:sz w:val="32"/>
+                <w:szCs w:val="32"/>
+              </w:rPr>
+              <w:t>.</w:t>
+            </w:r>
+            <w:r>
+              <w:rPr>
+                <w:rFonts w:cs="BRH Malayalam Extra"/>
+                <w:color w:val="000000"/>
+                <w:szCs w:val="32"/>
+              </w:rPr>
+              <w:t>4</w:t>
+            </w:r>
+            <w:r>
+              <w:rPr>
+                <w:rFonts w:ascii="BRH Malayalam Extra" w:hAnsi="BRH Malayalam Extra" w:cs="BRH Malayalam Extra"/>
+                <w:color w:val="000000"/>
+                <w:sz w:val="32"/>
+                <w:szCs w:val="32"/>
+              </w:rPr>
+              <w:t>.</w:t>
+            </w:r>
+            <w:r>
+              <w:rPr>
+                <w:rFonts w:cs="BRH Malayalam Extra"/>
+                <w:color w:val="000000"/>
+                <w:szCs w:val="32"/>
+              </w:rPr>
+              <w:t>4</w:t>
+            </w:r>
+            <w:r>
+              <w:rPr>
+                <w:rFonts w:ascii="BRH Malayalam Extra" w:hAnsi="BRH Malayalam Extra" w:cs="BRH Malayalam Extra"/>
+                <w:color w:val="000000"/>
+                <w:sz w:val="32"/>
+                <w:szCs w:val="32"/>
+              </w:rPr>
+              <w:t>.</w:t>
+            </w:r>
+            <w:r>
+              <w:rPr>
+                <w:rFonts w:cs="BRH Malayalam Extra"/>
+                <w:color w:val="000000"/>
+                <w:szCs w:val="32"/>
+              </w:rPr>
+              <w:t>6</w:t>
+            </w:r>
+            <w:r>
+              <w:rPr>
+                <w:rFonts w:ascii="BRH Malayalam Extra" w:hAnsi="BRH Malayalam Extra" w:cs="BRH Malayalam Extra"/>
+                <w:color w:val="000000"/>
+                <w:sz w:val="32"/>
+                <w:szCs w:val="32"/>
+              </w:rPr>
+              <w:t>(</w:t>
+            </w:r>
+            <w:r>
+              <w:rPr>
+                <w:rFonts w:cs="BRH Malayalam Extra"/>
+                <w:color w:val="000000"/>
+                <w:szCs w:val="32"/>
+              </w:rPr>
+              <w:t>31</w:t>
+            </w:r>
+            <w:r>
+              <w:rPr>
+                <w:rFonts w:ascii="BRH Malayalam Extra" w:hAnsi="BRH Malayalam Extra" w:cs="BRH Malayalam Extra"/>
+                <w:color w:val="000000"/>
+                <w:sz w:val="32"/>
+                <w:szCs w:val="32"/>
+              </w:rPr>
+              <w:t>)- s¡</w:t>
+            </w:r>
+            <w:r>
+              <w:rPr>
+                <w:rFonts w:ascii="BRH Malayalam Extra" w:hAnsi="BRH Malayalam Extra" w:cs="BRH Malayalam Extra"/>
+                <w:color w:val="000000"/>
+                <w:sz w:val="32"/>
+                <w:szCs w:val="32"/>
+                <w:highlight w:val="yellow"/>
+              </w:rPr>
+              <w:t>Ò</w:t>
+            </w:r>
+            <w:r>
+              <w:rPr>
+                <w:rFonts w:ascii="BRH Malayalam Extra" w:hAnsi="BRH Malayalam Extra" w:cs="BRH Malayalam Extra"/>
+                <w:color w:val="000000"/>
+                <w:sz w:val="28"/>
+                <w:szCs w:val="32"/>
+                <w:highlight w:val="yellow"/>
+              </w:rPr>
+              <w:t>–</w:t>
+            </w:r>
+            <w:r>
+              <w:rPr>
+                <w:rFonts w:ascii="BRH Malayalam Extra" w:hAnsi="BRH Malayalam Extra" w:cs="BRH Malayalam Extra"/>
+                <w:color w:val="000000"/>
+                <w:sz w:val="32"/>
+                <w:szCs w:val="32"/>
+                <w:highlight w:val="yellow"/>
+              </w:rPr>
+              <w:t>öÉ</w:t>
+            </w:r>
+            <w:r>
+              <w:rPr>
+                <w:rFonts w:ascii="BRH Malayalam Extra" w:hAnsi="BRH Malayalam Extra" w:cs="BRH Malayalam Extra"/>
+                <w:color w:val="000000"/>
+                <w:sz w:val="28"/>
+                <w:szCs w:val="32"/>
+              </w:rPr>
+              <w:t>–</w:t>
+            </w:r>
+            <w:r>
+              <w:rPr>
+                <w:rFonts w:ascii="BRH Malayalam Extra" w:hAnsi="BRH Malayalam Extra" w:cs="BRH Malayalam Extra"/>
+                <w:color w:val="000000"/>
+                <w:sz w:val="32"/>
+                <w:szCs w:val="32"/>
+              </w:rPr>
+              <w:t xml:space="preserve"> | bsô— |</w:t>
+            </w:r>
+          </w:p>
+          <w:p>
+            <w:pPr>
+              <w:widowControl w:val="0"/>
+              <w:autoSpaceDE w:val="0"/>
+              <w:autoSpaceDN w:val="0"/>
+              <w:adjustRightInd w:val="0"/>
+              <w:spacing w:before="0" w:line="240" w:lineRule="auto"/>
+              <w:rPr>
+                <w:rFonts w:ascii="BRH Malayalam Extra" w:hAnsi="BRH Malayalam Extra" w:cs="BRH Malayalam Extra"/>
+                <w:color w:val="000000"/>
+                <w:sz w:val="32"/>
+                <w:szCs w:val="32"/>
+              </w:rPr>
+            </w:pPr>
+            <w:r>
+              <w:rPr>
+                <w:rFonts w:ascii="BRH Malayalam Extra" w:hAnsi="BRH Malayalam Extra" w:cs="BRH Malayalam Extra"/>
+                <w:color w:val="000000"/>
+                <w:sz w:val="32"/>
+                <w:szCs w:val="32"/>
+              </w:rPr>
+              <w:t>s¡Ò—öÉ</w:t>
+            </w:r>
+            <w:r>
+              <w:rPr>
+                <w:rFonts w:ascii="BRH Malayalam Extra" w:hAnsi="BRH Malayalam Extra" w:cs="BRH Malayalam Extra"/>
+                <w:color w:val="000000"/>
+                <w:sz w:val="28"/>
+                <w:szCs w:val="32"/>
+              </w:rPr>
+              <w:t>–</w:t>
+            </w:r>
+            <w:r>
+              <w:rPr>
+                <w:rFonts w:ascii="BRH Malayalam Extra" w:hAnsi="BRH Malayalam Extra" w:cs="BRH Malayalam Extra"/>
+                <w:color w:val="000000"/>
+                <w:sz w:val="32"/>
+                <w:szCs w:val="32"/>
+              </w:rPr>
+              <w:t xml:space="preserve"> bsô</w:t>
+            </w:r>
+            <w:r>
+              <w:rPr>
+                <w:rFonts w:ascii="BRH Malayalam Extra" w:hAnsi="BRH Malayalam Extra" w:cs="BRH Malayalam Extra"/>
+                <w:color w:val="000000"/>
+                <w:sz w:val="28"/>
+                <w:szCs w:val="32"/>
+              </w:rPr>
+              <w:t>–</w:t>
+            </w:r>
+            <w:r>
+              <w:rPr>
+                <w:rFonts w:ascii="BRH Malayalam Extra" w:hAnsi="BRH Malayalam Extra" w:cs="BRH Malayalam Extra"/>
+                <w:color w:val="000000"/>
+                <w:sz w:val="32"/>
+                <w:szCs w:val="32"/>
+              </w:rPr>
+              <w:t xml:space="preserve"> bsô</w:t>
+            </w:r>
+            <w:r>
+              <w:rPr>
+                <w:rFonts w:ascii="BRH Malayalam Extra" w:hAnsi="BRH Malayalam Extra" w:cs="BRH Malayalam Extra"/>
+                <w:color w:val="000000"/>
+                <w:sz w:val="28"/>
+                <w:szCs w:val="32"/>
+              </w:rPr>
+              <w:t>–</w:t>
+            </w:r>
+            <w:r>
+              <w:rPr>
+                <w:rFonts w:ascii="BRH Malayalam Extra" w:hAnsi="BRH Malayalam Extra" w:cs="BRH Malayalam Extra"/>
+                <w:color w:val="000000"/>
+                <w:sz w:val="32"/>
+                <w:szCs w:val="32"/>
+              </w:rPr>
+              <w:t xml:space="preserve"> s¡Ò—öÉ</w:t>
+            </w:r>
+            <w:r>
+              <w:rPr>
+                <w:rFonts w:ascii="BRH Malayalam Extra" w:hAnsi="BRH Malayalam Extra" w:cs="BRH Malayalam Extra"/>
+                <w:color w:val="000000"/>
+                <w:sz w:val="28"/>
+                <w:szCs w:val="32"/>
+              </w:rPr>
+              <w:t>–</w:t>
+            </w:r>
+            <w:r>
+              <w:rPr>
+                <w:rFonts w:ascii="BRH Malayalam Extra" w:hAnsi="BRH Malayalam Extra" w:cs="BRH Malayalam Extra"/>
+                <w:color w:val="000000"/>
+                <w:sz w:val="32"/>
+                <w:szCs w:val="32"/>
+              </w:rPr>
+              <w:t xml:space="preserve"> s¡Ò—öÉ</w:t>
+            </w:r>
+            <w:r>
+              <w:rPr>
+                <w:rFonts w:ascii="BRH Malayalam Extra" w:hAnsi="BRH Malayalam Extra" w:cs="BRH Malayalam Extra"/>
+                <w:color w:val="000000"/>
+                <w:sz w:val="28"/>
+                <w:szCs w:val="32"/>
+              </w:rPr>
+              <w:t>–</w:t>
+            </w:r>
+            <w:r>
+              <w:rPr>
+                <w:rFonts w:ascii="BRH Malayalam Extra" w:hAnsi="BRH Malayalam Extra" w:cs="BRH Malayalam Extra"/>
+                <w:color w:val="000000"/>
+                <w:sz w:val="32"/>
+                <w:szCs w:val="32"/>
+              </w:rPr>
+              <w:t xml:space="preserve"> bsô— | </w:t>
+            </w:r>
+          </w:p>
+          <w:p>
+            <w:pPr>
+              <w:widowControl w:val="0"/>
+              <w:autoSpaceDE w:val="0"/>
+              <w:autoSpaceDN w:val="0"/>
+              <w:adjustRightInd w:val="0"/>
+              <w:spacing w:before="0" w:line="240" w:lineRule="auto"/>
+              <w:rPr>
+                <w:rFonts w:ascii="BRH Malayalam Extra" w:hAnsi="BRH Malayalam Extra" w:cs="BRH Malayalam Extra"/>
+                <w:color w:val="000000"/>
+                <w:sz w:val="32"/>
+                <w:szCs w:val="32"/>
+              </w:rPr>
+            </w:pPr>
+            <w:r>
+              <w:rPr>
+                <w:rFonts w:ascii="BRH Malayalam Extra" w:hAnsi="BRH Malayalam Extra" w:cs="BRH Malayalam Extra"/>
+                <w:color w:val="000000"/>
+                <w:sz w:val="32"/>
+                <w:szCs w:val="32"/>
+              </w:rPr>
+              <w:t>(</w:t>
+            </w:r>
+            <w:proofErr w:type="gramStart"/>
+            <w:r>
+              <w:rPr>
+                <w:rFonts w:cs="BRH Malayalam Extra"/>
+                <w:color w:val="000000"/>
+                <w:szCs w:val="32"/>
+              </w:rPr>
+              <w:t>35</w:t>
+            </w:r>
+            <w:r>
+              <w:rPr>
+                <w:rFonts w:ascii="BRH Malayalam Extra" w:hAnsi="BRH Malayalam Extra" w:cs="BRH Malayalam Extra"/>
+                <w:color w:val="000000"/>
+                <w:sz w:val="32"/>
+                <w:szCs w:val="32"/>
+              </w:rPr>
+              <w:t>)</w:t>
+            </w:r>
+            <w:r>
+              <w:rPr>
+                <w:rFonts w:cs="BRH Malayalam Extra"/>
+                <w:color w:val="000000"/>
+                <w:szCs w:val="32"/>
+              </w:rPr>
+              <w:t>[</w:t>
+            </w:r>
+            <w:proofErr w:type="gramEnd"/>
+            <w:r>
+              <w:rPr>
+                <w:rFonts w:cs="BRH Malayalam Extra"/>
+                <w:color w:val="000000"/>
+                <w:szCs w:val="32"/>
+              </w:rPr>
+              <w:t>P15</w:t>
+            </w:r>
+            <w:r>
+              <w:rPr>
+                <w:rFonts w:ascii="BRH Malayalam Extra" w:hAnsi="BRH Malayalam Extra" w:cs="BRH Malayalam Extra"/>
+                <w:color w:val="000000"/>
+                <w:sz w:val="32"/>
+                <w:szCs w:val="32"/>
+              </w:rPr>
+              <w:t xml:space="preserve">] </w:t>
+            </w:r>
+            <w:r>
+              <w:rPr>
+                <w:rFonts w:cs="BRH Malayalam Extra"/>
+                <w:color w:val="000000"/>
+                <w:szCs w:val="32"/>
+              </w:rPr>
+              <w:t>4</w:t>
+            </w:r>
+            <w:r>
+              <w:rPr>
+                <w:rFonts w:ascii="BRH Malayalam Extra" w:hAnsi="BRH Malayalam Extra" w:cs="BRH Malayalam Extra"/>
+                <w:color w:val="000000"/>
+                <w:sz w:val="32"/>
+                <w:szCs w:val="32"/>
+              </w:rPr>
+              <w:t>.</w:t>
+            </w:r>
+            <w:r>
+              <w:rPr>
+                <w:rFonts w:cs="BRH Malayalam Extra"/>
+                <w:color w:val="000000"/>
+                <w:szCs w:val="32"/>
+              </w:rPr>
+              <w:t>4</w:t>
+            </w:r>
+            <w:r>
+              <w:rPr>
+                <w:rFonts w:ascii="BRH Malayalam Extra" w:hAnsi="BRH Malayalam Extra" w:cs="BRH Malayalam Extra"/>
+                <w:color w:val="000000"/>
+                <w:sz w:val="32"/>
+                <w:szCs w:val="32"/>
+              </w:rPr>
+              <w:t>.</w:t>
+            </w:r>
+            <w:r>
+              <w:rPr>
+                <w:rFonts w:cs="BRH Malayalam Extra"/>
+                <w:color w:val="000000"/>
+                <w:szCs w:val="32"/>
+              </w:rPr>
+              <w:t>4</w:t>
+            </w:r>
+            <w:r>
+              <w:rPr>
+                <w:rFonts w:ascii="BRH Malayalam Extra" w:hAnsi="BRH Malayalam Extra" w:cs="BRH Malayalam Extra"/>
+                <w:color w:val="000000"/>
+                <w:sz w:val="32"/>
+                <w:szCs w:val="32"/>
+              </w:rPr>
+              <w:t>.</w:t>
+            </w:r>
+            <w:r>
+              <w:rPr>
+                <w:rFonts w:cs="BRH Malayalam Extra"/>
+                <w:color w:val="000000"/>
+                <w:szCs w:val="32"/>
+              </w:rPr>
+              <w:t>6</w:t>
+            </w:r>
+            <w:r>
+              <w:rPr>
+                <w:rFonts w:ascii="BRH Malayalam Extra" w:hAnsi="BRH Malayalam Extra" w:cs="BRH Malayalam Extra"/>
+                <w:color w:val="000000"/>
+                <w:sz w:val="32"/>
+                <w:szCs w:val="32"/>
+              </w:rPr>
+              <w:t>(</w:t>
+            </w:r>
+            <w:r>
+              <w:rPr>
+                <w:rFonts w:cs="BRH Malayalam Extra"/>
+                <w:color w:val="000000"/>
+                <w:szCs w:val="32"/>
+              </w:rPr>
+              <w:t>31</w:t>
+            </w:r>
+            <w:r>
+              <w:rPr>
+                <w:rFonts w:ascii="BRH Malayalam Extra" w:hAnsi="BRH Malayalam Extra" w:cs="BRH Malayalam Extra"/>
+                <w:color w:val="000000"/>
+                <w:sz w:val="32"/>
+                <w:szCs w:val="32"/>
+              </w:rPr>
+              <w:t>)- s¡</w:t>
+            </w:r>
+            <w:r>
+              <w:rPr>
+                <w:rFonts w:ascii="BRH Malayalam Extra" w:hAnsi="BRH Malayalam Extra" w:cs="BRH Malayalam Extra"/>
+                <w:color w:val="000000"/>
+                <w:sz w:val="32"/>
+                <w:szCs w:val="32"/>
+                <w:highlight w:val="yellow"/>
+              </w:rPr>
+              <w:t>Ò</w:t>
+            </w:r>
+            <w:r>
+              <w:rPr>
+                <w:rFonts w:ascii="BRH Malayalam Extra" w:hAnsi="BRH Malayalam Extra" w:cs="BRH Malayalam Extra"/>
+                <w:color w:val="000000"/>
+                <w:sz w:val="28"/>
+                <w:szCs w:val="32"/>
+                <w:highlight w:val="yellow"/>
+              </w:rPr>
+              <w:t>–</w:t>
+            </w:r>
+            <w:r>
+              <w:rPr>
+                <w:rFonts w:ascii="BRH Malayalam Extra" w:hAnsi="BRH Malayalam Extra" w:cs="BRH Malayalam Extra"/>
+                <w:color w:val="000000"/>
+                <w:sz w:val="32"/>
+                <w:szCs w:val="32"/>
+                <w:highlight w:val="yellow"/>
+              </w:rPr>
+              <w:t>öÉ</w:t>
+            </w:r>
+            <w:r>
+              <w:rPr>
+                <w:rFonts w:ascii="BRH Malayalam Extra" w:hAnsi="BRH Malayalam Extra" w:cs="BRH Malayalam Extra"/>
+                <w:color w:val="000000"/>
+                <w:sz w:val="28"/>
+                <w:szCs w:val="32"/>
+              </w:rPr>
+              <w:t>–</w:t>
+            </w:r>
+            <w:r>
+              <w:rPr>
+                <w:rFonts w:ascii="BRH Malayalam Extra" w:hAnsi="BRH Malayalam Extra" w:cs="BRH Malayalam Extra"/>
+                <w:color w:val="000000"/>
+                <w:sz w:val="32"/>
+                <w:szCs w:val="32"/>
+              </w:rPr>
+              <w:t xml:space="preserve"> |</w:t>
+            </w:r>
+          </w:p>
+          <w:p>
+            <w:pPr>
+              <w:widowControl w:val="0"/>
+              <w:autoSpaceDE w:val="0"/>
+              <w:autoSpaceDN w:val="0"/>
+              <w:adjustRightInd w:val="0"/>
+              <w:spacing w:before="0" w:line="240" w:lineRule="auto"/>
+              <w:rPr>
+                <w:rFonts w:ascii="BRH Malayalam Extra" w:hAnsi="BRH Malayalam Extra" w:cs="BRH Malayalam Extra"/>
+                <w:color w:val="000000"/>
+                <w:sz w:val="32"/>
+                <w:szCs w:val="32"/>
+              </w:rPr>
+            </w:pPr>
+            <w:r>
+              <w:rPr>
+                <w:rFonts w:ascii="BRH Malayalam Extra" w:hAnsi="BRH Malayalam Extra" w:cs="BRH Malayalam Extra"/>
+                <w:color w:val="000000"/>
+                <w:sz w:val="32"/>
+                <w:szCs w:val="32"/>
+              </w:rPr>
+              <w:t>s¡Ò</w:t>
+            </w:r>
+            <w:r>
+              <w:rPr>
+                <w:rFonts w:ascii="BRH Malayalam Extra" w:hAnsi="BRH Malayalam Extra" w:cs="BRH Malayalam Extra"/>
+                <w:color w:val="000000"/>
+                <w:sz w:val="28"/>
+                <w:szCs w:val="32"/>
+              </w:rPr>
+              <w:t>–</w:t>
+            </w:r>
+            <w:r>
+              <w:rPr>
+                <w:rFonts w:ascii="BRH Malayalam Extra" w:hAnsi="BRH Malayalam Extra" w:cs="BRH Malayalam Extra"/>
+                <w:color w:val="000000"/>
+                <w:sz w:val="32"/>
+                <w:szCs w:val="32"/>
+              </w:rPr>
+              <w:t>¥öÉZy</w:t>
+            </w:r>
+            <w:r>
+              <w:rPr>
+                <w:rFonts w:ascii="BRH Malayalam Extra" w:hAnsi="BRH Malayalam Extra" w:cs="BRH Malayalam Extra"/>
+                <w:color w:val="000000"/>
+                <w:sz w:val="28"/>
+                <w:szCs w:val="32"/>
+              </w:rPr>
+              <w:t>–</w:t>
+            </w:r>
+            <w:r>
+              <w:rPr>
+                <w:rFonts w:ascii="BRH Malayalam Extra" w:hAnsi="BRH Malayalam Extra" w:cs="BRH Malayalam Extra"/>
+                <w:color w:val="000000"/>
+                <w:sz w:val="32"/>
+                <w:szCs w:val="32"/>
+              </w:rPr>
+              <w:t xml:space="preserve"> s¡ - P</w:t>
+            </w:r>
+            <w:r>
+              <w:rPr>
+                <w:rFonts w:ascii="BRH Malayalam Extra" w:hAnsi="BRH Malayalam Extra" w:cs="BRH Malayalam Extra"/>
+                <w:color w:val="000000"/>
+                <w:sz w:val="28"/>
+                <w:szCs w:val="32"/>
+              </w:rPr>
+              <w:t>–</w:t>
+            </w:r>
+            <w:r>
+              <w:rPr>
+                <w:rFonts w:ascii="BRH Malayalam Extra" w:hAnsi="BRH Malayalam Extra" w:cs="BRH Malayalam Extra"/>
+                <w:color w:val="000000"/>
+                <w:sz w:val="32"/>
+                <w:szCs w:val="32"/>
+              </w:rPr>
+              <w:t>öÉ</w:t>
+            </w:r>
+            <w:r>
+              <w:rPr>
+                <w:rFonts w:ascii="BRH Malayalam Extra" w:hAnsi="BRH Malayalam Extra" w:cs="BRH Malayalam Extra"/>
+                <w:color w:val="000000"/>
+                <w:sz w:val="28"/>
+                <w:szCs w:val="32"/>
+              </w:rPr>
+              <w:t>–</w:t>
+            </w:r>
+            <w:r>
+              <w:rPr>
+                <w:rFonts w:ascii="BRH Malayalam Extra" w:hAnsi="BRH Malayalam Extra" w:cs="BRH Malayalam Extra"/>
+                <w:color w:val="000000"/>
+                <w:sz w:val="32"/>
+                <w:szCs w:val="32"/>
+              </w:rPr>
+              <w:t xml:space="preserve"> | </w:t>
+            </w:r>
+          </w:p>
+          <w:p>
+            <w:pPr>
+              <w:widowControl w:val="0"/>
+              <w:autoSpaceDE w:val="0"/>
+              <w:autoSpaceDN w:val="0"/>
+              <w:adjustRightInd w:val="0"/>
+              <w:spacing w:before="0" w:line="240" w:lineRule="auto"/>
+              <w:rPr>
+                <w:rFonts w:cs="BRH Malayalam Extra"/>
+                <w:color w:val="FF0000"/>
+                <w:szCs w:val="40"/>
+              </w:rPr>
+            </w:pPr>
+          </w:p>
+        </w:tc>
+        <w:tc>
+          <w:tcPr>
+            <w:tcW w:w="7371" w:type="dxa"/>
+            <w:tcBorders>
+              <w:top w:val="single" w:sz="4" w:space="0" w:color="000000"/>
+              <w:left w:val="single" w:sz="4" w:space="0" w:color="000000"/>
+              <w:bottom w:val="single" w:sz="4" w:space="0" w:color="000000"/>
+              <w:right w:val="single" w:sz="4" w:space="0" w:color="000000"/>
+            </w:tcBorders>
+          </w:tcPr>
+          <w:p>
+            <w:pPr>
+              <w:widowControl w:val="0"/>
+              <w:autoSpaceDE w:val="0"/>
+              <w:autoSpaceDN w:val="0"/>
+              <w:adjustRightInd w:val="0"/>
+              <w:spacing w:before="0" w:line="240" w:lineRule="auto"/>
+              <w:rPr>
+                <w:rFonts w:ascii="BRH Malayalam Extra" w:hAnsi="BRH Malayalam Extra" w:cs="BRH Malayalam Extra"/>
+                <w:color w:val="000000"/>
+                <w:sz w:val="32"/>
+                <w:szCs w:val="32"/>
+              </w:rPr>
+            </w:pPr>
+            <w:r>
+              <w:rPr>
+                <w:rFonts w:ascii="BRH Malayalam Extra" w:hAnsi="BRH Malayalam Extra" w:cs="BRH Malayalam Extra"/>
+                <w:color w:val="000000"/>
+                <w:sz w:val="32"/>
+                <w:szCs w:val="32"/>
+              </w:rPr>
+              <w:t>(</w:t>
+            </w:r>
+            <w:proofErr w:type="gramStart"/>
+            <w:r>
+              <w:rPr>
+                <w:rFonts w:cs="BRH Malayalam Extra"/>
+                <w:color w:val="000000"/>
+                <w:szCs w:val="32"/>
+              </w:rPr>
+              <w:t>34</w:t>
+            </w:r>
+            <w:r>
+              <w:rPr>
+                <w:rFonts w:ascii="BRH Malayalam Extra" w:hAnsi="BRH Malayalam Extra" w:cs="BRH Malayalam Extra"/>
+                <w:color w:val="000000"/>
+                <w:sz w:val="32"/>
+                <w:szCs w:val="32"/>
+              </w:rPr>
+              <w:t>)</w:t>
+            </w:r>
+            <w:r>
+              <w:rPr>
+                <w:rFonts w:cs="BRH Malayalam Extra"/>
+                <w:color w:val="000000"/>
+                <w:szCs w:val="32"/>
+              </w:rPr>
+              <w:t>[</w:t>
+            </w:r>
+            <w:proofErr w:type="gramEnd"/>
+            <w:r>
+              <w:rPr>
+                <w:rFonts w:cs="BRH Malayalam Extra"/>
+                <w:color w:val="000000"/>
+                <w:szCs w:val="32"/>
+              </w:rPr>
+              <w:t>P15</w:t>
+            </w:r>
+            <w:r>
+              <w:rPr>
+                <w:rFonts w:ascii="BRH Malayalam Extra" w:hAnsi="BRH Malayalam Extra" w:cs="BRH Malayalam Extra"/>
+                <w:color w:val="000000"/>
+                <w:sz w:val="32"/>
+                <w:szCs w:val="32"/>
+              </w:rPr>
+              <w:t xml:space="preserve">] </w:t>
+            </w:r>
+            <w:r>
+              <w:rPr>
+                <w:rFonts w:cs="BRH Malayalam Extra"/>
+                <w:color w:val="000000"/>
+                <w:szCs w:val="32"/>
+              </w:rPr>
+              <w:t>4</w:t>
+            </w:r>
+            <w:r>
+              <w:rPr>
+                <w:rFonts w:ascii="BRH Malayalam Extra" w:hAnsi="BRH Malayalam Extra" w:cs="BRH Malayalam Extra"/>
+                <w:color w:val="000000"/>
+                <w:sz w:val="32"/>
+                <w:szCs w:val="32"/>
+              </w:rPr>
+              <w:t>.</w:t>
+            </w:r>
+            <w:r>
+              <w:rPr>
+                <w:rFonts w:cs="BRH Malayalam Extra"/>
+                <w:color w:val="000000"/>
+                <w:szCs w:val="32"/>
+              </w:rPr>
+              <w:t>4</w:t>
+            </w:r>
+            <w:r>
+              <w:rPr>
+                <w:rFonts w:ascii="BRH Malayalam Extra" w:hAnsi="BRH Malayalam Extra" w:cs="BRH Malayalam Extra"/>
+                <w:color w:val="000000"/>
+                <w:sz w:val="32"/>
+                <w:szCs w:val="32"/>
+              </w:rPr>
+              <w:t>.</w:t>
+            </w:r>
+            <w:r>
+              <w:rPr>
+                <w:rFonts w:cs="BRH Malayalam Extra"/>
+                <w:color w:val="000000"/>
+                <w:szCs w:val="32"/>
+              </w:rPr>
+              <w:t>4</w:t>
+            </w:r>
+            <w:r>
+              <w:rPr>
+                <w:rFonts w:ascii="BRH Malayalam Extra" w:hAnsi="BRH Malayalam Extra" w:cs="BRH Malayalam Extra"/>
+                <w:color w:val="000000"/>
+                <w:sz w:val="32"/>
+                <w:szCs w:val="32"/>
+              </w:rPr>
+              <w:t>.</w:t>
+            </w:r>
+            <w:r>
+              <w:rPr>
+                <w:rFonts w:cs="BRH Malayalam Extra"/>
+                <w:color w:val="000000"/>
+                <w:szCs w:val="32"/>
+              </w:rPr>
+              <w:t>6</w:t>
+            </w:r>
+            <w:r>
+              <w:rPr>
+                <w:rFonts w:ascii="BRH Malayalam Extra" w:hAnsi="BRH Malayalam Extra" w:cs="BRH Malayalam Extra"/>
+                <w:color w:val="000000"/>
+                <w:sz w:val="32"/>
+                <w:szCs w:val="32"/>
+              </w:rPr>
+              <w:t>(</w:t>
+            </w:r>
+            <w:r>
+              <w:rPr>
+                <w:rFonts w:cs="BRH Malayalam Extra"/>
+                <w:color w:val="000000"/>
+                <w:szCs w:val="32"/>
+              </w:rPr>
+              <w:t>31</w:t>
+            </w:r>
+            <w:r>
+              <w:rPr>
+                <w:rFonts w:ascii="BRH Malayalam Extra" w:hAnsi="BRH Malayalam Extra" w:cs="BRH Malayalam Extra"/>
+                <w:color w:val="000000"/>
+                <w:sz w:val="32"/>
+                <w:szCs w:val="32"/>
+              </w:rPr>
+              <w:t>)- s¡</w:t>
+            </w:r>
+            <w:r>
+              <w:rPr>
+                <w:rFonts w:ascii="BRH Malayalam Extra" w:hAnsi="BRH Malayalam Extra" w:cs="BRH Malayalam Extra"/>
+                <w:color w:val="000000"/>
+                <w:sz w:val="32"/>
+                <w:szCs w:val="32"/>
+                <w:highlight w:val="green"/>
+              </w:rPr>
+              <w:t>Ò—öÉ</w:t>
+            </w:r>
+            <w:r>
+              <w:rPr>
+                <w:rFonts w:ascii="BRH Malayalam Extra" w:hAnsi="BRH Malayalam Extra" w:cs="BRH Malayalam Extra"/>
+                <w:color w:val="000000"/>
+                <w:sz w:val="32"/>
+                <w:szCs w:val="32"/>
+              </w:rPr>
+              <w:t xml:space="preserve"> | bsô— |</w:t>
+            </w:r>
+          </w:p>
+          <w:p>
+            <w:pPr>
+              <w:widowControl w:val="0"/>
+              <w:autoSpaceDE w:val="0"/>
+              <w:autoSpaceDN w:val="0"/>
+              <w:adjustRightInd w:val="0"/>
+              <w:spacing w:before="0" w:line="240" w:lineRule="auto"/>
+              <w:rPr>
+                <w:rFonts w:ascii="BRH Malayalam Extra" w:hAnsi="BRH Malayalam Extra" w:cs="BRH Malayalam Extra"/>
+                <w:color w:val="000000"/>
+                <w:sz w:val="32"/>
+                <w:szCs w:val="32"/>
+              </w:rPr>
+            </w:pPr>
+            <w:r>
+              <w:rPr>
+                <w:rFonts w:ascii="BRH Malayalam Extra" w:hAnsi="BRH Malayalam Extra" w:cs="BRH Malayalam Extra"/>
+                <w:color w:val="000000"/>
+                <w:sz w:val="32"/>
+                <w:szCs w:val="32"/>
+              </w:rPr>
+              <w:t>s¡Ò—öÉ</w:t>
+            </w:r>
+            <w:r>
+              <w:rPr>
+                <w:rFonts w:ascii="BRH Malayalam Extra" w:hAnsi="BRH Malayalam Extra" w:cs="BRH Malayalam Extra"/>
+                <w:color w:val="000000"/>
+                <w:sz w:val="28"/>
+                <w:szCs w:val="32"/>
+              </w:rPr>
+              <w:t>–</w:t>
+            </w:r>
+            <w:r>
+              <w:rPr>
+                <w:rFonts w:ascii="BRH Malayalam Extra" w:hAnsi="BRH Malayalam Extra" w:cs="BRH Malayalam Extra"/>
+                <w:color w:val="000000"/>
+                <w:sz w:val="32"/>
+                <w:szCs w:val="32"/>
+              </w:rPr>
+              <w:t xml:space="preserve"> bsô</w:t>
+            </w:r>
+            <w:r>
+              <w:rPr>
+                <w:rFonts w:ascii="BRH Malayalam Extra" w:hAnsi="BRH Malayalam Extra" w:cs="BRH Malayalam Extra"/>
+                <w:color w:val="000000"/>
+                <w:sz w:val="28"/>
+                <w:szCs w:val="32"/>
+              </w:rPr>
+              <w:t>–</w:t>
+            </w:r>
+            <w:r>
+              <w:rPr>
+                <w:rFonts w:ascii="BRH Malayalam Extra" w:hAnsi="BRH Malayalam Extra" w:cs="BRH Malayalam Extra"/>
+                <w:color w:val="000000"/>
+                <w:sz w:val="32"/>
+                <w:szCs w:val="32"/>
+              </w:rPr>
+              <w:t xml:space="preserve"> bsô</w:t>
+            </w:r>
+            <w:r>
+              <w:rPr>
+                <w:rFonts w:ascii="BRH Malayalam Extra" w:hAnsi="BRH Malayalam Extra" w:cs="BRH Malayalam Extra"/>
+                <w:color w:val="000000"/>
+                <w:sz w:val="28"/>
+                <w:szCs w:val="32"/>
+              </w:rPr>
+              <w:t>–</w:t>
+            </w:r>
+            <w:r>
+              <w:rPr>
+                <w:rFonts w:ascii="BRH Malayalam Extra" w:hAnsi="BRH Malayalam Extra" w:cs="BRH Malayalam Extra"/>
+                <w:color w:val="000000"/>
+                <w:sz w:val="32"/>
+                <w:szCs w:val="32"/>
+              </w:rPr>
+              <w:t xml:space="preserve"> s¡Ò—öÉ</w:t>
+            </w:r>
+            <w:r>
+              <w:rPr>
+                <w:rFonts w:ascii="BRH Malayalam Extra" w:hAnsi="BRH Malayalam Extra" w:cs="BRH Malayalam Extra"/>
+                <w:color w:val="000000"/>
+                <w:sz w:val="28"/>
+                <w:szCs w:val="32"/>
+              </w:rPr>
+              <w:t>–</w:t>
+            </w:r>
+            <w:r>
+              <w:rPr>
+                <w:rFonts w:ascii="BRH Malayalam Extra" w:hAnsi="BRH Malayalam Extra" w:cs="BRH Malayalam Extra"/>
+                <w:color w:val="000000"/>
+                <w:sz w:val="32"/>
+                <w:szCs w:val="32"/>
+              </w:rPr>
+              <w:t xml:space="preserve"> s¡Ò—öÉ</w:t>
+            </w:r>
+            <w:r>
+              <w:rPr>
+                <w:rFonts w:ascii="BRH Malayalam Extra" w:hAnsi="BRH Malayalam Extra" w:cs="BRH Malayalam Extra"/>
+                <w:color w:val="000000"/>
+                <w:sz w:val="28"/>
+                <w:szCs w:val="32"/>
+              </w:rPr>
+              <w:t>–</w:t>
+            </w:r>
+            <w:r>
+              <w:rPr>
+                <w:rFonts w:ascii="BRH Malayalam Extra" w:hAnsi="BRH Malayalam Extra" w:cs="BRH Malayalam Extra"/>
+                <w:color w:val="000000"/>
+                <w:sz w:val="32"/>
+                <w:szCs w:val="32"/>
+              </w:rPr>
+              <w:t xml:space="preserve"> bsô— | </w:t>
+            </w:r>
+          </w:p>
+          <w:p>
+            <w:pPr>
+              <w:widowControl w:val="0"/>
+              <w:autoSpaceDE w:val="0"/>
+              <w:autoSpaceDN w:val="0"/>
+              <w:adjustRightInd w:val="0"/>
+              <w:spacing w:before="0" w:line="240" w:lineRule="auto"/>
+              <w:rPr>
+                <w:rFonts w:ascii="BRH Malayalam Extra" w:hAnsi="BRH Malayalam Extra" w:cs="BRH Malayalam Extra"/>
+                <w:color w:val="000000"/>
+                <w:sz w:val="32"/>
+                <w:szCs w:val="32"/>
+              </w:rPr>
+            </w:pPr>
+            <w:r>
+              <w:rPr>
+                <w:rFonts w:ascii="BRH Malayalam Extra" w:hAnsi="BRH Malayalam Extra" w:cs="BRH Malayalam Extra"/>
+                <w:color w:val="000000"/>
+                <w:sz w:val="32"/>
+                <w:szCs w:val="32"/>
+              </w:rPr>
+              <w:t>(</w:t>
+            </w:r>
+            <w:proofErr w:type="gramStart"/>
+            <w:r>
+              <w:rPr>
+                <w:rFonts w:cs="BRH Malayalam Extra"/>
+                <w:color w:val="000000"/>
+                <w:szCs w:val="32"/>
+              </w:rPr>
+              <w:t>35</w:t>
+            </w:r>
+            <w:r>
+              <w:rPr>
+                <w:rFonts w:ascii="BRH Malayalam Extra" w:hAnsi="BRH Malayalam Extra" w:cs="BRH Malayalam Extra"/>
+                <w:color w:val="000000"/>
+                <w:sz w:val="32"/>
+                <w:szCs w:val="32"/>
+              </w:rPr>
+              <w:t>)</w:t>
+            </w:r>
+            <w:r>
+              <w:rPr>
+                <w:rFonts w:cs="BRH Malayalam Extra"/>
+                <w:color w:val="000000"/>
+                <w:szCs w:val="32"/>
+              </w:rPr>
+              <w:t>[</w:t>
+            </w:r>
+            <w:proofErr w:type="gramEnd"/>
+            <w:r>
+              <w:rPr>
+                <w:rFonts w:cs="BRH Malayalam Extra"/>
+                <w:color w:val="000000"/>
+                <w:szCs w:val="32"/>
+              </w:rPr>
+              <w:t>P15</w:t>
+            </w:r>
+            <w:r>
+              <w:rPr>
+                <w:rFonts w:ascii="BRH Malayalam Extra" w:hAnsi="BRH Malayalam Extra" w:cs="BRH Malayalam Extra"/>
+                <w:color w:val="000000"/>
+                <w:sz w:val="32"/>
+                <w:szCs w:val="32"/>
+              </w:rPr>
+              <w:t xml:space="preserve">] </w:t>
+            </w:r>
+            <w:r>
+              <w:rPr>
+                <w:rFonts w:cs="BRH Malayalam Extra"/>
+                <w:color w:val="000000"/>
+                <w:szCs w:val="32"/>
+              </w:rPr>
+              <w:t>4</w:t>
+            </w:r>
+            <w:r>
+              <w:rPr>
+                <w:rFonts w:ascii="BRH Malayalam Extra" w:hAnsi="BRH Malayalam Extra" w:cs="BRH Malayalam Extra"/>
+                <w:color w:val="000000"/>
+                <w:sz w:val="32"/>
+                <w:szCs w:val="32"/>
+              </w:rPr>
+              <w:t>.</w:t>
+            </w:r>
+            <w:r>
+              <w:rPr>
+                <w:rFonts w:cs="BRH Malayalam Extra"/>
+                <w:color w:val="000000"/>
+                <w:szCs w:val="32"/>
+              </w:rPr>
+              <w:t>4</w:t>
+            </w:r>
+            <w:r>
+              <w:rPr>
+                <w:rFonts w:ascii="BRH Malayalam Extra" w:hAnsi="BRH Malayalam Extra" w:cs="BRH Malayalam Extra"/>
+                <w:color w:val="000000"/>
+                <w:sz w:val="32"/>
+                <w:szCs w:val="32"/>
+              </w:rPr>
+              <w:t>.</w:t>
+            </w:r>
+            <w:r>
+              <w:rPr>
+                <w:rFonts w:cs="BRH Malayalam Extra"/>
+                <w:color w:val="000000"/>
+                <w:szCs w:val="32"/>
+              </w:rPr>
+              <w:t>4</w:t>
+            </w:r>
+            <w:r>
+              <w:rPr>
+                <w:rFonts w:ascii="BRH Malayalam Extra" w:hAnsi="BRH Malayalam Extra" w:cs="BRH Malayalam Extra"/>
+                <w:color w:val="000000"/>
+                <w:sz w:val="32"/>
+                <w:szCs w:val="32"/>
+              </w:rPr>
+              <w:t>.</w:t>
+            </w:r>
+            <w:r>
+              <w:rPr>
+                <w:rFonts w:cs="BRH Malayalam Extra"/>
+                <w:color w:val="000000"/>
+                <w:szCs w:val="32"/>
+              </w:rPr>
+              <w:t>6</w:t>
+            </w:r>
+            <w:r>
+              <w:rPr>
+                <w:rFonts w:ascii="BRH Malayalam Extra" w:hAnsi="BRH Malayalam Extra" w:cs="BRH Malayalam Extra"/>
+                <w:color w:val="000000"/>
+                <w:sz w:val="32"/>
+                <w:szCs w:val="32"/>
+              </w:rPr>
+              <w:t>(</w:t>
+            </w:r>
+            <w:r>
+              <w:rPr>
+                <w:rFonts w:cs="BRH Malayalam Extra"/>
+                <w:color w:val="000000"/>
+                <w:szCs w:val="32"/>
+              </w:rPr>
+              <w:t>31</w:t>
+            </w:r>
+            <w:r>
+              <w:rPr>
+                <w:rFonts w:ascii="BRH Malayalam Extra" w:hAnsi="BRH Malayalam Extra" w:cs="BRH Malayalam Extra"/>
+                <w:color w:val="000000"/>
+                <w:sz w:val="32"/>
+                <w:szCs w:val="32"/>
+              </w:rPr>
+              <w:t>)- s¡</w:t>
+            </w:r>
+            <w:r>
+              <w:rPr>
+                <w:rFonts w:ascii="BRH Malayalam Extra" w:hAnsi="BRH Malayalam Extra" w:cs="BRH Malayalam Extra"/>
+                <w:color w:val="000000"/>
+                <w:sz w:val="32"/>
+                <w:szCs w:val="32"/>
+                <w:highlight w:val="green"/>
+              </w:rPr>
+              <w:t>Ò—öÉ</w:t>
+            </w:r>
+            <w:r>
+              <w:rPr>
+                <w:rFonts w:ascii="BRH Malayalam Extra" w:hAnsi="BRH Malayalam Extra" w:cs="BRH Malayalam Extra"/>
+                <w:color w:val="000000"/>
+                <w:sz w:val="32"/>
+                <w:szCs w:val="32"/>
+              </w:rPr>
+              <w:t xml:space="preserve"> |</w:t>
+            </w:r>
+          </w:p>
+          <w:p>
+            <w:pPr>
+              <w:widowControl w:val="0"/>
+              <w:autoSpaceDE w:val="0"/>
+              <w:autoSpaceDN w:val="0"/>
+              <w:adjustRightInd w:val="0"/>
+              <w:spacing w:before="0" w:line="240" w:lineRule="auto"/>
+              <w:rPr>
+                <w:rFonts w:ascii="BRH Malayalam Extra" w:hAnsi="BRH Malayalam Extra" w:cs="BRH Malayalam Extra"/>
+                <w:color w:val="000000"/>
+                <w:sz w:val="32"/>
+                <w:szCs w:val="32"/>
+              </w:rPr>
+            </w:pPr>
+            <w:r>
+              <w:rPr>
+                <w:rFonts w:ascii="BRH Malayalam Extra" w:hAnsi="BRH Malayalam Extra" w:cs="BRH Malayalam Extra"/>
+                <w:color w:val="000000"/>
+                <w:sz w:val="32"/>
+                <w:szCs w:val="32"/>
+              </w:rPr>
+              <w:t>s¡Ò</w:t>
+            </w:r>
+            <w:r>
+              <w:rPr>
+                <w:rFonts w:ascii="BRH Malayalam Extra" w:hAnsi="BRH Malayalam Extra" w:cs="BRH Malayalam Extra"/>
+                <w:color w:val="000000"/>
+                <w:sz w:val="28"/>
+                <w:szCs w:val="32"/>
+              </w:rPr>
+              <w:t>–</w:t>
+            </w:r>
+            <w:r>
+              <w:rPr>
+                <w:rFonts w:ascii="BRH Malayalam Extra" w:hAnsi="BRH Malayalam Extra" w:cs="BRH Malayalam Extra"/>
+                <w:color w:val="000000"/>
+                <w:sz w:val="32"/>
+                <w:szCs w:val="32"/>
+              </w:rPr>
+              <w:t>¥öÉZy</w:t>
+            </w:r>
+            <w:r>
+              <w:rPr>
+                <w:rFonts w:ascii="BRH Malayalam Extra" w:hAnsi="BRH Malayalam Extra" w:cs="BRH Malayalam Extra"/>
+                <w:color w:val="000000"/>
+                <w:sz w:val="28"/>
+                <w:szCs w:val="32"/>
+              </w:rPr>
+              <w:t>–</w:t>
+            </w:r>
+            <w:r>
+              <w:rPr>
+                <w:rFonts w:ascii="BRH Malayalam Extra" w:hAnsi="BRH Malayalam Extra" w:cs="BRH Malayalam Extra"/>
+                <w:color w:val="000000"/>
+                <w:sz w:val="32"/>
+                <w:szCs w:val="32"/>
+              </w:rPr>
+              <w:t xml:space="preserve"> s¡ - P</w:t>
+            </w:r>
+            <w:r>
+              <w:rPr>
+                <w:rFonts w:ascii="BRH Malayalam Extra" w:hAnsi="BRH Malayalam Extra" w:cs="BRH Malayalam Extra"/>
+                <w:color w:val="000000"/>
+                <w:sz w:val="28"/>
+                <w:szCs w:val="32"/>
+              </w:rPr>
+              <w:t>–</w:t>
+            </w:r>
+            <w:r>
+              <w:rPr>
+                <w:rFonts w:ascii="BRH Malayalam Extra" w:hAnsi="BRH Malayalam Extra" w:cs="BRH Malayalam Extra"/>
+                <w:color w:val="000000"/>
+                <w:sz w:val="32"/>
+                <w:szCs w:val="32"/>
+              </w:rPr>
+              <w:t>öÉ</w:t>
+            </w:r>
+            <w:r>
+              <w:rPr>
+                <w:rFonts w:ascii="BRH Malayalam Extra" w:hAnsi="BRH Malayalam Extra" w:cs="BRH Malayalam Extra"/>
+                <w:color w:val="000000"/>
+                <w:sz w:val="28"/>
+                <w:szCs w:val="32"/>
+              </w:rPr>
+              <w:t>–</w:t>
+            </w:r>
+            <w:r>
+              <w:rPr>
+                <w:rFonts w:ascii="BRH Malayalam Extra" w:hAnsi="BRH Malayalam Extra" w:cs="BRH Malayalam Extra"/>
+                <w:color w:val="000000"/>
+                <w:sz w:val="32"/>
+                <w:szCs w:val="32"/>
+              </w:rPr>
+              <w:t xml:space="preserve"> | </w:t>
+            </w:r>
+          </w:p>
+          <w:p>
+            <w:pPr>
+              <w:widowControl w:val="0"/>
+              <w:autoSpaceDE w:val="0"/>
+              <w:autoSpaceDN w:val="0"/>
+              <w:adjustRightInd w:val="0"/>
+              <w:spacing w:before="0" w:line="240" w:lineRule="auto"/>
+              <w:rPr>
+                <w:rFonts w:cs="BRH Malayalam Extra"/>
+                <w:color w:val="FF0000"/>
+                <w:szCs w:val="40"/>
+              </w:rPr>
+            </w:pPr>
+          </w:p>
+        </w:tc>
+      </w:tr>
+      <w:tr>
+        <w:trPr>
+          <w:trHeight w:val="899"/>
+        </w:trPr>
+        <w:tc>
+          <w:tcPr>
+            <w:tcW w:w="7166" w:type="dxa"/>
+            <w:tcBorders>
+              <w:top w:val="single" w:sz="4" w:space="0" w:color="000000"/>
+              <w:left w:val="single" w:sz="4" w:space="0" w:color="000000"/>
+              <w:bottom w:val="single" w:sz="4" w:space="0" w:color="000000"/>
+              <w:right w:val="single" w:sz="4" w:space="0" w:color="000000"/>
+            </w:tcBorders>
+          </w:tcPr>
+          <w:p>
+            <w:pPr>
+              <w:widowControl w:val="0"/>
+              <w:autoSpaceDE w:val="0"/>
+              <w:autoSpaceDN w:val="0"/>
+              <w:adjustRightInd w:val="0"/>
+              <w:spacing w:line="240" w:lineRule="auto"/>
+              <w:rPr>
+                <w:rFonts w:ascii="BRH Malayalam Extra" w:hAnsi="BRH Malayalam Extra" w:cs="BRH Malayalam Extra"/>
+                <w:color w:val="000000"/>
+                <w:sz w:val="32"/>
+                <w:szCs w:val="32"/>
+                <w:lang w:val="it-IT"/>
+              </w:rPr>
+            </w:pPr>
+            <w:r>
+              <w:rPr>
+                <w:rFonts w:ascii="BRH Malayalam Extra" w:hAnsi="BRH Malayalam Extra" w:cs="BRH Malayalam Extra"/>
+                <w:color w:val="000000"/>
+                <w:sz w:val="32"/>
+                <w:szCs w:val="32"/>
+                <w:lang w:val="it-IT"/>
+              </w:rPr>
+              <w:t>(</w:t>
+            </w:r>
+            <w:r>
+              <w:rPr>
+                <w:rFonts w:cs="BRH Malayalam Extra"/>
+                <w:color w:val="000000"/>
+                <w:szCs w:val="32"/>
+                <w:lang w:val="it-IT"/>
+              </w:rPr>
+              <w:t>50</w:t>
+            </w:r>
+            <w:r>
+              <w:rPr>
+                <w:rFonts w:ascii="BRH Malayalam Extra" w:hAnsi="BRH Malayalam Extra" w:cs="BRH Malayalam Extra"/>
+                <w:color w:val="000000"/>
+                <w:sz w:val="32"/>
+                <w:szCs w:val="32"/>
+                <w:lang w:val="it-IT"/>
+              </w:rPr>
+              <w:t>)</w:t>
+            </w:r>
+            <w:r>
+              <w:rPr>
+                <w:rFonts w:cs="BRH Malayalam Extra"/>
+                <w:color w:val="000000"/>
+                <w:szCs w:val="32"/>
+                <w:lang w:val="it-IT"/>
+              </w:rPr>
+              <w:t>[P16</w:t>
+            </w:r>
+            <w:r>
+              <w:rPr>
+                <w:rFonts w:ascii="BRH Malayalam Extra" w:hAnsi="BRH Malayalam Extra" w:cs="BRH Malayalam Extra"/>
+                <w:color w:val="000000"/>
+                <w:sz w:val="32"/>
+                <w:szCs w:val="32"/>
+                <w:lang w:val="it-IT"/>
+              </w:rPr>
+              <w:t xml:space="preserve">] </w:t>
+            </w:r>
+            <w:r>
+              <w:rPr>
+                <w:rFonts w:cs="BRH Malayalam Extra"/>
+                <w:color w:val="000000"/>
+                <w:szCs w:val="32"/>
+                <w:lang w:val="it-IT"/>
+              </w:rPr>
+              <w:t>4</w:t>
+            </w:r>
+            <w:r>
+              <w:rPr>
+                <w:rFonts w:ascii="BRH Malayalam Extra" w:hAnsi="BRH Malayalam Extra" w:cs="BRH Malayalam Extra"/>
+                <w:color w:val="000000"/>
+                <w:sz w:val="32"/>
+                <w:szCs w:val="32"/>
+                <w:lang w:val="it-IT"/>
+              </w:rPr>
+              <w:t>.</w:t>
+            </w:r>
+            <w:r>
+              <w:rPr>
+                <w:rFonts w:cs="BRH Malayalam Extra"/>
+                <w:color w:val="000000"/>
+                <w:szCs w:val="32"/>
+                <w:lang w:val="it-IT"/>
+              </w:rPr>
+              <w:t>4</w:t>
+            </w:r>
+            <w:r>
+              <w:rPr>
+                <w:rFonts w:ascii="BRH Malayalam Extra" w:hAnsi="BRH Malayalam Extra" w:cs="BRH Malayalam Extra"/>
+                <w:color w:val="000000"/>
+                <w:sz w:val="32"/>
+                <w:szCs w:val="32"/>
+                <w:lang w:val="it-IT"/>
+              </w:rPr>
+              <w:t>.</w:t>
+            </w:r>
+            <w:r>
+              <w:rPr>
+                <w:rFonts w:cs="BRH Malayalam Extra"/>
+                <w:color w:val="000000"/>
+                <w:szCs w:val="32"/>
+                <w:lang w:val="it-IT"/>
+              </w:rPr>
+              <w:t>4</w:t>
+            </w:r>
+            <w:r>
+              <w:rPr>
+                <w:rFonts w:ascii="BRH Malayalam Extra" w:hAnsi="BRH Malayalam Extra" w:cs="BRH Malayalam Extra"/>
+                <w:color w:val="000000"/>
+                <w:sz w:val="32"/>
+                <w:szCs w:val="32"/>
+                <w:lang w:val="it-IT"/>
+              </w:rPr>
+              <w:t>.</w:t>
+            </w:r>
+            <w:r>
+              <w:rPr>
+                <w:rFonts w:cs="BRH Malayalam Extra"/>
+                <w:color w:val="000000"/>
+                <w:szCs w:val="32"/>
+                <w:lang w:val="it-IT"/>
+              </w:rPr>
+              <w:t>7</w:t>
+            </w:r>
+            <w:r>
+              <w:rPr>
+                <w:rFonts w:ascii="BRH Malayalam Extra" w:hAnsi="BRH Malayalam Extra" w:cs="BRH Malayalam Extra"/>
+                <w:color w:val="000000"/>
+                <w:sz w:val="32"/>
+                <w:szCs w:val="32"/>
+                <w:lang w:val="it-IT"/>
+              </w:rPr>
+              <w:t>(</w:t>
+            </w:r>
+            <w:r>
+              <w:rPr>
+                <w:rFonts w:cs="BRH Malayalam Extra"/>
+                <w:color w:val="000000"/>
+                <w:szCs w:val="32"/>
+                <w:lang w:val="it-IT"/>
+              </w:rPr>
+              <w:t>49</w:t>
+            </w:r>
+            <w:r>
+              <w:rPr>
+                <w:rFonts w:ascii="BRH Malayalam Extra" w:hAnsi="BRH Malayalam Extra" w:cs="BRH Malayalam Extra"/>
+                <w:color w:val="000000"/>
+                <w:sz w:val="32"/>
+                <w:szCs w:val="32"/>
+                <w:lang w:val="it-IT"/>
+              </w:rPr>
+              <w:t>)- d</w:t>
+            </w:r>
+            <w:r>
+              <w:rPr>
+                <w:rFonts w:ascii="BRH Malayalam Extra" w:hAnsi="BRH Malayalam Extra" w:cs="BRH Malayalam Extra"/>
+                <w:color w:val="000000"/>
+                <w:sz w:val="28"/>
+                <w:szCs w:val="32"/>
+                <w:lang w:val="it-IT"/>
+              </w:rPr>
+              <w:t>–</w:t>
+            </w:r>
+            <w:r>
+              <w:rPr>
+                <w:rFonts w:ascii="BRH Malayalam Extra" w:hAnsi="BRH Malayalam Extra" w:cs="BRH Malayalam Extra"/>
+                <w:color w:val="000000"/>
+                <w:sz w:val="32"/>
+                <w:szCs w:val="32"/>
+                <w:lang w:val="it-IT"/>
+              </w:rPr>
+              <w:t>J | A</w:t>
+            </w:r>
+            <w:r>
+              <w:rPr>
+                <w:rFonts w:ascii="BRH Malayalam Extra" w:hAnsi="BRH Malayalam Extra" w:cs="BRH Malayalam Extra"/>
+                <w:color w:val="000000"/>
+                <w:sz w:val="28"/>
+                <w:szCs w:val="32"/>
+                <w:lang w:val="it-IT"/>
+              </w:rPr>
+              <w:t>–</w:t>
+            </w:r>
+            <w:r>
+              <w:rPr>
+                <w:rFonts w:ascii="BRH Malayalam Extra" w:hAnsi="BRH Malayalam Extra" w:cs="BRH Malayalam Extra"/>
+                <w:color w:val="000000"/>
+                <w:sz w:val="32"/>
+                <w:szCs w:val="32"/>
+                <w:lang w:val="it-IT"/>
+              </w:rPr>
+              <w:t>ªpxO§ |</w:t>
+            </w:r>
+          </w:p>
+          <w:p>
+            <w:pPr>
+              <w:widowControl w:val="0"/>
+              <w:autoSpaceDE w:val="0"/>
+              <w:autoSpaceDN w:val="0"/>
+              <w:adjustRightInd w:val="0"/>
+              <w:spacing w:line="240" w:lineRule="auto"/>
+              <w:rPr>
+                <w:rFonts w:ascii="BRH Malayalam Extra" w:hAnsi="BRH Malayalam Extra" w:cs="BRH Malayalam Extra"/>
+                <w:color w:val="000000"/>
+                <w:sz w:val="32"/>
+                <w:szCs w:val="32"/>
+                <w:lang w:val="it-IT"/>
+              </w:rPr>
+            </w:pPr>
+            <w:r>
+              <w:rPr>
+                <w:rFonts w:ascii="BRH Malayalam Extra" w:hAnsi="BRH Malayalam Extra" w:cs="BRH Malayalam Extra"/>
+                <w:color w:val="000000"/>
+                <w:sz w:val="32"/>
+                <w:szCs w:val="32"/>
+                <w:lang w:val="it-IT"/>
+              </w:rPr>
+              <w:t>¥dx</w:t>
+            </w:r>
+            <w:r>
+              <w:rPr>
+                <w:rFonts w:ascii="BRH Malayalam Extra" w:hAnsi="BRH Malayalam Extra" w:cs="BRH Malayalam Extra"/>
+                <w:color w:val="000000"/>
+                <w:sz w:val="28"/>
+                <w:szCs w:val="32"/>
+                <w:lang w:val="it-IT"/>
+              </w:rPr>
+              <w:t>–</w:t>
+            </w:r>
+            <w:r>
+              <w:rPr>
+                <w:rFonts w:ascii="BRH Malayalam Extra" w:hAnsi="BRH Malayalam Extra" w:cs="BRH Malayalam Extra"/>
+                <w:color w:val="000000"/>
+                <w:sz w:val="32"/>
+                <w:szCs w:val="32"/>
+                <w:lang w:val="it-IT"/>
+              </w:rPr>
+              <w:t xml:space="preserve"> A</w:t>
+            </w:r>
+            <w:r>
+              <w:rPr>
+                <w:rFonts w:ascii="BRH Malayalam Extra" w:hAnsi="BRH Malayalam Extra" w:cs="BRH Malayalam Extra"/>
+                <w:color w:val="000000"/>
+                <w:sz w:val="28"/>
+                <w:szCs w:val="32"/>
+                <w:lang w:val="it-IT"/>
+              </w:rPr>
+              <w:t>–</w:t>
+            </w:r>
+            <w:r>
+              <w:rPr>
+                <w:rFonts w:ascii="BRH Malayalam Extra" w:hAnsi="BRH Malayalam Extra" w:cs="BRH Malayalam Extra"/>
+                <w:color w:val="000000"/>
+                <w:sz w:val="32"/>
+                <w:szCs w:val="32"/>
+                <w:lang w:val="it-IT"/>
+              </w:rPr>
+              <w:t>ªpx</w:t>
+            </w:r>
+            <w:r>
+              <w:rPr>
+                <w:rFonts w:ascii="BRH Malayalam Extra" w:hAnsi="BRH Malayalam Extra" w:cs="BRH Malayalam Extra"/>
+                <w:color w:val="000000"/>
+                <w:sz w:val="32"/>
+                <w:szCs w:val="32"/>
+                <w:highlight w:val="yellow"/>
+                <w:lang w:val="it-IT"/>
+              </w:rPr>
+              <w:t>O</w:t>
+            </w:r>
+            <w:r>
+              <w:rPr>
+                <w:rFonts w:ascii="BRH Malayalam Extra" w:hAnsi="BRH Malayalam Extra" w:cs="BRH Malayalam Extra"/>
+                <w:color w:val="000000"/>
+                <w:sz w:val="32"/>
+                <w:szCs w:val="32"/>
+                <w:lang w:val="it-IT"/>
+              </w:rPr>
+              <w:t>§ O</w:t>
+            </w:r>
+            <w:r>
+              <w:rPr>
+                <w:rFonts w:ascii="BRH Malayalam Extra" w:hAnsi="BRH Malayalam Extra" w:cs="BRH Malayalam Extra"/>
+                <w:color w:val="000000"/>
+                <w:sz w:val="28"/>
+                <w:szCs w:val="32"/>
+                <w:lang w:val="it-IT"/>
+              </w:rPr>
+              <w:t>–</w:t>
+            </w:r>
+            <w:r>
+              <w:rPr>
+                <w:rFonts w:ascii="BRH Malayalam Extra" w:hAnsi="BRH Malayalam Extra" w:cs="BRH Malayalam Extra"/>
+                <w:color w:val="000000"/>
+                <w:sz w:val="32"/>
+                <w:szCs w:val="32"/>
+                <w:lang w:val="it-IT"/>
+              </w:rPr>
+              <w:t>ªpxO§ ¥dx— ¥dx A</w:t>
+            </w:r>
+            <w:r>
+              <w:rPr>
+                <w:rFonts w:ascii="BRH Malayalam Extra" w:hAnsi="BRH Malayalam Extra" w:cs="BRH Malayalam Extra"/>
+                <w:color w:val="000000"/>
+                <w:sz w:val="28"/>
+                <w:szCs w:val="32"/>
+                <w:lang w:val="it-IT"/>
+              </w:rPr>
+              <w:t>–</w:t>
+            </w:r>
+            <w:r>
+              <w:rPr>
+                <w:rFonts w:ascii="BRH Malayalam Extra" w:hAnsi="BRH Malayalam Extra" w:cs="BRH Malayalam Extra"/>
+                <w:color w:val="000000"/>
+                <w:sz w:val="32"/>
+                <w:szCs w:val="32"/>
+                <w:lang w:val="it-IT"/>
+              </w:rPr>
+              <w:t xml:space="preserve">ªpxO§ | </w:t>
+            </w:r>
+          </w:p>
+          <w:p>
+            <w:pPr>
+              <w:widowControl w:val="0"/>
+              <w:autoSpaceDE w:val="0"/>
+              <w:autoSpaceDN w:val="0"/>
+              <w:adjustRightInd w:val="0"/>
+              <w:spacing w:line="240" w:lineRule="auto"/>
+              <w:rPr>
+                <w:rFonts w:ascii="BRH Malayalam Extra" w:hAnsi="BRH Malayalam Extra" w:cs="BRH Malayalam Extra"/>
+                <w:color w:val="000000"/>
+                <w:sz w:val="32"/>
+                <w:szCs w:val="32"/>
+                <w:lang w:val="it-IT"/>
+              </w:rPr>
+            </w:pPr>
+            <w:r>
+              <w:rPr>
+                <w:rFonts w:ascii="BRH Malayalam Extra" w:hAnsi="BRH Malayalam Extra" w:cs="BRH Malayalam Extra"/>
+                <w:color w:val="000000"/>
+                <w:sz w:val="32"/>
+                <w:szCs w:val="32"/>
+                <w:lang w:val="it-IT"/>
+              </w:rPr>
+              <w:t>(</w:t>
+            </w:r>
+            <w:r>
+              <w:rPr>
+                <w:rFonts w:cs="BRH Malayalam Extra"/>
+                <w:color w:val="000000"/>
+                <w:szCs w:val="32"/>
+                <w:lang w:val="it-IT"/>
+              </w:rPr>
+              <w:t>51</w:t>
+            </w:r>
+            <w:r>
+              <w:rPr>
+                <w:rFonts w:ascii="BRH Malayalam Extra" w:hAnsi="BRH Malayalam Extra" w:cs="BRH Malayalam Extra"/>
+                <w:color w:val="000000"/>
+                <w:sz w:val="32"/>
+                <w:szCs w:val="32"/>
+                <w:lang w:val="it-IT"/>
+              </w:rPr>
+              <w:t>)</w:t>
+            </w:r>
+            <w:r>
+              <w:rPr>
+                <w:rFonts w:cs="BRH Malayalam Extra"/>
+                <w:color w:val="000000"/>
+                <w:szCs w:val="32"/>
+                <w:lang w:val="it-IT"/>
+              </w:rPr>
+              <w:t>[P16</w:t>
+            </w:r>
+            <w:r>
+              <w:rPr>
+                <w:rFonts w:ascii="BRH Malayalam Extra" w:hAnsi="BRH Malayalam Extra" w:cs="BRH Malayalam Extra"/>
+                <w:color w:val="000000"/>
+                <w:sz w:val="32"/>
+                <w:szCs w:val="32"/>
+                <w:lang w:val="it-IT"/>
+              </w:rPr>
+              <w:t xml:space="preserve">] </w:t>
+            </w:r>
+            <w:r>
+              <w:rPr>
+                <w:rFonts w:cs="BRH Malayalam Extra"/>
+                <w:color w:val="000000"/>
+                <w:szCs w:val="32"/>
+                <w:lang w:val="it-IT"/>
+              </w:rPr>
+              <w:t>4</w:t>
+            </w:r>
+            <w:r>
+              <w:rPr>
+                <w:rFonts w:ascii="BRH Malayalam Extra" w:hAnsi="BRH Malayalam Extra" w:cs="BRH Malayalam Extra"/>
+                <w:color w:val="000000"/>
+                <w:sz w:val="32"/>
+                <w:szCs w:val="32"/>
+                <w:lang w:val="it-IT"/>
+              </w:rPr>
+              <w:t>.</w:t>
+            </w:r>
+            <w:r>
+              <w:rPr>
+                <w:rFonts w:cs="BRH Malayalam Extra"/>
+                <w:color w:val="000000"/>
+                <w:szCs w:val="32"/>
+                <w:lang w:val="it-IT"/>
+              </w:rPr>
+              <w:t>4</w:t>
+            </w:r>
+            <w:r>
+              <w:rPr>
+                <w:rFonts w:ascii="BRH Malayalam Extra" w:hAnsi="BRH Malayalam Extra" w:cs="BRH Malayalam Extra"/>
+                <w:color w:val="000000"/>
+                <w:sz w:val="32"/>
+                <w:szCs w:val="32"/>
+                <w:lang w:val="it-IT"/>
+              </w:rPr>
+              <w:t>.</w:t>
+            </w:r>
+            <w:r>
+              <w:rPr>
+                <w:rFonts w:cs="BRH Malayalam Extra"/>
+                <w:color w:val="000000"/>
+                <w:szCs w:val="32"/>
+                <w:lang w:val="it-IT"/>
+              </w:rPr>
+              <w:t>4</w:t>
+            </w:r>
+            <w:r>
+              <w:rPr>
+                <w:rFonts w:ascii="BRH Malayalam Extra" w:hAnsi="BRH Malayalam Extra" w:cs="BRH Malayalam Extra"/>
+                <w:color w:val="000000"/>
+                <w:sz w:val="32"/>
+                <w:szCs w:val="32"/>
+                <w:lang w:val="it-IT"/>
+              </w:rPr>
+              <w:t>.</w:t>
+            </w:r>
+            <w:r>
+              <w:rPr>
+                <w:rFonts w:cs="BRH Malayalam Extra"/>
+                <w:color w:val="000000"/>
+                <w:szCs w:val="32"/>
+                <w:lang w:val="it-IT"/>
+              </w:rPr>
+              <w:t>7</w:t>
+            </w:r>
+            <w:r>
+              <w:rPr>
+                <w:rFonts w:ascii="BRH Malayalam Extra" w:hAnsi="BRH Malayalam Extra" w:cs="BRH Malayalam Extra"/>
+                <w:color w:val="000000"/>
+                <w:sz w:val="32"/>
+                <w:szCs w:val="32"/>
+                <w:lang w:val="it-IT"/>
+              </w:rPr>
+              <w:t>(</w:t>
+            </w:r>
+            <w:r>
+              <w:rPr>
+                <w:rFonts w:cs="BRH Malayalam Extra"/>
+                <w:color w:val="000000"/>
+                <w:szCs w:val="32"/>
+                <w:lang w:val="it-IT"/>
+              </w:rPr>
+              <w:t>50</w:t>
+            </w:r>
+            <w:r>
+              <w:rPr>
+                <w:rFonts w:ascii="BRH Malayalam Extra" w:hAnsi="BRH Malayalam Extra" w:cs="BRH Malayalam Extra"/>
+                <w:color w:val="000000"/>
+                <w:sz w:val="32"/>
+                <w:szCs w:val="32"/>
+                <w:lang w:val="it-IT"/>
+              </w:rPr>
+              <w:t>)- A</w:t>
+            </w:r>
+            <w:r>
+              <w:rPr>
+                <w:rFonts w:ascii="BRH Malayalam Extra" w:hAnsi="BRH Malayalam Extra" w:cs="BRH Malayalam Extra"/>
+                <w:color w:val="000000"/>
+                <w:sz w:val="28"/>
+                <w:szCs w:val="32"/>
+                <w:lang w:val="it-IT"/>
+              </w:rPr>
+              <w:t>–</w:t>
+            </w:r>
+            <w:r>
+              <w:rPr>
+                <w:rFonts w:ascii="BRH Malayalam Extra" w:hAnsi="BRH Malayalam Extra" w:cs="BRH Malayalam Extra"/>
+                <w:color w:val="000000"/>
+                <w:sz w:val="32"/>
+                <w:szCs w:val="32"/>
+                <w:lang w:val="it-IT"/>
+              </w:rPr>
+              <w:t>ªpxO§ | s¡p—J |</w:t>
+            </w:r>
+          </w:p>
+          <w:p>
+            <w:pPr>
+              <w:widowControl w:val="0"/>
+              <w:autoSpaceDE w:val="0"/>
+              <w:autoSpaceDN w:val="0"/>
+              <w:adjustRightInd w:val="0"/>
+              <w:spacing w:line="240" w:lineRule="auto"/>
+              <w:rPr>
+                <w:rFonts w:ascii="BRH Malayalam Extra" w:hAnsi="BRH Malayalam Extra" w:cs="BRH Malayalam Extra"/>
+                <w:color w:val="000000"/>
+                <w:sz w:val="32"/>
+                <w:szCs w:val="32"/>
+                <w:lang w:val="it-IT"/>
+              </w:rPr>
+            </w:pPr>
+            <w:r>
+              <w:rPr>
+                <w:rFonts w:ascii="BRH Malayalam Extra" w:hAnsi="BRH Malayalam Extra" w:cs="BRH Malayalam Extra"/>
+                <w:color w:val="000000"/>
+                <w:sz w:val="32"/>
+                <w:szCs w:val="32"/>
+                <w:lang w:val="it-IT"/>
+              </w:rPr>
+              <w:lastRenderedPageBreak/>
+              <w:t>A</w:t>
+            </w:r>
+            <w:r>
+              <w:rPr>
+                <w:rFonts w:ascii="BRH Malayalam Extra" w:hAnsi="BRH Malayalam Extra" w:cs="BRH Malayalam Extra"/>
+                <w:color w:val="000000"/>
+                <w:sz w:val="28"/>
+                <w:szCs w:val="32"/>
+                <w:lang w:val="it-IT"/>
+              </w:rPr>
+              <w:t>–</w:t>
+            </w:r>
+            <w:r>
+              <w:rPr>
+                <w:rFonts w:ascii="BRH Malayalam Extra" w:hAnsi="BRH Malayalam Extra" w:cs="BRH Malayalam Extra"/>
+                <w:color w:val="000000"/>
+                <w:sz w:val="32"/>
+                <w:szCs w:val="32"/>
+                <w:lang w:val="it-IT"/>
+              </w:rPr>
+              <w:t>ªpxO§ L§s¡p</w:t>
+            </w:r>
+            <w:r>
+              <w:rPr>
+                <w:rFonts w:ascii="BRH Malayalam Extra" w:hAnsi="BRH Malayalam Extra" w:cs="BRH Malayalam Extra"/>
+                <w:color w:val="000000"/>
+                <w:sz w:val="28"/>
+                <w:szCs w:val="32"/>
+                <w:lang w:val="it-IT"/>
+              </w:rPr>
+              <w:t>–</w:t>
+            </w:r>
+            <w:r>
+              <w:rPr>
+                <w:rFonts w:ascii="BRH Malayalam Extra" w:hAnsi="BRH Malayalam Extra" w:cs="BRH Malayalam Extra"/>
+                <w:color w:val="000000"/>
+                <w:sz w:val="32"/>
+                <w:szCs w:val="32"/>
+                <w:lang w:val="it-IT"/>
+              </w:rPr>
+              <w:t>J s¡p— k</w:t>
+            </w:r>
+            <w:r>
+              <w:rPr>
+                <w:rFonts w:ascii="BRH Malayalam Extra" w:hAnsi="BRH Malayalam Extra" w:cs="BRH Malayalam Extra"/>
+                <w:color w:val="000000"/>
+                <w:sz w:val="28"/>
+                <w:szCs w:val="32"/>
+                <w:lang w:val="it-IT"/>
+              </w:rPr>
+              <w:t>–</w:t>
+            </w:r>
+            <w:r>
+              <w:rPr>
+                <w:rFonts w:ascii="BRH Malayalam Extra" w:hAnsi="BRH Malayalam Extra" w:cs="BRH Malayalam Extra"/>
+                <w:color w:val="000000"/>
+                <w:sz w:val="32"/>
+                <w:szCs w:val="32"/>
+                <w:lang w:val="it-IT"/>
+              </w:rPr>
+              <w:t>ªpx</w:t>
+            </w:r>
+            <w:r>
+              <w:rPr>
+                <w:rFonts w:ascii="BRH Malayalam Extra" w:hAnsi="BRH Malayalam Extra" w:cs="BRH Malayalam Extra"/>
+                <w:color w:val="000000"/>
+                <w:sz w:val="32"/>
+                <w:szCs w:val="32"/>
+                <w:highlight w:val="yellow"/>
+                <w:lang w:val="it-IT"/>
+              </w:rPr>
+              <w:t>O</w:t>
+            </w:r>
+            <w:r>
+              <w:rPr>
+                <w:rFonts w:ascii="BRH Malayalam Extra" w:hAnsi="BRH Malayalam Extra" w:cs="BRH Malayalam Extra"/>
+                <w:color w:val="000000"/>
+                <w:sz w:val="32"/>
+                <w:szCs w:val="32"/>
+                <w:lang w:val="it-IT"/>
+              </w:rPr>
+              <w:t>§ O</w:t>
+            </w:r>
+            <w:r>
+              <w:rPr>
+                <w:rFonts w:ascii="BRH Malayalam Extra" w:hAnsi="BRH Malayalam Extra" w:cs="BRH Malayalam Extra"/>
+                <w:color w:val="000000"/>
+                <w:sz w:val="28"/>
+                <w:szCs w:val="32"/>
+                <w:lang w:val="it-IT"/>
+              </w:rPr>
+              <w:t>–</w:t>
+            </w:r>
+            <w:r>
+              <w:rPr>
+                <w:rFonts w:ascii="BRH Malayalam Extra" w:hAnsi="BRH Malayalam Extra" w:cs="BRH Malayalam Extra"/>
+                <w:color w:val="000000"/>
+                <w:sz w:val="32"/>
+                <w:szCs w:val="32"/>
+                <w:lang w:val="it-IT"/>
+              </w:rPr>
+              <w:t xml:space="preserve">ªpxO§ </w:t>
+            </w:r>
+          </w:p>
+          <w:p>
+            <w:pPr>
+              <w:widowControl w:val="0"/>
+              <w:autoSpaceDE w:val="0"/>
+              <w:autoSpaceDN w:val="0"/>
+              <w:adjustRightInd w:val="0"/>
+              <w:spacing w:line="240" w:lineRule="auto"/>
+              <w:rPr>
+                <w:rFonts w:ascii="BRH Malayalam Extra" w:hAnsi="BRH Malayalam Extra" w:cs="BRH Malayalam Extra"/>
+                <w:color w:val="000000"/>
+                <w:sz w:val="32"/>
+                <w:szCs w:val="32"/>
+                <w:lang w:val="it-IT"/>
+              </w:rPr>
+            </w:pPr>
+            <w:r>
+              <w:rPr>
+                <w:rFonts w:ascii="BRH Malayalam Extra" w:hAnsi="BRH Malayalam Extra" w:cs="BRH Malayalam Extra"/>
+                <w:color w:val="000000"/>
+                <w:sz w:val="32"/>
+                <w:szCs w:val="32"/>
+                <w:lang w:val="it-IT"/>
+              </w:rPr>
+              <w:t xml:space="preserve">L§s¡p—J | </w:t>
+            </w:r>
+          </w:p>
+        </w:tc>
+        <w:tc>
+          <w:tcPr>
+            <w:tcW w:w="7371" w:type="dxa"/>
+            <w:tcBorders>
+              <w:top w:val="single" w:sz="4" w:space="0" w:color="000000"/>
+              <w:left w:val="single" w:sz="4" w:space="0" w:color="000000"/>
+              <w:bottom w:val="single" w:sz="4" w:space="0" w:color="000000"/>
+              <w:right w:val="single" w:sz="4" w:space="0" w:color="000000"/>
+            </w:tcBorders>
+          </w:tcPr>
+          <w:p>
+            <w:pPr>
+              <w:widowControl w:val="0"/>
+              <w:autoSpaceDE w:val="0"/>
+              <w:autoSpaceDN w:val="0"/>
+              <w:adjustRightInd w:val="0"/>
+              <w:spacing w:line="240" w:lineRule="auto"/>
+              <w:rPr>
+                <w:rFonts w:ascii="BRH Malayalam Extra" w:hAnsi="BRH Malayalam Extra" w:cs="BRH Malayalam Extra"/>
+                <w:color w:val="000000"/>
+                <w:sz w:val="32"/>
+                <w:szCs w:val="32"/>
+                <w:lang w:val="it-IT"/>
+              </w:rPr>
+            </w:pPr>
+            <w:r>
+              <w:rPr>
+                <w:rFonts w:ascii="BRH Malayalam Extra" w:hAnsi="BRH Malayalam Extra" w:cs="BRH Malayalam Extra"/>
+                <w:color w:val="000000"/>
+                <w:sz w:val="32"/>
+                <w:szCs w:val="32"/>
+                <w:lang w:val="it-IT"/>
+              </w:rPr>
+              <w:lastRenderedPageBreak/>
+              <w:t>(</w:t>
+            </w:r>
+            <w:r>
+              <w:rPr>
+                <w:rFonts w:cs="BRH Malayalam Extra"/>
+                <w:color w:val="000000"/>
+                <w:szCs w:val="32"/>
+                <w:lang w:val="it-IT"/>
+              </w:rPr>
+              <w:t>50</w:t>
+            </w:r>
+            <w:r>
+              <w:rPr>
+                <w:rFonts w:ascii="BRH Malayalam Extra" w:hAnsi="BRH Malayalam Extra" w:cs="BRH Malayalam Extra"/>
+                <w:color w:val="000000"/>
+                <w:sz w:val="32"/>
+                <w:szCs w:val="32"/>
+                <w:lang w:val="it-IT"/>
+              </w:rPr>
+              <w:t>)</w:t>
+            </w:r>
+            <w:r>
+              <w:rPr>
+                <w:rFonts w:cs="BRH Malayalam Extra"/>
+                <w:color w:val="000000"/>
+                <w:szCs w:val="32"/>
+                <w:lang w:val="it-IT"/>
+              </w:rPr>
+              <w:t>[P16</w:t>
+            </w:r>
+            <w:r>
+              <w:rPr>
+                <w:rFonts w:ascii="BRH Malayalam Extra" w:hAnsi="BRH Malayalam Extra" w:cs="BRH Malayalam Extra"/>
+                <w:color w:val="000000"/>
+                <w:sz w:val="32"/>
+                <w:szCs w:val="32"/>
+                <w:lang w:val="it-IT"/>
+              </w:rPr>
+              <w:t xml:space="preserve">] </w:t>
+            </w:r>
+            <w:r>
+              <w:rPr>
+                <w:rFonts w:cs="BRH Malayalam Extra"/>
+                <w:color w:val="000000"/>
+                <w:szCs w:val="32"/>
+                <w:lang w:val="it-IT"/>
+              </w:rPr>
+              <w:t>4</w:t>
+            </w:r>
+            <w:r>
+              <w:rPr>
+                <w:rFonts w:ascii="BRH Malayalam Extra" w:hAnsi="BRH Malayalam Extra" w:cs="BRH Malayalam Extra"/>
+                <w:color w:val="000000"/>
+                <w:sz w:val="32"/>
+                <w:szCs w:val="32"/>
+                <w:lang w:val="it-IT"/>
+              </w:rPr>
+              <w:t>.</w:t>
+            </w:r>
+            <w:r>
+              <w:rPr>
+                <w:rFonts w:cs="BRH Malayalam Extra"/>
+                <w:color w:val="000000"/>
+                <w:szCs w:val="32"/>
+                <w:lang w:val="it-IT"/>
+              </w:rPr>
+              <w:t>4</w:t>
+            </w:r>
+            <w:r>
+              <w:rPr>
+                <w:rFonts w:ascii="BRH Malayalam Extra" w:hAnsi="BRH Malayalam Extra" w:cs="BRH Malayalam Extra"/>
+                <w:color w:val="000000"/>
+                <w:sz w:val="32"/>
+                <w:szCs w:val="32"/>
+                <w:lang w:val="it-IT"/>
+              </w:rPr>
+              <w:t>.</w:t>
+            </w:r>
+            <w:r>
+              <w:rPr>
+                <w:rFonts w:cs="BRH Malayalam Extra"/>
+                <w:color w:val="000000"/>
+                <w:szCs w:val="32"/>
+                <w:lang w:val="it-IT"/>
+              </w:rPr>
+              <w:t>4</w:t>
+            </w:r>
+            <w:r>
+              <w:rPr>
+                <w:rFonts w:ascii="BRH Malayalam Extra" w:hAnsi="BRH Malayalam Extra" w:cs="BRH Malayalam Extra"/>
+                <w:color w:val="000000"/>
+                <w:sz w:val="32"/>
+                <w:szCs w:val="32"/>
+                <w:lang w:val="it-IT"/>
+              </w:rPr>
+              <w:t>.</w:t>
+            </w:r>
+            <w:r>
+              <w:rPr>
+                <w:rFonts w:cs="BRH Malayalam Extra"/>
+                <w:color w:val="000000"/>
+                <w:szCs w:val="32"/>
+                <w:lang w:val="it-IT"/>
+              </w:rPr>
+              <w:t>7</w:t>
+            </w:r>
+            <w:r>
+              <w:rPr>
+                <w:rFonts w:ascii="BRH Malayalam Extra" w:hAnsi="BRH Malayalam Extra" w:cs="BRH Malayalam Extra"/>
+                <w:color w:val="000000"/>
+                <w:sz w:val="32"/>
+                <w:szCs w:val="32"/>
+                <w:lang w:val="it-IT"/>
+              </w:rPr>
+              <w:t>(</w:t>
+            </w:r>
+            <w:r>
+              <w:rPr>
+                <w:rFonts w:cs="BRH Malayalam Extra"/>
+                <w:color w:val="000000"/>
+                <w:szCs w:val="32"/>
+                <w:lang w:val="it-IT"/>
+              </w:rPr>
+              <w:t>49</w:t>
+            </w:r>
+            <w:r>
+              <w:rPr>
+                <w:rFonts w:ascii="BRH Malayalam Extra" w:hAnsi="BRH Malayalam Extra" w:cs="BRH Malayalam Extra"/>
+                <w:color w:val="000000"/>
+                <w:sz w:val="32"/>
+                <w:szCs w:val="32"/>
+                <w:lang w:val="it-IT"/>
+              </w:rPr>
+              <w:t>)- d</w:t>
+            </w:r>
+            <w:r>
+              <w:rPr>
+                <w:rFonts w:ascii="BRH Malayalam Extra" w:hAnsi="BRH Malayalam Extra" w:cs="BRH Malayalam Extra"/>
+                <w:color w:val="000000"/>
+                <w:sz w:val="28"/>
+                <w:szCs w:val="32"/>
+                <w:lang w:val="it-IT"/>
+              </w:rPr>
+              <w:t>–</w:t>
+            </w:r>
+            <w:r>
+              <w:rPr>
+                <w:rFonts w:ascii="BRH Malayalam Extra" w:hAnsi="BRH Malayalam Extra" w:cs="BRH Malayalam Extra"/>
+                <w:color w:val="000000"/>
+                <w:sz w:val="32"/>
+                <w:szCs w:val="32"/>
+                <w:lang w:val="it-IT"/>
+              </w:rPr>
+              <w:t>J | A</w:t>
+            </w:r>
+            <w:r>
+              <w:rPr>
+                <w:rFonts w:ascii="BRH Malayalam Extra" w:hAnsi="BRH Malayalam Extra" w:cs="BRH Malayalam Extra"/>
+                <w:color w:val="000000"/>
+                <w:sz w:val="28"/>
+                <w:szCs w:val="32"/>
+                <w:lang w:val="it-IT"/>
+              </w:rPr>
+              <w:t>–</w:t>
+            </w:r>
+            <w:r>
+              <w:rPr>
+                <w:rFonts w:ascii="BRH Malayalam Extra" w:hAnsi="BRH Malayalam Extra" w:cs="BRH Malayalam Extra"/>
+                <w:color w:val="000000"/>
+                <w:sz w:val="32"/>
+                <w:szCs w:val="32"/>
+                <w:lang w:val="it-IT"/>
+              </w:rPr>
+              <w:t>ªpxO§ |</w:t>
+            </w:r>
+          </w:p>
+          <w:p>
+            <w:pPr>
+              <w:widowControl w:val="0"/>
+              <w:autoSpaceDE w:val="0"/>
+              <w:autoSpaceDN w:val="0"/>
+              <w:adjustRightInd w:val="0"/>
+              <w:spacing w:line="240" w:lineRule="auto"/>
+              <w:rPr>
+                <w:rFonts w:ascii="BRH Malayalam Extra" w:hAnsi="BRH Malayalam Extra" w:cs="BRH Malayalam Extra"/>
+                <w:color w:val="000000"/>
+                <w:sz w:val="32"/>
+                <w:szCs w:val="32"/>
+                <w:lang w:val="it-IT"/>
+              </w:rPr>
+            </w:pPr>
+            <w:r>
+              <w:rPr>
+                <w:rFonts w:ascii="BRH Malayalam Extra" w:hAnsi="BRH Malayalam Extra" w:cs="BRH Malayalam Extra"/>
+                <w:color w:val="000000"/>
+                <w:sz w:val="32"/>
+                <w:szCs w:val="32"/>
+                <w:lang w:val="it-IT"/>
+              </w:rPr>
+              <w:t>¥dx</w:t>
+            </w:r>
+            <w:r>
+              <w:rPr>
+                <w:rFonts w:ascii="BRH Malayalam Extra" w:hAnsi="BRH Malayalam Extra" w:cs="BRH Malayalam Extra"/>
+                <w:color w:val="000000"/>
+                <w:sz w:val="28"/>
+                <w:szCs w:val="32"/>
+                <w:lang w:val="it-IT"/>
+              </w:rPr>
+              <w:t>–</w:t>
+            </w:r>
+            <w:r>
+              <w:rPr>
+                <w:rFonts w:ascii="BRH Malayalam Extra" w:hAnsi="BRH Malayalam Extra" w:cs="BRH Malayalam Extra"/>
+                <w:color w:val="000000"/>
+                <w:sz w:val="32"/>
+                <w:szCs w:val="32"/>
+                <w:lang w:val="it-IT"/>
+              </w:rPr>
+              <w:t xml:space="preserve"> A</w:t>
+            </w:r>
+            <w:r>
+              <w:rPr>
+                <w:rFonts w:ascii="BRH Malayalam Extra" w:hAnsi="BRH Malayalam Extra" w:cs="BRH Malayalam Extra"/>
+                <w:color w:val="000000"/>
+                <w:sz w:val="28"/>
+                <w:szCs w:val="32"/>
+                <w:lang w:val="it-IT"/>
+              </w:rPr>
+              <w:t>–</w:t>
+            </w:r>
+            <w:r>
+              <w:rPr>
+                <w:rFonts w:ascii="BRH Malayalam Extra" w:hAnsi="BRH Malayalam Extra" w:cs="BRH Malayalam Extra"/>
+                <w:color w:val="000000"/>
+                <w:sz w:val="32"/>
+                <w:szCs w:val="32"/>
+                <w:lang w:val="it-IT"/>
+              </w:rPr>
+              <w:t>ª</w:t>
+            </w:r>
+            <w:r>
+              <w:rPr>
+                <w:rFonts w:ascii="BRH Malayalam Extra" w:hAnsi="BRH Malayalam Extra" w:cs="BRH Malayalam Extra"/>
+                <w:color w:val="000000"/>
+                <w:sz w:val="32"/>
+                <w:szCs w:val="32"/>
+                <w:highlight w:val="green"/>
+                <w:lang w:val="it-IT"/>
+              </w:rPr>
+              <w:t>px O</w:t>
+            </w:r>
+            <w:r>
+              <w:rPr>
+                <w:rFonts w:ascii="BRH Malayalam Extra" w:hAnsi="BRH Malayalam Extra" w:cs="BRH Malayalam Extra"/>
+                <w:color w:val="000000"/>
+                <w:sz w:val="28"/>
+                <w:szCs w:val="32"/>
+                <w:lang w:val="it-IT"/>
+              </w:rPr>
+              <w:t>–</w:t>
+            </w:r>
+            <w:r>
+              <w:rPr>
+                <w:rFonts w:ascii="BRH Malayalam Extra" w:hAnsi="BRH Malayalam Extra" w:cs="BRH Malayalam Extra"/>
+                <w:color w:val="000000"/>
+                <w:sz w:val="32"/>
+                <w:szCs w:val="32"/>
+                <w:lang w:val="it-IT"/>
+              </w:rPr>
+              <w:t>ªpxO§ ¥dx— ¥dx A</w:t>
+            </w:r>
+            <w:r>
+              <w:rPr>
+                <w:rFonts w:ascii="BRH Malayalam Extra" w:hAnsi="BRH Malayalam Extra" w:cs="BRH Malayalam Extra"/>
+                <w:color w:val="000000"/>
+                <w:sz w:val="28"/>
+                <w:szCs w:val="32"/>
+                <w:lang w:val="it-IT"/>
+              </w:rPr>
+              <w:t>–</w:t>
+            </w:r>
+            <w:r>
+              <w:rPr>
+                <w:rFonts w:ascii="BRH Malayalam Extra" w:hAnsi="BRH Malayalam Extra" w:cs="BRH Malayalam Extra"/>
+                <w:color w:val="000000"/>
+                <w:sz w:val="32"/>
+                <w:szCs w:val="32"/>
+                <w:lang w:val="it-IT"/>
+              </w:rPr>
+              <w:t xml:space="preserve">ªpxO§ | </w:t>
+            </w:r>
+          </w:p>
+          <w:p>
+            <w:pPr>
+              <w:widowControl w:val="0"/>
+              <w:autoSpaceDE w:val="0"/>
+              <w:autoSpaceDN w:val="0"/>
+              <w:adjustRightInd w:val="0"/>
+              <w:spacing w:line="240" w:lineRule="auto"/>
+              <w:rPr>
+                <w:rFonts w:ascii="BRH Malayalam Extra" w:hAnsi="BRH Malayalam Extra" w:cs="BRH Malayalam Extra"/>
+                <w:color w:val="000000"/>
+                <w:sz w:val="32"/>
+                <w:szCs w:val="32"/>
+                <w:lang w:val="it-IT"/>
+              </w:rPr>
+            </w:pPr>
+            <w:r>
+              <w:rPr>
+                <w:rFonts w:ascii="BRH Malayalam Extra" w:hAnsi="BRH Malayalam Extra" w:cs="BRH Malayalam Extra"/>
+                <w:color w:val="000000"/>
+                <w:sz w:val="32"/>
+                <w:szCs w:val="32"/>
+                <w:lang w:val="it-IT"/>
+              </w:rPr>
+              <w:t>(</w:t>
+            </w:r>
+            <w:r>
+              <w:rPr>
+                <w:rFonts w:cs="BRH Malayalam Extra"/>
+                <w:color w:val="000000"/>
+                <w:szCs w:val="32"/>
+                <w:lang w:val="it-IT"/>
+              </w:rPr>
+              <w:t>51</w:t>
+            </w:r>
+            <w:r>
+              <w:rPr>
+                <w:rFonts w:ascii="BRH Malayalam Extra" w:hAnsi="BRH Malayalam Extra" w:cs="BRH Malayalam Extra"/>
+                <w:color w:val="000000"/>
+                <w:sz w:val="32"/>
+                <w:szCs w:val="32"/>
+                <w:lang w:val="it-IT"/>
+              </w:rPr>
+              <w:t>)</w:t>
+            </w:r>
+            <w:r>
+              <w:rPr>
+                <w:rFonts w:cs="BRH Malayalam Extra"/>
+                <w:color w:val="000000"/>
+                <w:szCs w:val="32"/>
+                <w:lang w:val="it-IT"/>
+              </w:rPr>
+              <w:t>[P16</w:t>
+            </w:r>
+            <w:r>
+              <w:rPr>
+                <w:rFonts w:ascii="BRH Malayalam Extra" w:hAnsi="BRH Malayalam Extra" w:cs="BRH Malayalam Extra"/>
+                <w:color w:val="000000"/>
+                <w:sz w:val="32"/>
+                <w:szCs w:val="32"/>
+                <w:lang w:val="it-IT"/>
+              </w:rPr>
+              <w:t xml:space="preserve">] </w:t>
+            </w:r>
+            <w:r>
+              <w:rPr>
+                <w:rFonts w:cs="BRH Malayalam Extra"/>
+                <w:color w:val="000000"/>
+                <w:szCs w:val="32"/>
+                <w:lang w:val="it-IT"/>
+              </w:rPr>
+              <w:t>4</w:t>
+            </w:r>
+            <w:r>
+              <w:rPr>
+                <w:rFonts w:ascii="BRH Malayalam Extra" w:hAnsi="BRH Malayalam Extra" w:cs="BRH Malayalam Extra"/>
+                <w:color w:val="000000"/>
+                <w:sz w:val="32"/>
+                <w:szCs w:val="32"/>
+                <w:lang w:val="it-IT"/>
+              </w:rPr>
+              <w:t>.</w:t>
+            </w:r>
+            <w:r>
+              <w:rPr>
+                <w:rFonts w:cs="BRH Malayalam Extra"/>
+                <w:color w:val="000000"/>
+                <w:szCs w:val="32"/>
+                <w:lang w:val="it-IT"/>
+              </w:rPr>
+              <w:t>4</w:t>
+            </w:r>
+            <w:r>
+              <w:rPr>
+                <w:rFonts w:ascii="BRH Malayalam Extra" w:hAnsi="BRH Malayalam Extra" w:cs="BRH Malayalam Extra"/>
+                <w:color w:val="000000"/>
+                <w:sz w:val="32"/>
+                <w:szCs w:val="32"/>
+                <w:lang w:val="it-IT"/>
+              </w:rPr>
+              <w:t>.</w:t>
+            </w:r>
+            <w:r>
+              <w:rPr>
+                <w:rFonts w:cs="BRH Malayalam Extra"/>
+                <w:color w:val="000000"/>
+                <w:szCs w:val="32"/>
+                <w:lang w:val="it-IT"/>
+              </w:rPr>
+              <w:t>4</w:t>
+            </w:r>
+            <w:r>
+              <w:rPr>
+                <w:rFonts w:ascii="BRH Malayalam Extra" w:hAnsi="BRH Malayalam Extra" w:cs="BRH Malayalam Extra"/>
+                <w:color w:val="000000"/>
+                <w:sz w:val="32"/>
+                <w:szCs w:val="32"/>
+                <w:lang w:val="it-IT"/>
+              </w:rPr>
+              <w:t>.</w:t>
+            </w:r>
+            <w:r>
+              <w:rPr>
+                <w:rFonts w:cs="BRH Malayalam Extra"/>
+                <w:color w:val="000000"/>
+                <w:szCs w:val="32"/>
+                <w:lang w:val="it-IT"/>
+              </w:rPr>
+              <w:t>7</w:t>
+            </w:r>
+            <w:r>
+              <w:rPr>
+                <w:rFonts w:ascii="BRH Malayalam Extra" w:hAnsi="BRH Malayalam Extra" w:cs="BRH Malayalam Extra"/>
+                <w:color w:val="000000"/>
+                <w:sz w:val="32"/>
+                <w:szCs w:val="32"/>
+                <w:lang w:val="it-IT"/>
+              </w:rPr>
+              <w:t>(</w:t>
+            </w:r>
+            <w:r>
+              <w:rPr>
+                <w:rFonts w:cs="BRH Malayalam Extra"/>
+                <w:color w:val="000000"/>
+                <w:szCs w:val="32"/>
+                <w:lang w:val="it-IT"/>
+              </w:rPr>
+              <w:t>50</w:t>
+            </w:r>
+            <w:r>
+              <w:rPr>
+                <w:rFonts w:ascii="BRH Malayalam Extra" w:hAnsi="BRH Malayalam Extra" w:cs="BRH Malayalam Extra"/>
+                <w:color w:val="000000"/>
+                <w:sz w:val="32"/>
+                <w:szCs w:val="32"/>
+                <w:lang w:val="it-IT"/>
+              </w:rPr>
+              <w:t>)- A</w:t>
+            </w:r>
+            <w:r>
+              <w:rPr>
+                <w:rFonts w:ascii="BRH Malayalam Extra" w:hAnsi="BRH Malayalam Extra" w:cs="BRH Malayalam Extra"/>
+                <w:color w:val="000000"/>
+                <w:sz w:val="28"/>
+                <w:szCs w:val="32"/>
+                <w:lang w:val="it-IT"/>
+              </w:rPr>
+              <w:t>–</w:t>
+            </w:r>
+            <w:r>
+              <w:rPr>
+                <w:rFonts w:ascii="BRH Malayalam Extra" w:hAnsi="BRH Malayalam Extra" w:cs="BRH Malayalam Extra"/>
+                <w:color w:val="000000"/>
+                <w:sz w:val="32"/>
+                <w:szCs w:val="32"/>
+                <w:lang w:val="it-IT"/>
+              </w:rPr>
+              <w:t>ªpxO§ | s¡p—J |</w:t>
+            </w:r>
+          </w:p>
+          <w:p>
+            <w:pPr>
+              <w:widowControl w:val="0"/>
+              <w:autoSpaceDE w:val="0"/>
+              <w:autoSpaceDN w:val="0"/>
+              <w:adjustRightInd w:val="0"/>
+              <w:spacing w:line="240" w:lineRule="auto"/>
+              <w:rPr>
+                <w:rFonts w:ascii="BRH Malayalam Extra" w:hAnsi="BRH Malayalam Extra" w:cs="BRH Malayalam Extra"/>
+                <w:color w:val="000000"/>
+                <w:sz w:val="32"/>
+                <w:szCs w:val="32"/>
+                <w:lang w:val="it-IT"/>
+              </w:rPr>
+            </w:pPr>
+            <w:r>
+              <w:rPr>
+                <w:rFonts w:ascii="BRH Malayalam Extra" w:hAnsi="BRH Malayalam Extra" w:cs="BRH Malayalam Extra"/>
+                <w:color w:val="000000"/>
+                <w:sz w:val="32"/>
+                <w:szCs w:val="32"/>
+                <w:lang w:val="it-IT"/>
+              </w:rPr>
+              <w:lastRenderedPageBreak/>
+              <w:t>A</w:t>
+            </w:r>
+            <w:r>
+              <w:rPr>
+                <w:rFonts w:ascii="BRH Malayalam Extra" w:hAnsi="BRH Malayalam Extra" w:cs="BRH Malayalam Extra"/>
+                <w:color w:val="000000"/>
+                <w:sz w:val="28"/>
+                <w:szCs w:val="32"/>
+                <w:lang w:val="it-IT"/>
+              </w:rPr>
+              <w:t>–</w:t>
+            </w:r>
+            <w:r>
+              <w:rPr>
+                <w:rFonts w:ascii="BRH Malayalam Extra" w:hAnsi="BRH Malayalam Extra" w:cs="BRH Malayalam Extra"/>
+                <w:color w:val="000000"/>
+                <w:sz w:val="32"/>
+                <w:szCs w:val="32"/>
+                <w:lang w:val="it-IT"/>
+              </w:rPr>
+              <w:t>ªpxO§ L§s¡p</w:t>
+            </w:r>
+            <w:r>
+              <w:rPr>
+                <w:rFonts w:ascii="BRH Malayalam Extra" w:hAnsi="BRH Malayalam Extra" w:cs="BRH Malayalam Extra"/>
+                <w:color w:val="000000"/>
+                <w:sz w:val="28"/>
+                <w:szCs w:val="32"/>
+                <w:lang w:val="it-IT"/>
+              </w:rPr>
+              <w:t>–</w:t>
+            </w:r>
+            <w:r>
+              <w:rPr>
+                <w:rFonts w:ascii="BRH Malayalam Extra" w:hAnsi="BRH Malayalam Extra" w:cs="BRH Malayalam Extra"/>
+                <w:color w:val="000000"/>
+                <w:sz w:val="32"/>
+                <w:szCs w:val="32"/>
+                <w:lang w:val="it-IT"/>
+              </w:rPr>
+              <w:t>J s¡p— k</w:t>
+            </w:r>
+            <w:r>
+              <w:rPr>
+                <w:rFonts w:ascii="BRH Malayalam Extra" w:hAnsi="BRH Malayalam Extra" w:cs="BRH Malayalam Extra"/>
+                <w:color w:val="000000"/>
+                <w:sz w:val="28"/>
+                <w:szCs w:val="32"/>
+                <w:lang w:val="it-IT"/>
+              </w:rPr>
+              <w:t>–</w:t>
+            </w:r>
+            <w:r>
+              <w:rPr>
+                <w:rFonts w:ascii="BRH Malayalam Extra" w:hAnsi="BRH Malayalam Extra" w:cs="BRH Malayalam Extra"/>
+                <w:color w:val="000000"/>
+                <w:sz w:val="32"/>
+                <w:szCs w:val="32"/>
+                <w:lang w:val="it-IT"/>
+              </w:rPr>
+              <w:t>ª</w:t>
+            </w:r>
+            <w:r>
+              <w:rPr>
+                <w:rFonts w:ascii="BRH Malayalam Extra" w:hAnsi="BRH Malayalam Extra" w:cs="BRH Malayalam Extra"/>
+                <w:color w:val="000000"/>
+                <w:sz w:val="32"/>
+                <w:szCs w:val="32"/>
+                <w:highlight w:val="green"/>
+                <w:lang w:val="it-IT"/>
+              </w:rPr>
+              <w:t>px O</w:t>
+            </w:r>
+            <w:r>
+              <w:rPr>
+                <w:rFonts w:ascii="BRH Malayalam Extra" w:hAnsi="BRH Malayalam Extra" w:cs="BRH Malayalam Extra"/>
+                <w:color w:val="000000"/>
+                <w:sz w:val="28"/>
+                <w:szCs w:val="32"/>
+                <w:lang w:val="it-IT"/>
+              </w:rPr>
+              <w:t>–</w:t>
+            </w:r>
+            <w:r>
+              <w:rPr>
+                <w:rFonts w:ascii="BRH Malayalam Extra" w:hAnsi="BRH Malayalam Extra" w:cs="BRH Malayalam Extra"/>
+                <w:color w:val="000000"/>
+                <w:sz w:val="32"/>
+                <w:szCs w:val="32"/>
+                <w:lang w:val="it-IT"/>
+              </w:rPr>
+              <w:t xml:space="preserve">ªpxO§ </w:t>
+            </w:r>
+          </w:p>
+          <w:p>
+            <w:pPr>
+              <w:widowControl w:val="0"/>
+              <w:autoSpaceDE w:val="0"/>
+              <w:autoSpaceDN w:val="0"/>
+              <w:adjustRightInd w:val="0"/>
+              <w:spacing w:line="240" w:lineRule="auto"/>
+              <w:rPr>
+                <w:rFonts w:ascii="BRH Malayalam Extra" w:hAnsi="BRH Malayalam Extra" w:cs="BRH Malayalam Extra"/>
+                <w:color w:val="000000"/>
+                <w:sz w:val="32"/>
+                <w:szCs w:val="32"/>
+                <w:lang w:val="it-IT"/>
+              </w:rPr>
+            </w:pPr>
+            <w:r>
+              <w:rPr>
+                <w:rFonts w:ascii="BRH Malayalam Extra" w:hAnsi="BRH Malayalam Extra" w:cs="BRH Malayalam Extra"/>
+                <w:color w:val="000000"/>
+                <w:sz w:val="32"/>
+                <w:szCs w:val="32"/>
+                <w:lang w:val="it-IT"/>
+              </w:rPr>
+              <w:t xml:space="preserve">L§s¡p—J | </w:t>
+            </w:r>
+          </w:p>
+        </w:tc>
+      </w:tr>
+    </w:tbl>
+    <w:p>
+      <w:pPr>
+        <w:spacing w:before="0" w:line="240" w:lineRule="auto"/>
+        <w:jc w:val="center"/>
+        <w:rPr>
+          <w:b/>
+          <w:bCs/>
+          <w:sz w:val="32"/>
+          <w:szCs w:val="32"/>
+          <w:u w:val="single"/>
+        </w:rPr>
+      </w:pPr>
+    </w:p>
+    <w:p>
+      <w:pPr>
+        <w:spacing w:before="0" w:line="240" w:lineRule="auto"/>
+        <w:jc w:val="center"/>
+        <w:rPr>
+          <w:b/>
+          <w:bCs/>
+          <w:sz w:val="32"/>
+          <w:szCs w:val="32"/>
+          <w:u w:val="single"/>
+        </w:rPr>
+      </w:pPr>
+      <w:r>
+        <w:rPr>
+          <w:b/>
+          <w:bCs/>
+          <w:sz w:val="32"/>
+          <w:szCs w:val="32"/>
+          <w:u w:val="single"/>
+        </w:rPr>
+        <w:t>===========</w:t>
+      </w:r>
+    </w:p>
+    <w:p>
+      <w:pPr>
+        <w:spacing w:before="0" w:line="240" w:lineRule="auto"/>
+        <w:jc w:val="center"/>
+        <w:rPr>
+          <w:b/>
+          <w:bCs/>
+          <w:sz w:val="32"/>
+          <w:szCs w:val="32"/>
+          <w:u w:val="single"/>
+        </w:rPr>
+      </w:pPr>
+    </w:p>
+    <w:p>
+      <w:pPr>
+        <w:spacing w:before="0" w:line="240" w:lineRule="auto"/>
+        <w:jc w:val="center"/>
+        <w:rPr>
+          <w:b/>
+          <w:bCs/>
+          <w:sz w:val="32"/>
+          <w:szCs w:val="32"/>
+          <w:u w:val="single"/>
+        </w:rPr>
+      </w:pPr>
+      <w:r>
+        <w:rPr>
+          <w:b/>
+          <w:bCs/>
+          <w:sz w:val="32"/>
+          <w:szCs w:val="32"/>
+          <w:u w:val="single"/>
+        </w:rPr>
+        <w:t xml:space="preserve">TS </w:t>
+      </w:r>
+      <w:proofErr w:type="gramStart"/>
+      <w:r>
+        <w:rPr>
+          <w:b/>
+          <w:bCs/>
+          <w:sz w:val="32"/>
+          <w:szCs w:val="32"/>
+          <w:u w:val="single"/>
+        </w:rPr>
+        <w:t xml:space="preserve">Jatai </w:t>
+      </w:r>
+      <w:r>
+        <w:rPr>
+          <w:b/>
+          <w:bCs/>
+          <w:sz w:val="32"/>
+          <w:szCs w:val="32"/>
+          <w:u w:val="single"/>
+        </w:rPr>
+        <w:t xml:space="preserve"> </w:t>
+      </w:r>
+      <w:r>
+        <w:rPr>
+          <w:b/>
+          <w:bCs/>
+          <w:sz w:val="32"/>
+          <w:szCs w:val="32"/>
+          <w:u w:val="single"/>
+        </w:rPr>
+        <w:t>–</w:t>
+      </w:r>
+      <w:proofErr w:type="gramEnd"/>
+      <w:r>
+        <w:rPr>
+          <w:b/>
+          <w:bCs/>
+          <w:sz w:val="32"/>
+          <w:szCs w:val="32"/>
+          <w:u w:val="single"/>
+        </w:rPr>
+        <w:t xml:space="preserve"> TS </w:t>
       </w:r>
       <w:r>
         <w:rPr>
@@ -2977,6 +7739,7 @@
                 <w:sz w:val="32"/>
                 <w:szCs w:val="32"/>
               </w:rPr>
+              <w:lastRenderedPageBreak/>
               <w:t>(</w:t>
             </w:r>
             <w:proofErr w:type="gramStart"/>
@@ -3269,21 +8032,6 @@
               </w:rPr>
               <w:t xml:space="preserve">© di—J | </w:t>
             </w:r>
-          </w:p>
-          <w:p>
-            <w:pPr>
-              <w:widowControl w:val="0"/>
-              <w:autoSpaceDE w:val="0"/>
-              <w:autoSpaceDN w:val="0"/>
-              <w:adjustRightInd w:val="0"/>
-              <w:spacing w:before="0" w:line="240" w:lineRule="auto"/>
-              <w:rPr>
-                <w:rFonts w:ascii="BRH Malayalam Extra" w:hAnsi="BRH Malayalam Extra" w:cs="BRH Malayalam Extra"/>
-                <w:color w:val="000000"/>
-                <w:sz w:val="32"/>
-                <w:szCs w:val="32"/>
-              </w:rPr>
-            </w:pPr>
           </w:p>
         </w:tc>
         <w:tc>
@@ -3929,7 +8677,6 @@
                 <w:sz w:val="32"/>
                 <w:szCs w:val="32"/>
               </w:rPr>
-              <w:lastRenderedPageBreak/>
               <w:t>(</w:t>
             </w:r>
             <w:proofErr w:type="gramStart"/>
@@ -4169,7 +8916,6 @@
                 <w:sz w:val="32"/>
                 <w:szCs w:val="32"/>
               </w:rPr>
-              <w:lastRenderedPageBreak/>
               <w:t>(</w:t>
             </w:r>
             <w:proofErr w:type="gramStart"/>
@@ -4439,7 +9185,6 @@
                 <w:sz w:val="32"/>
                 <w:szCs w:val="32"/>
               </w:rPr>
-              <w:lastRenderedPageBreak/>
               <w:t>(</w:t>
             </w:r>
             <w:proofErr w:type="gramStart"/>
@@ -4693,7 +9438,6 @@
                 <w:sz w:val="32"/>
                 <w:szCs w:val="32"/>
               </w:rPr>
-              <w:lastRenderedPageBreak/>
               <w:t>(</w:t>
             </w:r>
             <w:proofErr w:type="gramStart"/>
@@ -6856,6 +11600,7 @@
                 <w:sz w:val="32"/>
                 <w:szCs w:val="32"/>
               </w:rPr>
+              <w:lastRenderedPageBreak/>
               <w:t>(</w:t>
             </w:r>
             <w:proofErr w:type="gramStart"/>
@@ -7625,7 +12370,6 @@
                 <w:sz w:val="32"/>
                 <w:szCs w:val="32"/>
               </w:rPr>
-              <w:lastRenderedPageBreak/>
               <w:t>bx</w:t>
             </w:r>
             <w:r>
@@ -7979,7 +12723,6 @@
                 <w:sz w:val="32"/>
                 <w:szCs w:val="32"/>
               </w:rPr>
-              <w:lastRenderedPageBreak/>
               <w:t>(</w:t>
             </w:r>
             <w:proofErr w:type="gramStart"/>
@@ -8749,7 +13492,6 @@
                 <w:sz w:val="32"/>
                 <w:szCs w:val="32"/>
               </w:rPr>
-              <w:lastRenderedPageBreak/>
               <w:t>bx</w:t>
             </w:r>
             <w:r>
@@ -9108,7 +13850,6 @@
                 <w:sz w:val="32"/>
                 <w:szCs w:val="32"/>
               </w:rPr>
-              <w:lastRenderedPageBreak/>
               <w:t>(</w:t>
             </w:r>
             <w:proofErr w:type="gramStart"/>
@@ -10700,6 +15441,7 @@
                 <w:sz w:val="32"/>
                 <w:szCs w:val="32"/>
               </w:rPr>
+              <w:lastRenderedPageBreak/>
               <w:t xml:space="preserve">„Rx—ZqöZ¡J | </w:t>
             </w:r>
           </w:p>
@@ -10735,6 +15477,7 @@
                 <w:sz w:val="32"/>
                 <w:szCs w:val="32"/>
               </w:rPr>
+              <w:lastRenderedPageBreak/>
               <w:t>(</w:t>
             </w:r>
             <w:proofErr w:type="gramStart"/>
@@ -11252,6 +15995,7 @@
                 <w:sz w:val="32"/>
                 <w:szCs w:val="32"/>
               </w:rPr>
+              <w:lastRenderedPageBreak/>
               <w:t xml:space="preserve">„Rx—ZqöZ¡J | </w:t>
             </w:r>
           </w:p>
@@ -11292,6 +16036,7 @@
                 <w:sz w:val="32"/>
                 <w:szCs w:val="32"/>
               </w:rPr>
+              <w:lastRenderedPageBreak/>
               <w:t>(</w:t>
             </w:r>
             <w:proofErr w:type="gramStart"/>
@@ -11745,7 +16490,6 @@
                 <w:sz w:val="32"/>
                 <w:szCs w:val="32"/>
               </w:rPr>
-              <w:lastRenderedPageBreak/>
               <w:t>(</w:t>
             </w:r>
             <w:proofErr w:type="gramStart"/>
@@ -12069,7 +16813,6 @@
                 <w:sz w:val="32"/>
                 <w:szCs w:val="32"/>
               </w:rPr>
-              <w:lastRenderedPageBreak/>
               <w:t>(</w:t>
             </w:r>
             <w:proofErr w:type="gramStart"/>
@@ -12487,7 +17230,6 @@
                 <w:sz w:val="32"/>
                 <w:szCs w:val="32"/>
               </w:rPr>
-              <w:lastRenderedPageBreak/>
               <w:t>(</w:t>
             </w:r>
             <w:proofErr w:type="gramStart"/>
@@ -12807,7 +17549,6 @@
                 <w:sz w:val="32"/>
                 <w:szCs w:val="32"/>
               </w:rPr>
-              <w:lastRenderedPageBreak/>
               <w:t>(</w:t>
             </w:r>
             <w:proofErr w:type="gramStart"/>
@@ -14623,84 +19364,6 @@
         </w:rPr>
         <w:t>===========</w:t>
       </w:r>
-    </w:p>
-    <w:p>
-      <w:pPr>
-        <w:spacing w:before="0" w:line="240" w:lineRule="auto"/>
-        <w:jc w:val="center"/>
-        <w:rPr>
-          <w:b/>
-          <w:bCs/>
-          <w:sz w:val="32"/>
-          <w:szCs w:val="32"/>
-          <w:u w:val="single"/>
-        </w:rPr>
-      </w:pPr>
-    </w:p>
-    <w:p>
-      <w:pPr>
-        <w:spacing w:before="0" w:line="240" w:lineRule="auto"/>
-        <w:jc w:val="center"/>
-        <w:rPr>
-          <w:b/>
-          <w:bCs/>
-          <w:sz w:val="32"/>
-          <w:szCs w:val="32"/>
-          <w:u w:val="single"/>
-        </w:rPr>
-      </w:pPr>
-    </w:p>
-    <w:p>
-      <w:pPr>
-        <w:spacing w:before="0" w:line="240" w:lineRule="auto"/>
-        <w:jc w:val="center"/>
-        <w:rPr>
-          <w:b/>
-          <w:bCs/>
-          <w:sz w:val="32"/>
-          <w:szCs w:val="32"/>
-          <w:u w:val="single"/>
-        </w:rPr>
-      </w:pPr>
-    </w:p>
-    <w:p>
-      <w:pPr>
-        <w:spacing w:before="0" w:line="240" w:lineRule="auto"/>
-        <w:jc w:val="center"/>
-        <w:rPr>
-          <w:b/>
-          <w:bCs/>
-          <w:sz w:val="32"/>
-          <w:szCs w:val="32"/>
-          <w:u w:val="single"/>
-        </w:rPr>
-      </w:pPr>
-    </w:p>
-    <w:p>
-      <w:pPr>
-        <w:spacing w:before="0" w:line="240" w:lineRule="auto"/>
-        <w:jc w:val="center"/>
-        <w:rPr>
-          <w:b/>
-          <w:bCs/>
-          <w:sz w:val="32"/>
-          <w:szCs w:val="32"/>
-          <w:u w:val="single"/>
-        </w:rPr>
-      </w:pPr>
-    </w:p>
-    <w:p>
-      <w:pPr>
-        <w:spacing w:before="0" w:line="240" w:lineRule="auto"/>
-        <w:jc w:val="center"/>
-        <w:rPr>
-          <w:b/>
-          <w:bCs/>
-          <w:sz w:val="32"/>
-          <w:szCs w:val="32"/>
-          <w:u w:val="single"/>
-        </w:rPr>
-      </w:pPr>
     </w:p>
     <w:p>
       <w:pPr>
@@ -15206,7 +19869,7 @@
 </file>
 
 <file path=word/endnotes.xml><?xml version="1.0" encoding="utf-8"?>
-<w:endnotes xmlns:wpc="http://schemas.microsoft.com/office/word/2010/wordprocessingCanvas" xmlns:cx="http://schemas.microsoft.com/office/drawing/2014/chartex" xmlns:cx1="http://schemas.microsoft.com/office/drawing/2015/9/8/chartex" xmlns:cx2="http://schemas.microsoft.com/office/drawing/2015/10/21/chartex" xmlns:cx3="http://schemas.microsoft.com/office/drawing/2016/5/9/chartex" xmlns:cx4="http://schemas.microsoft.com/office/drawing/2016/5/10/chartex" xmlns:cx5="http://schemas.microsoft.com/office/drawing/2016/5/11/chartex" xmlns:cx6="http://schemas.microsoft.com/office/drawing/2016/5/12/chartex" xmlns:cx7="http://schemas.microsoft.com/office/drawing/2016/5/13/chartex" xmlns:cx8="http://schemas.microsoft.com/office/drawing/2016/5/14/chartex" xmlns:mc="http://schemas.openxmlformats.org/markup-compatibility/2006" xmlns:aink="http://schemas.microsoft.com/office/drawing/2016/ink" xmlns:am3d="http://schemas.microsoft.com/office/drawing/2017/model3d" xmlns:o="urn:schemas-microsoft-com:office:office" xmlns:oel="http://schemas.microsoft.com/office/2019/extlst" xmlns:r="http://schemas.openxmlformats.org/officeDocument/2006/relationships" xmlns:m="http://schemas.openxmlformats.org/officeDocument/2006/math" xmlns:v="urn:schemas-microsoft-com:vml" xmlns:wp14="http://schemas.microsoft.com/office/word/2010/wordprocessingDrawing" xmlns:wp="http://schemas.openxmlformats.org/drawingml/2006/wordprocessingDrawing" xmlns:w10="urn:schemas-microsoft-com:office:word" xmlns:w="http://schemas.openxmlformats.org/wordprocessingml/2006/main" xmlns:w14="http://schemas.microsoft.com/office/word/2010/wordml" xmlns:w15="http://schemas.microsoft.com/office/word/2012/wordml" xmlns:w16cex="http://schemas.microsoft.com/office/word/2018/wordml/cex" xmlns:w16cid="http://schemas.microsoft.com/office/word/2016/wordml/cid" xmlns:w16="http://schemas.microsoft.com/office/word/2018/wordml" xmlns:w16sdtdh="http://schemas.microsoft.com/office/word/2020/wordml/sdtdatahash" xmlns:w16se="http://schemas.microsoft.com/office/word/2015/wordml/symex" xmlns:wpg="http://schemas.microsoft.com/office/word/2010/wordprocessingGroup" xmlns:wpi="http://schemas.microsoft.com/office/word/2010/wordprocessingInk" xmlns:wne="http://schemas.microsoft.com/office/word/2006/wordml" xmlns:wps="http://schemas.microsoft.com/office/word/2010/wordprocessingShape" mc:Ignorable="w14 w15 w16se w16cid w16 w16cex w16sdtdh wp14">
+<w:endnotes xmlns:wpc="http://schemas.microsoft.com/office/word/2010/wordprocessingCanvas" xmlns:cx="http://schemas.microsoft.com/office/drawing/2014/chartex" xmlns:cx1="http://schemas.microsoft.com/office/drawing/2015/9/8/chartex" xmlns:cx2="http://schemas.microsoft.com/office/drawing/2015/10/21/chartex" xmlns:cx3="http://schemas.microsoft.com/office/drawing/2016/5/9/chartex" xmlns:cx4="http://schemas.microsoft.com/office/drawing/2016/5/10/chartex" xmlns:cx5="http://schemas.microsoft.com/office/drawing/2016/5/11/chartex" xmlns:cx6="http://schemas.microsoft.com/office/drawing/2016/5/12/chartex" xmlns:cx7="http://schemas.microsoft.com/office/drawing/2016/5/13/chartex" xmlns:cx8="http://schemas.microsoft.com/office/drawing/2016/5/14/chartex" xmlns:mc="http://schemas.openxmlformats.org/markup-compatibility/2006" xmlns:aink="http://schemas.microsoft.com/office/drawing/2016/ink" xmlns:am3d="http://schemas.microsoft.com/office/drawing/2017/model3d" xmlns:o="urn:schemas-microsoft-com:office:office" xmlns:oel="http://schemas.microsoft.com/office/2019/extlst" xmlns:r="http://schemas.openxmlformats.org/officeDocument/2006/relationships" xmlns:m="http://schemas.openxmlformats.org/officeDocument/2006/math" xmlns:v="urn:schemas-microsoft-com:vml" xmlns:wp14="http://schemas.microsoft.com/office/word/2010/wordprocessingDrawing" xmlns:wp="http://schemas.openxmlformats.org/drawingml/2006/wordprocessingDrawing" xmlns:w10="urn:schemas-microsoft-com:office:word" xmlns:w="http://schemas.openxmlformats.org/wordprocessingml/2006/main" xmlns:w14="http://schemas.microsoft.com/office/word/2010/wordml" xmlns:w15="http://schemas.microsoft.com/office/word/2012/wordml" xmlns:w16cex="http://schemas.microsoft.com/office/word/2018/wordml/cex" xmlns:w16cid="http://schemas.microsoft.com/office/word/2016/wordml/cid" xmlns:w16="http://schemas.microsoft.com/office/word/2018/wordml" xmlns:w16du="http://schemas.microsoft.com/office/word/2023/wordml/word16du" xmlns:w16sdtdh="http://schemas.microsoft.com/office/word/2020/wordml/sdtdatahash" xmlns:w16sdtfl="http://schemas.microsoft.com/office/word/2024/wordml/sdtformatlock" xmlns:w16se="http://schemas.microsoft.com/office/word/2015/wordml/symex" xmlns:wpg="http://schemas.microsoft.com/office/word/2010/wordprocessingGroup" xmlns:wpi="http://schemas.microsoft.com/office/word/2010/wordprocessingInk" xmlns:wne="http://schemas.microsoft.com/office/word/2006/wordml" xmlns:wps="http://schemas.microsoft.com/office/word/2010/wordprocessingShape" mc:Ignorable="w14 w15 w16se w16cid w16 w16cex w16sdtdh w16sdtfl w16du wp14">
   <w:endnote w:type="separator" w:id="-1">
     <w:p>
       <w:pPr>
@@ -15231,7 +19894,7 @@
 </file>
 
 <file path=word/footer1.xml><?xml version="1.0" encoding="utf-8"?>
-<w:ftr xmlns:wpc="http://schemas.microsoft.com/office/word/2010/wordprocessingCanvas" xmlns:cx="http://schemas.microsoft.com/office/drawing/2014/chartex" xmlns:cx1="http://schemas.microsoft.com/office/drawing/2015/9/8/chartex" xmlns:cx2="http://schemas.microsoft.com/office/drawing/2015/10/21/chartex" xmlns:cx3="http://schemas.microsoft.com/office/drawing/2016/5/9/chartex" xmlns:cx4="http://schemas.microsoft.com/office/drawing/2016/5/10/chartex" xmlns:cx5="http://schemas.microsoft.com/office/drawing/2016/5/11/chartex" xmlns:cx6="http://schemas.microsoft.com/office/drawing/2016/5/12/chartex" xmlns:cx7="http://schemas.microsoft.com/office/drawing/2016/5/13/chartex" xmlns:cx8="http://schemas.microsoft.com/office/drawing/2016/5/14/chartex" xmlns:mc="http://schemas.openxmlformats.org/markup-compatibility/2006" xmlns:aink="http://schemas.microsoft.com/office/drawing/2016/ink" xmlns:am3d="http://schemas.microsoft.com/office/drawing/2017/model3d" xmlns:o="urn:schemas-microsoft-com:office:office" xmlns:oel="http://schemas.microsoft.com/office/2019/extlst" xmlns:r="http://schemas.openxmlformats.org/officeDocument/2006/relationships" xmlns:m="http://schemas.openxmlformats.org/officeDocument/2006/math" xmlns:v="urn:schemas-microsoft-com:vml" xmlns:wp14="http://schemas.microsoft.com/office/word/2010/wordprocessingDrawing" xmlns:wp="http://schemas.openxmlformats.org/drawingml/2006/wordprocessingDrawing" xmlns:w10="urn:schemas-microsoft-com:office:word" xmlns:w="http://schemas.openxmlformats.org/wordprocessingml/2006/main" xmlns:w14="http://schemas.microsoft.com/office/word/2010/wordml" xmlns:w15="http://schemas.microsoft.com/office/word/2012/wordml" xmlns:w16cex="http://schemas.microsoft.com/office/word/2018/wordml/cex" xmlns:w16cid="http://schemas.microsoft.com/office/word/2016/wordml/cid" xmlns:w16="http://schemas.microsoft.com/office/word/2018/wordml" xmlns:w16sdtdh="http://schemas.microsoft.com/office/word/2020/wordml/sdtdatahash" xmlns:w16se="http://schemas.microsoft.com/office/word/2015/wordml/symex" xmlns:wpg="http://schemas.microsoft.com/office/word/2010/wordprocessingGroup" xmlns:wpi="http://schemas.microsoft.com/office/word/2010/wordprocessingInk" xmlns:wne="http://schemas.microsoft.com/office/word/2006/wordml" xmlns:wps="http://schemas.microsoft.com/office/word/2010/wordprocessingShape" mc:Ignorable="w14 w15 w16se w16cid w16 w16cex w16sdtdh wp14">
+<w:ftr xmlns:wpc="http://schemas.microsoft.com/office/word/2010/wordprocessingCanvas" xmlns:cx="http://schemas.microsoft.com/office/drawing/2014/chartex" xmlns:cx1="http://schemas.microsoft.com/office/drawing/2015/9/8/chartex" xmlns:cx2="http://schemas.microsoft.com/office/drawing/2015/10/21/chartex" xmlns:cx3="http://schemas.microsoft.com/office/drawing/2016/5/9/chartex" xmlns:cx4="http://schemas.microsoft.com/office/drawing/2016/5/10/chartex" xmlns:cx5="http://schemas.microsoft.com/office/drawing/2016/5/11/chartex" xmlns:cx6="http://schemas.microsoft.com/office/drawing/2016/5/12/chartex" xmlns:cx7="http://schemas.microsoft.com/office/drawing/2016/5/13/chartex" xmlns:cx8="http://schemas.microsoft.com/office/drawing/2016/5/14/chartex" xmlns:mc="http://schemas.openxmlformats.org/markup-compatibility/2006" xmlns:aink="http://schemas.microsoft.com/office/drawing/2016/ink" xmlns:am3d="http://schemas.microsoft.com/office/drawing/2017/model3d" xmlns:o="urn:schemas-microsoft-com:office:office" xmlns:oel="http://schemas.microsoft.com/office/2019/extlst" xmlns:r="http://schemas.openxmlformats.org/officeDocument/2006/relationships" xmlns:m="http://schemas.openxmlformats.org/officeDocument/2006/math" xmlns:v="urn:schemas-microsoft-com:vml" xmlns:wp14="http://schemas.microsoft.com/office/word/2010/wordprocessingDrawing" xmlns:wp="http://schemas.openxmlformats.org/drawingml/2006/wordprocessingDrawing" xmlns:w10="urn:schemas-microsoft-com:office:word" xmlns:w="http://schemas.openxmlformats.org/wordprocessingml/2006/main" xmlns:w14="http://schemas.microsoft.com/office/word/2010/wordml" xmlns:w15="http://schemas.microsoft.com/office/word/2012/wordml" xmlns:w16cex="http://schemas.microsoft.com/office/word/2018/wordml/cex" xmlns:w16cid="http://schemas.microsoft.com/office/word/2016/wordml/cid" xmlns:w16="http://schemas.microsoft.com/office/word/2018/wordml" xmlns:w16du="http://schemas.microsoft.com/office/word/2023/wordml/word16du" xmlns:w16sdtdh="http://schemas.microsoft.com/office/word/2020/wordml/sdtdatahash" xmlns:w16sdtfl="http://schemas.microsoft.com/office/word/2024/wordml/sdtformatlock" xmlns:w16se="http://schemas.microsoft.com/office/word/2015/wordml/symex" xmlns:wpg="http://schemas.microsoft.com/office/word/2010/wordprocessingGroup" xmlns:wpi="http://schemas.microsoft.com/office/word/2010/wordprocessingInk" xmlns:wne="http://schemas.microsoft.com/office/word/2006/wordml" xmlns:wps="http://schemas.microsoft.com/office/word/2010/wordprocessingShape" mc:Ignorable="w14 w15 w16se w16cid w16 w16cex w16sdtdh w16sdtfl w16du wp14">
   <w:p>
     <w:pPr>
       <w:pBdr>
@@ -15413,7 +20076,7 @@
 </file>
 
 <file path=word/footer2.xml><?xml version="1.0" encoding="utf-8"?>
-<w:ftr xmlns:wpc="http://schemas.microsoft.com/office/word/2010/wordprocessingCanvas" xmlns:cx="http://schemas.microsoft.com/office/drawing/2014/chartex" xmlns:cx1="http://schemas.microsoft.com/office/drawing/2015/9/8/chartex" xmlns:cx2="http://schemas.microsoft.com/office/drawing/2015/10/21/chartex" xmlns:cx3="http://schemas.microsoft.com/office/drawing/2016/5/9/chartex" xmlns:cx4="http://schemas.microsoft.com/office/drawing/2016/5/10/chartex" xmlns:cx5="http://schemas.microsoft.com/office/drawing/2016/5/11/chartex" xmlns:cx6="http://schemas.microsoft.com/office/drawing/2016/5/12/chartex" xmlns:cx7="http://schemas.microsoft.com/office/drawing/2016/5/13/chartex" xmlns:cx8="http://schemas.microsoft.com/office/drawing/2016/5/14/chartex" xmlns:mc="http://schemas.openxmlformats.org/markup-compatibility/2006" xmlns:aink="http://schemas.microsoft.com/office/drawing/2016/ink" xmlns:am3d="http://schemas.microsoft.com/office/drawing/2017/model3d" xmlns:o="urn:schemas-microsoft-com:office:office" xmlns:oel="http://schemas.microsoft.com/office/2019/extlst" xmlns:r="http://schemas.openxmlformats.org/officeDocument/2006/relationships" xmlns:m="http://schemas.openxmlformats.org/officeDocument/2006/math" xmlns:v="urn:schemas-microsoft-com:vml" xmlns:wp14="http://schemas.microsoft.com/office/word/2010/wordprocessingDrawing" xmlns:wp="http://schemas.openxmlformats.org/drawingml/2006/wordprocessingDrawing" xmlns:w10="urn:schemas-microsoft-com:office:word" xmlns:w="http://schemas.openxmlformats.org/wordprocessingml/2006/main" xmlns:w14="http://schemas.microsoft.com/office/word/2010/wordml" xmlns:w15="http://schemas.microsoft.com/office/word/2012/wordml" xmlns:w16cex="http://schemas.microsoft.com/office/word/2018/wordml/cex" xmlns:w16cid="http://schemas.microsoft.com/office/word/2016/wordml/cid" xmlns:w16="http://schemas.microsoft.com/office/word/2018/wordml" xmlns:w16sdtdh="http://schemas.microsoft.com/office/word/2020/wordml/sdtdatahash" xmlns:w16se="http://schemas.microsoft.com/office/word/2015/wordml/symex" xmlns:wpg="http://schemas.microsoft.com/office/word/2010/wordprocessingGroup" xmlns:wpi="http://schemas.microsoft.com/office/word/2010/wordprocessingInk" xmlns:wne="http://schemas.microsoft.com/office/word/2006/wordml" xmlns:wps="http://schemas.microsoft.com/office/word/2010/wordprocessingShape" mc:Ignorable="w14 w15 w16se w16cid w16 w16cex w16sdtdh wp14">
+<w:ftr xmlns:wpc="http://schemas.microsoft.com/office/word/2010/wordprocessingCanvas" xmlns:cx="http://schemas.microsoft.com/office/drawing/2014/chartex" xmlns:cx1="http://schemas.microsoft.com/office/drawing/2015/9/8/chartex" xmlns:cx2="http://schemas.microsoft.com/office/drawing/2015/10/21/chartex" xmlns:cx3="http://schemas.microsoft.com/office/drawing/2016/5/9/chartex" xmlns:cx4="http://schemas.microsoft.com/office/drawing/2016/5/10/chartex" xmlns:cx5="http://schemas.microsoft.com/office/drawing/2016/5/11/chartex" xmlns:cx6="http://schemas.microsoft.com/office/drawing/2016/5/12/chartex" xmlns:cx7="http://schemas.microsoft.com/office/drawing/2016/5/13/chartex" xmlns:cx8="http://schemas.microsoft.com/office/drawing/2016/5/14/chartex" xmlns:mc="http://schemas.openxmlformats.org/markup-compatibility/2006" xmlns:aink="http://schemas.microsoft.com/office/drawing/2016/ink" xmlns:am3d="http://schemas.microsoft.com/office/drawing/2017/model3d" xmlns:o="urn:schemas-microsoft-com:office:office" xmlns:oel="http://schemas.microsoft.com/office/2019/extlst" xmlns:r="http://schemas.openxmlformats.org/officeDocument/2006/relationships" xmlns:m="http://schemas.openxmlformats.org/officeDocument/2006/math" xmlns:v="urn:schemas-microsoft-com:vml" xmlns:wp14="http://schemas.microsoft.com/office/word/2010/wordprocessingDrawing" xmlns:wp="http://schemas.openxmlformats.org/drawingml/2006/wordprocessingDrawing" xmlns:w10="urn:schemas-microsoft-com:office:word" xmlns:w="http://schemas.openxmlformats.org/wordprocessingml/2006/main" xmlns:w14="http://schemas.microsoft.com/office/word/2010/wordml" xmlns:w15="http://schemas.microsoft.com/office/word/2012/wordml" xmlns:w16cex="http://schemas.microsoft.com/office/word/2018/wordml/cex" xmlns:w16cid="http://schemas.microsoft.com/office/word/2016/wordml/cid" xmlns:w16="http://schemas.microsoft.com/office/word/2018/wordml" xmlns:w16du="http://schemas.microsoft.com/office/word/2023/wordml/word16du" xmlns:w16sdtdh="http://schemas.microsoft.com/office/word/2020/wordml/sdtdatahash" xmlns:w16sdtfl="http://schemas.microsoft.com/office/word/2024/wordml/sdtformatlock" xmlns:w16se="http://schemas.microsoft.com/office/word/2015/wordml/symex" xmlns:wpg="http://schemas.microsoft.com/office/word/2010/wordprocessingGroup" xmlns:wpi="http://schemas.microsoft.com/office/word/2010/wordprocessingInk" xmlns:wne="http://schemas.microsoft.com/office/word/2006/wordml" xmlns:wps="http://schemas.microsoft.com/office/word/2010/wordprocessingShape" mc:Ignorable="w14 w15 w16se w16cid w16 w16cex w16sdtdh w16sdtfl w16du wp14">
   <w:p>
     <w:pPr>
       <w:pBdr>
@@ -15619,7 +20282,7 @@
 </file>
 
 <file path=word/footnotes.xml><?xml version="1.0" encoding="utf-8"?>
-<w:footnotes xmlns:wpc="http://schemas.microsoft.com/office/word/2010/wordprocessingCanvas" xmlns:cx="http://schemas.microsoft.com/office/drawing/2014/chartex" xmlns:cx1="http://schemas.microsoft.com/office/drawing/2015/9/8/chartex" xmlns:cx2="http://schemas.microsoft.com/office/drawing/2015/10/21/chartex" xmlns:cx3="http://schemas.microsoft.com/office/drawing/2016/5/9/chartex" xmlns:cx4="http://schemas.microsoft.com/office/drawing/2016/5/10/chartex" xmlns:cx5="http://schemas.microsoft.com/office/drawing/2016/5/11/chartex" xmlns:cx6="http://schemas.microsoft.com/office/drawing/2016/5/12/chartex" xmlns:cx7="http://schemas.microsoft.com/office/drawing/2016/5/13/chartex" xmlns:cx8="http://schemas.microsoft.com/office/drawing/2016/5/14/chartex" xmlns:mc="http://schemas.openxmlformats.org/markup-compatibility/2006" xmlns:aink="http://schemas.microsoft.com/office/drawing/2016/ink" xmlns:am3d="http://schemas.microsoft.com/office/drawing/2017/model3d" xmlns:o="urn:schemas-microsoft-com:office:office" xmlns:oel="http://schemas.microsoft.com/office/2019/extlst" xmlns:r="http://schemas.openxmlformats.org/officeDocument/2006/relationships" xmlns:m="http://schemas.openxmlformats.org/officeDocument/2006/math" xmlns:v="urn:schemas-microsoft-com:vml" xmlns:wp14="http://schemas.microsoft.com/office/word/2010/wordprocessingDrawing" xmlns:wp="http://schemas.openxmlformats.org/drawingml/2006/wordprocessingDrawing" xmlns:w10="urn:schemas-microsoft-com:office:word" xmlns:w="http://schemas.openxmlformats.org/wordprocessingml/2006/main" xmlns:w14="http://schemas.microsoft.com/office/word/2010/wordml" xmlns:w15="http://schemas.microsoft.com/office/word/2012/wordml" xmlns:w16cex="http://schemas.microsoft.com/office/word/2018/wordml/cex" xmlns:w16cid="http://schemas.microsoft.com/office/word/2016/wordml/cid" xmlns:w16="http://schemas.microsoft.com/office/word/2018/wordml" xmlns:w16sdtdh="http://schemas.microsoft.com/office/word/2020/wordml/sdtdatahash" xmlns:w16se="http://schemas.microsoft.com/office/word/2015/wordml/symex" xmlns:wpg="http://schemas.microsoft.com/office/word/2010/wordprocessingGroup" xmlns:wpi="http://schemas.microsoft.com/office/word/2010/wordprocessingInk" xmlns:wne="http://schemas.microsoft.com/office/word/2006/wordml" xmlns:wps="http://schemas.microsoft.com/office/word/2010/wordprocessingShape" mc:Ignorable="w14 w15 w16se w16cid w16 w16cex w16sdtdh wp14">
+<w:footnotes xmlns:wpc="http://schemas.microsoft.com/office/word/2010/wordprocessingCanvas" xmlns:cx="http://schemas.microsoft.com/office/drawing/2014/chartex" xmlns:cx1="http://schemas.microsoft.com/office/drawing/2015/9/8/chartex" xmlns:cx2="http://schemas.microsoft.com/office/drawing/2015/10/21/chartex" xmlns:cx3="http://schemas.microsoft.com/office/drawing/2016/5/9/chartex" xmlns:cx4="http://schemas.microsoft.com/office/drawing/2016/5/10/chartex" xmlns:cx5="http://schemas.microsoft.com/office/drawing/2016/5/11/chartex" xmlns:cx6="http://schemas.microsoft.com/office/drawing/2016/5/12/chartex" xmlns:cx7="http://schemas.microsoft.com/office/drawing/2016/5/13/chartex" xmlns:cx8="http://schemas.microsoft.com/office/drawing/2016/5/14/chartex" xmlns:mc="http://schemas.openxmlformats.org/markup-compatibility/2006" xmlns:aink="http://schemas.microsoft.com/office/drawing/2016/ink" xmlns:am3d="http://schemas.microsoft.com/office/drawing/2017/model3d" xmlns:o="urn:schemas-microsoft-com:office:office" xmlns:oel="http://schemas.microsoft.com/office/2019/extlst" xmlns:r="http://schemas.openxmlformats.org/officeDocument/2006/relationships" xmlns:m="http://schemas.openxmlformats.org/officeDocument/2006/math" xmlns:v="urn:schemas-microsoft-com:vml" xmlns:wp14="http://schemas.microsoft.com/office/word/2010/wordprocessingDrawing" xmlns:wp="http://schemas.openxmlformats.org/drawingml/2006/wordprocessingDrawing" xmlns:w10="urn:schemas-microsoft-com:office:word" xmlns:w="http://schemas.openxmlformats.org/wordprocessingml/2006/main" xmlns:w14="http://schemas.microsoft.com/office/word/2010/wordml" xmlns:w15="http://schemas.microsoft.com/office/word/2012/wordml" xmlns:w16cex="http://schemas.microsoft.com/office/word/2018/wordml/cex" xmlns:w16cid="http://schemas.microsoft.com/office/word/2016/wordml/cid" xmlns:w16="http://schemas.microsoft.com/office/word/2018/wordml" xmlns:w16du="http://schemas.microsoft.com/office/word/2023/wordml/word16du" xmlns:w16sdtdh="http://schemas.microsoft.com/office/word/2020/wordml/sdtdatahash" xmlns:w16sdtfl="http://schemas.microsoft.com/office/word/2024/wordml/sdtformatlock" xmlns:w16se="http://schemas.microsoft.com/office/word/2015/wordml/symex" xmlns:wpg="http://schemas.microsoft.com/office/word/2010/wordprocessingGroup" xmlns:wpi="http://schemas.microsoft.com/office/word/2010/wordprocessingInk" xmlns:wne="http://schemas.microsoft.com/office/word/2006/wordml" xmlns:wps="http://schemas.microsoft.com/office/word/2010/wordprocessingShape" mc:Ignorable="w14 w15 w16se w16cid w16 w16cex w16sdtdh w16sdtfl w16du wp14">
   <w:footnote w:type="separator" w:id="-1">
     <w:p>
       <w:pPr>
@@ -15644,7 +20307,7 @@
 </file>
 
 <file path=word/header1.xml><?xml version="1.0" encoding="utf-8"?>
-<w:hdr xmlns:wpc="http://schemas.microsoft.com/office/word/2010/wordprocessingCanvas" xmlns:cx="http://schemas.microsoft.com/office/drawing/2014/chartex" xmlns:cx1="http://schemas.microsoft.com/office/drawing/2015/9/8/chartex" xmlns:cx2="http://schemas.microsoft.com/office/drawing/2015/10/21/chartex" xmlns:cx3="http://schemas.microsoft.com/office/drawing/2016/5/9/chartex" xmlns:cx4="http://schemas.microsoft.com/office/drawing/2016/5/10/chartex" xmlns:cx5="http://schemas.microsoft.com/office/drawing/2016/5/11/chartex" xmlns:cx6="http://schemas.microsoft.com/office/drawing/2016/5/12/chartex" xmlns:cx7="http://schemas.microsoft.com/office/drawing/2016/5/13/chartex" xmlns:cx8="http://schemas.microsoft.com/office/drawing/2016/5/14/chartex" xmlns:mc="http://schemas.openxmlformats.org/markup-compatibility/2006" xmlns:aink="http://schemas.microsoft.com/office/drawing/2016/ink" xmlns:am3d="http://schemas.microsoft.com/office/drawing/2017/model3d" xmlns:o="urn:schemas-microsoft-com:office:office" xmlns:oel="http://schemas.microsoft.com/office/2019/extlst" xmlns:r="http://schemas.openxmlformats.org/officeDocument/2006/relationships" xmlns:m="http://schemas.openxmlformats.org/officeDocument/2006/math" xmlns:v="urn:schemas-microsoft-com:vml" xmlns:wp14="http://schemas.microsoft.com/office/word/2010/wordprocessingDrawing" xmlns:wp="http://schemas.openxmlformats.org/drawingml/2006/wordprocessingDrawing" xmlns:w10="urn:schemas-microsoft-com:office:word" xmlns:w="http://schemas.openxmlformats.org/wordprocessingml/2006/main" xmlns:w14="http://schemas.microsoft.com/office/word/2010/wordml" xmlns:w15="http://schemas.microsoft.com/office/word/2012/wordml" xmlns:w16cex="http://schemas.microsoft.com/office/word/2018/wordml/cex" xmlns:w16cid="http://schemas.microsoft.com/office/word/2016/wordml/cid" xmlns:w16="http://schemas.microsoft.com/office/word/2018/wordml" xmlns:w16sdtdh="http://schemas.microsoft.com/office/word/2020/wordml/sdtdatahash" xmlns:w16se="http://schemas.microsoft.com/office/word/2015/wordml/symex" xmlns:wpg="http://schemas.microsoft.com/office/word/2010/wordprocessingGroup" xmlns:wpi="http://schemas.microsoft.com/office/word/2010/wordprocessingInk" xmlns:wne="http://schemas.microsoft.com/office/word/2006/wordml" xmlns:wps="http://schemas.microsoft.com/office/word/2010/wordprocessingShape" mc:Ignorable="w14 w15 w16se w16cid w16 w16cex w16sdtdh wp14">
+<w:hdr xmlns:wpc="http://schemas.microsoft.com/office/word/2010/wordprocessingCanvas" xmlns:cx="http://schemas.microsoft.com/office/drawing/2014/chartex" xmlns:cx1="http://schemas.microsoft.com/office/drawing/2015/9/8/chartex" xmlns:cx2="http://schemas.microsoft.com/office/drawing/2015/10/21/chartex" xmlns:cx3="http://schemas.microsoft.com/office/drawing/2016/5/9/chartex" xmlns:cx4="http://schemas.microsoft.com/office/drawing/2016/5/10/chartex" xmlns:cx5="http://schemas.microsoft.com/office/drawing/2016/5/11/chartex" xmlns:cx6="http://schemas.microsoft.com/office/drawing/2016/5/12/chartex" xmlns:cx7="http://schemas.microsoft.com/office/drawing/2016/5/13/chartex" xmlns:cx8="http://schemas.microsoft.com/office/drawing/2016/5/14/chartex" xmlns:mc="http://schemas.openxmlformats.org/markup-compatibility/2006" xmlns:aink="http://schemas.microsoft.com/office/drawing/2016/ink" xmlns:am3d="http://schemas.microsoft.com/office/drawing/2017/model3d" xmlns:o="urn:schemas-microsoft-com:office:office" xmlns:oel="http://schemas.microsoft.com/office/2019/extlst" xmlns:r="http://schemas.openxmlformats.org/officeDocument/2006/relationships" xmlns:m="http://schemas.openxmlformats.org/officeDocument/2006/math" xmlns:v="urn:schemas-microsoft-com:vml" xmlns:wp14="http://schemas.microsoft.com/office/word/2010/wordprocessingDrawing" xmlns:wp="http://schemas.openxmlformats.org/drawingml/2006/wordprocessingDrawing" xmlns:w10="urn:schemas-microsoft-com:office:word" xmlns:w="http://schemas.openxmlformats.org/wordprocessingml/2006/main" xmlns:w14="http://schemas.microsoft.com/office/word/2010/wordml" xmlns:w15="http://schemas.microsoft.com/office/word/2012/wordml" xmlns:w16cex="http://schemas.microsoft.com/office/word/2018/wordml/cex" xmlns:w16cid="http://schemas.microsoft.com/office/word/2016/wordml/cid" xmlns:w16="http://schemas.microsoft.com/office/word/2018/wordml" xmlns:w16du="http://schemas.microsoft.com/office/word/2023/wordml/word16du" xmlns:w16sdtdh="http://schemas.microsoft.com/office/word/2020/wordml/sdtdatahash" xmlns:w16sdtfl="http://schemas.microsoft.com/office/word/2024/wordml/sdtformatlock" xmlns:w16se="http://schemas.microsoft.com/office/word/2015/wordml/symex" xmlns:wpg="http://schemas.microsoft.com/office/word/2010/wordprocessingGroup" xmlns:wpi="http://schemas.microsoft.com/office/word/2010/wordprocessingInk" xmlns:wne="http://schemas.microsoft.com/office/word/2006/wordml" xmlns:wps="http://schemas.microsoft.com/office/word/2010/wordprocessingShape" mc:Ignorable="w14 w15 w16se w16cid w16 w16cex w16sdtdh w16sdtfl w16du wp14">
   <w:p>
     <w:pPr>
       <w:pStyle w:val="Header"/>
@@ -15665,7 +20328,7 @@
 </file>
 
 <file path=word/header2.xml><?xml version="1.0" encoding="utf-8"?>
-<w:hdr xmlns:wpc="http://schemas.microsoft.com/office/word/2010/wordprocessingCanvas" xmlns:cx="http://schemas.microsoft.com/office/drawing/2014/chartex" xmlns:cx1="http://schemas.microsoft.com/office/drawing/2015/9/8/chartex" xmlns:cx2="http://schemas.microsoft.com/office/drawing/2015/10/21/chartex" xmlns:cx3="http://schemas.microsoft.com/office/drawing/2016/5/9/chartex" xmlns:cx4="http://schemas.microsoft.com/office/drawing/2016/5/10/chartex" xmlns:cx5="http://schemas.microsoft.com/office/drawing/2016/5/11/chartex" xmlns:cx6="http://schemas.microsoft.com/office/drawing/2016/5/12/chartex" xmlns:cx7="http://schemas.microsoft.com/office/drawing/2016/5/13/chartex" xmlns:cx8="http://schemas.microsoft.com/office/drawing/2016/5/14/chartex" xmlns:mc="http://schemas.openxmlformats.org/markup-compatibility/2006" xmlns:aink="http://schemas.microsoft.com/office/drawing/2016/ink" xmlns:am3d="http://schemas.microsoft.com/office/drawing/2017/model3d" xmlns:o="urn:schemas-microsoft-com:office:office" xmlns:oel="http://schemas.microsoft.com/office/2019/extlst" xmlns:r="http://schemas.openxmlformats.org/officeDocument/2006/relationships" xmlns:m="http://schemas.openxmlformats.org/officeDocument/2006/math" xmlns:v="urn:schemas-microsoft-com:vml" xmlns:wp14="http://schemas.microsoft.com/office/word/2010/wordprocessingDrawing" xmlns:wp="http://schemas.openxmlformats.org/drawingml/2006/wordprocessingDrawing" xmlns:w10="urn:schemas-microsoft-com:office:word" xmlns:w="http://schemas.openxmlformats.org/wordprocessingml/2006/main" xmlns:w14="http://schemas.microsoft.com/office/word/2010/wordml" xmlns:w15="http://schemas.microsoft.com/office/word/2012/wordml" xmlns:w16cex="http://schemas.microsoft.com/office/word/2018/wordml/cex" xmlns:w16cid="http://schemas.microsoft.com/office/word/2016/wordml/cid" xmlns:w16="http://schemas.microsoft.com/office/word/2018/wordml" xmlns:w16sdtdh="http://schemas.microsoft.com/office/word/2020/wordml/sdtdatahash" xmlns:w16se="http://schemas.microsoft.com/office/word/2015/wordml/symex" xmlns:wpg="http://schemas.microsoft.com/office/word/2010/wordprocessingGroup" xmlns:wpi="http://schemas.microsoft.com/office/word/2010/wordprocessingInk" xmlns:wne="http://schemas.microsoft.com/office/word/2006/wordml" xmlns:wps="http://schemas.microsoft.com/office/word/2010/wordprocessingShape" mc:Ignorable="w14 w15 w16se w16cid w16 w16cex w16sdtdh wp14">
+<w:hdr xmlns:wpc="http://schemas.microsoft.com/office/word/2010/wordprocessingCanvas" xmlns:cx="http://schemas.microsoft.com/office/drawing/2014/chartex" xmlns:cx1="http://schemas.microsoft.com/office/drawing/2015/9/8/chartex" xmlns:cx2="http://schemas.microsoft.com/office/drawing/2015/10/21/chartex" xmlns:cx3="http://schemas.microsoft.com/office/drawing/2016/5/9/chartex" xmlns:cx4="http://schemas.microsoft.com/office/drawing/2016/5/10/chartex" xmlns:cx5="http://schemas.microsoft.com/office/drawing/2016/5/11/chartex" xmlns:cx6="http://schemas.microsoft.com/office/drawing/2016/5/12/chartex" xmlns:cx7="http://schemas.microsoft.com/office/drawing/2016/5/13/chartex" xmlns:cx8="http://schemas.microsoft.com/office/drawing/2016/5/14/chartex" xmlns:mc="http://schemas.openxmlformats.org/markup-compatibility/2006" xmlns:aink="http://schemas.microsoft.com/office/drawing/2016/ink" xmlns:am3d="http://schemas.microsoft.com/office/drawing/2017/model3d" xmlns:o="urn:schemas-microsoft-com:office:office" xmlns:oel="http://schemas.microsoft.com/office/2019/extlst" xmlns:r="http://schemas.openxmlformats.org/officeDocument/2006/relationships" xmlns:m="http://schemas.openxmlformats.org/officeDocument/2006/math" xmlns:v="urn:schemas-microsoft-com:vml" xmlns:wp14="http://schemas.microsoft.com/office/word/2010/wordprocessingDrawing" xmlns:wp="http://schemas.openxmlformats.org/drawingml/2006/wordprocessingDrawing" xmlns:w10="urn:schemas-microsoft-com:office:word" xmlns:w="http://schemas.openxmlformats.org/wordprocessingml/2006/main" xmlns:w14="http://schemas.microsoft.com/office/word/2010/wordml" xmlns:w15="http://schemas.microsoft.com/office/word/2012/wordml" xmlns:w16cex="http://schemas.microsoft.com/office/word/2018/wordml/cex" xmlns:w16cid="http://schemas.microsoft.com/office/word/2016/wordml/cid" xmlns:w16="http://schemas.microsoft.com/office/word/2018/wordml" xmlns:w16du="http://schemas.microsoft.com/office/word/2023/wordml/word16du" xmlns:w16sdtdh="http://schemas.microsoft.com/office/word/2020/wordml/sdtdatahash" xmlns:w16sdtfl="http://schemas.microsoft.com/office/word/2024/wordml/sdtformatlock" xmlns:w16se="http://schemas.microsoft.com/office/word/2015/wordml/symex" xmlns:wpg="http://schemas.microsoft.com/office/word/2010/wordprocessingGroup" xmlns:wpi="http://schemas.microsoft.com/office/word/2010/wordprocessingInk" xmlns:wne="http://schemas.microsoft.com/office/word/2006/wordml" xmlns:wps="http://schemas.microsoft.com/office/word/2010/wordprocessingShape" mc:Ignorable="w14 w15 w16se w16cid w16 w16cex w16sdtdh w16sdtfl w16du wp14">
   <w:p>
     <w:pPr>
       <w:pStyle w:val="Header"/>
@@ -15678,7 +20341,7 @@
 </file>
 
 <file path=word/styles.xml><?xml version="1.0" encoding="utf-8"?>
-<w:styles xmlns:mc="http://schemas.openxmlformats.org/markup-compatibility/2006" xmlns:r="http://schemas.openxmlformats.org/officeDocument/2006/relationships" xmlns:w="http://schemas.openxmlformats.org/wordprocessingml/2006/main" xmlns:w14="http://schemas.microsoft.com/office/word/2010/wordml" xmlns:w15="http://schemas.microsoft.com/office/word/2012/wordml" xmlns:w16cex="http://schemas.microsoft.com/office/word/2018/wordml/cex" xmlns:w16cid="http://schemas.microsoft.com/office/word/2016/wordml/cid" xmlns:w16="http://schemas.microsoft.com/office/word/2018/wordml" xmlns:w16sdtdh="http://schemas.microsoft.com/office/word/2020/wordml/sdtdatahash" xmlns:w16se="http://schemas.microsoft.com/office/word/2015/wordml/symex" mc:Ignorable="w14 w15 w16se w16cid w16 w16cex w16sdtdh">
+<w:styles xmlns:mc="http://schemas.openxmlformats.org/markup-compatibility/2006" xmlns:r="http://schemas.openxmlformats.org/officeDocument/2006/relationships" xmlns:w="http://schemas.openxmlformats.org/wordprocessingml/2006/main" xmlns:w14="http://schemas.microsoft.com/office/word/2010/wordml" xmlns:w15="http://schemas.microsoft.com/office/word/2012/wordml" xmlns:w16cex="http://schemas.microsoft.com/office/word/2018/wordml/cex" xmlns:w16cid="http://schemas.microsoft.com/office/word/2016/wordml/cid" xmlns:w16="http://schemas.microsoft.com/office/word/2018/wordml" xmlns:w16du="http://schemas.microsoft.com/office/word/2023/wordml/word16du" xmlns:w16sdtdh="http://schemas.microsoft.com/office/word/2020/wordml/sdtdatahash" xmlns:w16sdtfl="http://schemas.microsoft.com/office/word/2024/wordml/sdtformatlock" xmlns:w16se="http://schemas.microsoft.com/office/word/2015/wordml/symex" mc:Ignorable="w14 w15 w16se w16cid w16 w16cex w16sdtdh w16sdtfl w16du">
   <w:docDefaults>
     <w:rPrDefault>
       <w:rPr>
